--- a/6_semester/Автоматизированные системы управления элементами промышленных и административных объектов/ПР9/ПР9_Павлов_НС.docx
+++ b/6_semester/Автоматизированные системы управления элементами промышленных и административных объектов/ПР9/ПР9_Павлов_НС.docx
@@ -813,7 +813,21 @@
           <w:sz w:val="28"/>
         </w:rPr>
         <w:tab/>
-        <w:t>«____»____________ 202</w:t>
+        <w:t>«___</w:t>
+      </w:r>
+      <w:proofErr w:type="gramStart"/>
+      <w:r>
+        <w:rPr>
+          <w:sz w:val="28"/>
+        </w:rPr>
+        <w:t>_»_</w:t>
+      </w:r>
+      <w:proofErr w:type="gramEnd"/>
+      <w:r>
+        <w:rPr>
+          <w:sz w:val="28"/>
+        </w:rPr>
+        <w:t>___________ 202</w:t>
       </w:r>
       <w:r>
         <w:rPr>
@@ -1109,7 +1123,7 @@
           <w:r>
             <w:fldChar w:fldCharType="separate"/>
           </w:r>
-          <w:hyperlink w:anchor="_Toc227610247" w:history="1">
+          <w:hyperlink w:anchor="_Toc228460035" w:history="1">
             <w:r>
               <w:rPr>
                 <w:rStyle w:val="a8"/>
@@ -1155,7 +1169,7 @@
                 <w:noProof/>
                 <w:webHidden/>
               </w:rPr>
-              <w:instrText xml:space="preserve"> PAGEREF _Toc227610247 \h </w:instrText>
+              <w:instrText xml:space="preserve"> PAGEREF _Toc228460035 \h </w:instrText>
             </w:r>
             <w:r>
               <w:rPr>
@@ -1203,7 +1217,7 @@
               <w14:ligatures w14:val="standardContextual"/>
             </w:rPr>
           </w:pPr>
-          <w:hyperlink w:anchor="_Toc227610248" w:history="1">
+          <w:hyperlink w:anchor="_Toc228460036" w:history="1">
             <w:r>
               <w:rPr>
                 <w:rStyle w:val="a8"/>
@@ -1288,7 +1302,7 @@
                 <w:noProof/>
                 <w:webHidden/>
               </w:rPr>
-              <w:instrText xml:space="preserve"> PAGEREF _Toc227610248 \h </w:instrText>
+              <w:instrText xml:space="preserve"> PAGEREF _Toc228460036 \h </w:instrText>
             </w:r>
             <w:r>
               <w:rPr>
@@ -1335,7 +1349,7 @@
               <w14:ligatures w14:val="standardContextual"/>
             </w:rPr>
           </w:pPr>
-          <w:hyperlink w:anchor="_Toc227610249" w:history="1">
+          <w:hyperlink w:anchor="_Toc228460037" w:history="1">
             <w:r>
               <w:rPr>
                 <w:rStyle w:val="a8"/>
@@ -1396,7 +1410,7 @@
                 <w:noProof/>
                 <w:webHidden/>
               </w:rPr>
-              <w:instrText xml:space="preserve"> PAGEREF _Toc227610249 \h </w:instrText>
+              <w:instrText xml:space="preserve"> PAGEREF _Toc228460037 \h </w:instrText>
             </w:r>
             <w:r>
               <w:rPr>
@@ -1443,7 +1457,7 @@
               <w14:ligatures w14:val="standardContextual"/>
             </w:rPr>
           </w:pPr>
-          <w:hyperlink w:anchor="_Toc227610250" w:history="1">
+          <w:hyperlink w:anchor="_Toc228460038" w:history="1">
             <w:r>
               <w:rPr>
                 <w:rStyle w:val="a8"/>
@@ -1488,7 +1502,7 @@
                 <w:noProof/>
                 <w:webHidden/>
               </w:rPr>
-              <w:instrText xml:space="preserve"> PAGEREF _Toc227610250 \h </w:instrText>
+              <w:instrText xml:space="preserve"> PAGEREF _Toc228460038 \h </w:instrText>
             </w:r>
             <w:r>
               <w:rPr>
@@ -1535,7 +1549,7 @@
               <w14:ligatures w14:val="standardContextual"/>
             </w:rPr>
           </w:pPr>
-          <w:hyperlink w:anchor="_Toc227610251" w:history="1">
+          <w:hyperlink w:anchor="_Toc228460039" w:history="1">
             <w:r>
               <w:rPr>
                 <w:rStyle w:val="a8"/>
@@ -1580,7 +1594,7 @@
                 <w:noProof/>
                 <w:webHidden/>
               </w:rPr>
-              <w:instrText xml:space="preserve"> PAGEREF _Toc227610251 \h </w:instrText>
+              <w:instrText xml:space="preserve"> PAGEREF _Toc228460039 \h </w:instrText>
             </w:r>
             <w:r>
               <w:rPr>
@@ -1627,7 +1641,7 @@
               <w14:ligatures w14:val="standardContextual"/>
             </w:rPr>
           </w:pPr>
-          <w:hyperlink w:anchor="_Toc227610252" w:history="1">
+          <w:hyperlink w:anchor="_Toc228460040" w:history="1">
             <w:r>
               <w:rPr>
                 <w:rStyle w:val="a8"/>
@@ -1672,7 +1686,7 @@
                 <w:noProof/>
                 <w:webHidden/>
               </w:rPr>
-              <w:instrText xml:space="preserve"> PAGEREF _Toc227610252 \h </w:instrText>
+              <w:instrText xml:space="preserve"> PAGEREF _Toc228460040 \h </w:instrText>
             </w:r>
             <w:r>
               <w:rPr>
@@ -1719,7 +1733,7 @@
               <w14:ligatures w14:val="standardContextual"/>
             </w:rPr>
           </w:pPr>
-          <w:hyperlink w:anchor="_Toc227610253" w:history="1">
+          <w:hyperlink w:anchor="_Toc228460041" w:history="1">
             <w:r>
               <w:rPr>
                 <w:rStyle w:val="a8"/>
@@ -1764,7 +1778,7 @@
                 <w:noProof/>
                 <w:webHidden/>
               </w:rPr>
-              <w:instrText xml:space="preserve"> PAGEREF _Toc227610253 \h </w:instrText>
+              <w:instrText xml:space="preserve"> PAGEREF _Toc228460041 \h </w:instrText>
             </w:r>
             <w:r>
               <w:rPr>
@@ -1812,7 +1826,7 @@
               <w14:ligatures w14:val="standardContextual"/>
             </w:rPr>
           </w:pPr>
-          <w:hyperlink w:anchor="_Toc227610254" w:history="1">
+          <w:hyperlink w:anchor="_Toc228460042" w:history="1">
             <w:r>
               <w:rPr>
                 <w:rStyle w:val="a8"/>
@@ -1858,7 +1872,7 @@
                 <w:noProof/>
                 <w:webHidden/>
               </w:rPr>
-              <w:instrText xml:space="preserve"> PAGEREF _Toc227610254 \h </w:instrText>
+              <w:instrText xml:space="preserve"> PAGEREF _Toc228460042 \h </w:instrText>
             </w:r>
             <w:r>
               <w:rPr>
@@ -1905,7 +1919,7 @@
               <w14:ligatures w14:val="standardContextual"/>
             </w:rPr>
           </w:pPr>
-          <w:hyperlink w:anchor="_Toc227610255" w:history="1">
+          <w:hyperlink w:anchor="_Toc228460043" w:history="1">
             <w:r>
               <w:rPr>
                 <w:rStyle w:val="a8"/>
@@ -1950,7 +1964,7 @@
                 <w:noProof/>
                 <w:webHidden/>
               </w:rPr>
-              <w:instrText xml:space="preserve"> PAGEREF _Toc227610255 \h </w:instrText>
+              <w:instrText xml:space="preserve"> PAGEREF _Toc228460043 \h </w:instrText>
             </w:r>
             <w:r>
               <w:rPr>
@@ -1997,7 +2011,7 @@
               <w14:ligatures w14:val="standardContextual"/>
             </w:rPr>
           </w:pPr>
-          <w:hyperlink w:anchor="_Toc227610256" w:history="1">
+          <w:hyperlink w:anchor="_Toc228460044" w:history="1">
             <w:r>
               <w:rPr>
                 <w:rStyle w:val="a8"/>
@@ -2042,7 +2056,7 @@
                 <w:noProof/>
                 <w:webHidden/>
               </w:rPr>
-              <w:instrText xml:space="preserve"> PAGEREF _Toc227610256 \h </w:instrText>
+              <w:instrText xml:space="preserve"> PAGEREF _Toc228460044 \h </w:instrText>
             </w:r>
             <w:r>
               <w:rPr>
@@ -2089,7 +2103,7 @@
               <w14:ligatures w14:val="standardContextual"/>
             </w:rPr>
           </w:pPr>
-          <w:hyperlink w:anchor="_Toc227610257" w:history="1">
+          <w:hyperlink w:anchor="_Toc228460045" w:history="1">
             <w:r>
               <w:rPr>
                 <w:rStyle w:val="a8"/>
@@ -2134,7 +2148,7 @@
                 <w:noProof/>
                 <w:webHidden/>
               </w:rPr>
-              <w:instrText xml:space="preserve"> PAGEREF _Toc227610257 \h </w:instrText>
+              <w:instrText xml:space="preserve"> PAGEREF _Toc228460045 \h </w:instrText>
             </w:r>
             <w:r>
               <w:rPr>
@@ -2181,7 +2195,7 @@
               <w14:ligatures w14:val="standardContextual"/>
             </w:rPr>
           </w:pPr>
-          <w:hyperlink w:anchor="_Toc227610258" w:history="1">
+          <w:hyperlink w:anchor="_Toc228460046" w:history="1">
             <w:r>
               <w:rPr>
                 <w:rStyle w:val="a8"/>
@@ -2226,7 +2240,7 @@
                 <w:noProof/>
                 <w:webHidden/>
               </w:rPr>
-              <w:instrText xml:space="preserve"> PAGEREF _Toc227610258 \h </w:instrText>
+              <w:instrText xml:space="preserve"> PAGEREF _Toc228460046 \h </w:instrText>
             </w:r>
             <w:r>
               <w:rPr>
@@ -2273,7 +2287,7 @@
               <w14:ligatures w14:val="standardContextual"/>
             </w:rPr>
           </w:pPr>
-          <w:hyperlink w:anchor="_Toc227610259" w:history="1">
+          <w:hyperlink w:anchor="_Toc228460047" w:history="1">
             <w:r>
               <w:rPr>
                 <w:rStyle w:val="a8"/>
@@ -2318,7 +2332,7 @@
                 <w:noProof/>
                 <w:webHidden/>
               </w:rPr>
-              <w:instrText xml:space="preserve"> PAGEREF _Toc227610259 \h </w:instrText>
+              <w:instrText xml:space="preserve"> PAGEREF _Toc228460047 \h </w:instrText>
             </w:r>
             <w:r>
               <w:rPr>
@@ -2366,7 +2380,7 @@
               <w14:ligatures w14:val="standardContextual"/>
             </w:rPr>
           </w:pPr>
-          <w:hyperlink w:anchor="_Toc227610260" w:history="1">
+          <w:hyperlink w:anchor="_Toc228460048" w:history="1">
             <w:r>
               <w:rPr>
                 <w:rStyle w:val="a8"/>
@@ -2412,7 +2426,7 @@
                 <w:noProof/>
                 <w:webHidden/>
               </w:rPr>
-              <w:instrText xml:space="preserve"> PAGEREF _Toc227610260 \h </w:instrText>
+              <w:instrText xml:space="preserve"> PAGEREF _Toc228460048 \h </w:instrText>
             </w:r>
             <w:r>
               <w:rPr>
@@ -2459,7 +2473,7 @@
               <w14:ligatures w14:val="standardContextual"/>
             </w:rPr>
           </w:pPr>
-          <w:hyperlink w:anchor="_Toc227610261" w:history="1">
+          <w:hyperlink w:anchor="_Toc228460049" w:history="1">
             <w:r>
               <w:rPr>
                 <w:rStyle w:val="a8"/>
@@ -2504,7 +2518,7 @@
                 <w:noProof/>
                 <w:webHidden/>
               </w:rPr>
-              <w:instrText xml:space="preserve"> PAGEREF _Toc227610261 \h </w:instrText>
+              <w:instrText xml:space="preserve"> PAGEREF _Toc228460049 \h </w:instrText>
             </w:r>
             <w:r>
               <w:rPr>
@@ -2551,7 +2565,7 @@
               <w14:ligatures w14:val="standardContextual"/>
             </w:rPr>
           </w:pPr>
-          <w:hyperlink w:anchor="_Toc227610262" w:history="1">
+          <w:hyperlink w:anchor="_Toc228460050" w:history="1">
             <w:r>
               <w:rPr>
                 <w:rStyle w:val="a8"/>
@@ -2596,7 +2610,7 @@
                 <w:noProof/>
                 <w:webHidden/>
               </w:rPr>
-              <w:instrText xml:space="preserve"> PAGEREF _Toc227610262 \h </w:instrText>
+              <w:instrText xml:space="preserve"> PAGEREF _Toc228460050 \h </w:instrText>
             </w:r>
             <w:r>
               <w:rPr>
@@ -2643,7 +2657,7 @@
               <w14:ligatures w14:val="standardContextual"/>
             </w:rPr>
           </w:pPr>
-          <w:hyperlink w:anchor="_Toc227610263" w:history="1">
+          <w:hyperlink w:anchor="_Toc228460051" w:history="1">
             <w:r>
               <w:rPr>
                 <w:rStyle w:val="a8"/>
@@ -2688,7 +2702,7 @@
                 <w:noProof/>
                 <w:webHidden/>
               </w:rPr>
-              <w:instrText xml:space="preserve"> PAGEREF _Toc227610263 \h </w:instrText>
+              <w:instrText xml:space="preserve"> PAGEREF _Toc228460051 \h </w:instrText>
             </w:r>
             <w:r>
               <w:rPr>
@@ -2735,7 +2749,7 @@
               <w14:ligatures w14:val="standardContextual"/>
             </w:rPr>
           </w:pPr>
-          <w:hyperlink w:anchor="_Toc227610264" w:history="1">
+          <w:hyperlink w:anchor="_Toc228460052" w:history="1">
             <w:r>
               <w:rPr>
                 <w:rStyle w:val="a8"/>
@@ -2780,7 +2794,7 @@
                 <w:noProof/>
                 <w:webHidden/>
               </w:rPr>
-              <w:instrText xml:space="preserve"> PAGEREF _Toc227610264 \h </w:instrText>
+              <w:instrText xml:space="preserve"> PAGEREF _Toc228460052 \h </w:instrText>
             </w:r>
             <w:r>
               <w:rPr>
@@ -2827,7 +2841,7 @@
               <w14:ligatures w14:val="standardContextual"/>
             </w:rPr>
           </w:pPr>
-          <w:hyperlink w:anchor="_Toc227610265" w:history="1">
+          <w:hyperlink w:anchor="_Toc228460053" w:history="1">
             <w:r>
               <w:rPr>
                 <w:rStyle w:val="a8"/>
@@ -2872,7 +2886,7 @@
                 <w:noProof/>
                 <w:webHidden/>
               </w:rPr>
-              <w:instrText xml:space="preserve"> PAGEREF _Toc227610265 \h </w:instrText>
+              <w:instrText xml:space="preserve"> PAGEREF _Toc228460053 \h </w:instrText>
             </w:r>
             <w:r>
               <w:rPr>
@@ -2920,7 +2934,7 @@
               <w14:ligatures w14:val="standardContextual"/>
             </w:rPr>
           </w:pPr>
-          <w:hyperlink w:anchor="_Toc227610266" w:history="1">
+          <w:hyperlink w:anchor="_Toc228460054" w:history="1">
             <w:r>
               <w:rPr>
                 <w:rStyle w:val="a8"/>
@@ -2968,7 +2982,7 @@
                 <w:noProof/>
                 <w:webHidden/>
               </w:rPr>
-              <w:instrText xml:space="preserve"> PAGEREF _Toc227610266 \h </w:instrText>
+              <w:instrText xml:space="preserve"> PAGEREF _Toc228460054 \h </w:instrText>
             </w:r>
             <w:r>
               <w:rPr>
@@ -2988,7 +3002,7 @@
                 <w:noProof/>
                 <w:webHidden/>
               </w:rPr>
-              <w:t>10</w:t>
+              <w:t>11</w:t>
             </w:r>
             <w:r>
               <w:rPr>
@@ -3015,7 +3029,7 @@
               <w14:ligatures w14:val="standardContextual"/>
             </w:rPr>
           </w:pPr>
-          <w:hyperlink w:anchor="_Toc227610267" w:history="1">
+          <w:hyperlink w:anchor="_Toc228460055" w:history="1">
             <w:r>
               <w:rPr>
                 <w:rStyle w:val="a8"/>
@@ -3060,7 +3074,7 @@
                 <w:noProof/>
                 <w:webHidden/>
               </w:rPr>
-              <w:instrText xml:space="preserve"> PAGEREF _Toc227610267 \h </w:instrText>
+              <w:instrText xml:space="preserve"> PAGEREF _Toc228460055 \h </w:instrText>
             </w:r>
             <w:r>
               <w:rPr>
@@ -3080,7 +3094,7 @@
                 <w:noProof/>
                 <w:webHidden/>
               </w:rPr>
-              <w:t>10</w:t>
+              <w:t>11</w:t>
             </w:r>
             <w:r>
               <w:rPr>
@@ -3107,7 +3121,7 @@
               <w14:ligatures w14:val="standardContextual"/>
             </w:rPr>
           </w:pPr>
-          <w:hyperlink w:anchor="_Toc227610268" w:history="1">
+          <w:hyperlink w:anchor="_Toc228460056" w:history="1">
             <w:r>
               <w:rPr>
                 <w:rStyle w:val="a8"/>
@@ -3152,7 +3166,7 @@
                 <w:noProof/>
                 <w:webHidden/>
               </w:rPr>
-              <w:instrText xml:space="preserve"> PAGEREF _Toc227610268 \h </w:instrText>
+              <w:instrText xml:space="preserve"> PAGEREF _Toc228460056 \h </w:instrText>
             </w:r>
             <w:r>
               <w:rPr>
@@ -3199,7 +3213,7 @@
               <w14:ligatures w14:val="standardContextual"/>
             </w:rPr>
           </w:pPr>
-          <w:hyperlink w:anchor="_Toc227610269" w:history="1">
+          <w:hyperlink w:anchor="_Toc228460057" w:history="1">
             <w:r>
               <w:rPr>
                 <w:rStyle w:val="a8"/>
@@ -3244,7 +3258,7 @@
                 <w:noProof/>
                 <w:webHidden/>
               </w:rPr>
-              <w:instrText xml:space="preserve"> PAGEREF _Toc227610269 \h </w:instrText>
+              <w:instrText xml:space="preserve"> PAGEREF _Toc228460057 \h </w:instrText>
             </w:r>
             <w:r>
               <w:rPr>
@@ -3291,7 +3305,7 @@
               <w14:ligatures w14:val="standardContextual"/>
             </w:rPr>
           </w:pPr>
-          <w:hyperlink w:anchor="_Toc227610270" w:history="1">
+          <w:hyperlink w:anchor="_Toc228460058" w:history="1">
             <w:r>
               <w:rPr>
                 <w:rStyle w:val="a8"/>
@@ -3336,7 +3350,7 @@
                 <w:noProof/>
                 <w:webHidden/>
               </w:rPr>
-              <w:instrText xml:space="preserve"> PAGEREF _Toc227610270 \h </w:instrText>
+              <w:instrText xml:space="preserve"> PAGEREF _Toc228460058 \h </w:instrText>
             </w:r>
             <w:r>
               <w:rPr>
@@ -3383,7 +3397,7 @@
               <w14:ligatures w14:val="standardContextual"/>
             </w:rPr>
           </w:pPr>
-          <w:hyperlink w:anchor="_Toc227610271" w:history="1">
+          <w:hyperlink w:anchor="_Toc228460059" w:history="1">
             <w:r>
               <w:rPr>
                 <w:rStyle w:val="a8"/>
@@ -3428,7 +3442,7 @@
                 <w:noProof/>
                 <w:webHidden/>
               </w:rPr>
-              <w:instrText xml:space="preserve"> PAGEREF _Toc227610271 \h </w:instrText>
+              <w:instrText xml:space="preserve"> PAGEREF _Toc228460059 \h </w:instrText>
             </w:r>
             <w:r>
               <w:rPr>
@@ -3476,7 +3490,7 @@
               <w14:ligatures w14:val="standardContextual"/>
             </w:rPr>
           </w:pPr>
-          <w:hyperlink w:anchor="_Toc227610272" w:history="1">
+          <w:hyperlink w:anchor="_Toc228460060" w:history="1">
             <w:r>
               <w:rPr>
                 <w:rStyle w:val="a8"/>
@@ -3524,7 +3538,7 @@
                 <w:noProof/>
                 <w:webHidden/>
               </w:rPr>
-              <w:instrText xml:space="preserve"> PAGEREF _Toc227610272 \h </w:instrText>
+              <w:instrText xml:space="preserve"> PAGEREF _Toc228460060 \h </w:instrText>
             </w:r>
             <w:r>
               <w:rPr>
@@ -3544,7 +3558,7 @@
                 <w:noProof/>
                 <w:webHidden/>
               </w:rPr>
-              <w:t>12</w:t>
+              <w:t>13</w:t>
             </w:r>
             <w:r>
               <w:rPr>
@@ -3571,7 +3585,7 @@
               <w14:ligatures w14:val="standardContextual"/>
             </w:rPr>
           </w:pPr>
-          <w:hyperlink w:anchor="_Toc227610273" w:history="1">
+          <w:hyperlink w:anchor="_Toc228460061" w:history="1">
             <w:r>
               <w:rPr>
                 <w:rStyle w:val="a8"/>
@@ -3616,7 +3630,7 @@
                 <w:noProof/>
                 <w:webHidden/>
               </w:rPr>
-              <w:instrText xml:space="preserve"> PAGEREF _Toc227610273 \h </w:instrText>
+              <w:instrText xml:space="preserve"> PAGEREF _Toc228460061 \h </w:instrText>
             </w:r>
             <w:r>
               <w:rPr>
@@ -3636,7 +3650,7 @@
                 <w:noProof/>
                 <w:webHidden/>
               </w:rPr>
-              <w:t>12</w:t>
+              <w:t>13</w:t>
             </w:r>
             <w:r>
               <w:rPr>
@@ -3663,7 +3677,7 @@
               <w14:ligatures w14:val="standardContextual"/>
             </w:rPr>
           </w:pPr>
-          <w:hyperlink w:anchor="_Toc227610274" w:history="1">
+          <w:hyperlink w:anchor="_Toc228460062" w:history="1">
             <w:r>
               <w:rPr>
                 <w:rStyle w:val="a8"/>
@@ -3708,7 +3722,7 @@
                 <w:noProof/>
                 <w:webHidden/>
               </w:rPr>
-              <w:instrText xml:space="preserve"> PAGEREF _Toc227610274 \h </w:instrText>
+              <w:instrText xml:space="preserve"> PAGEREF _Toc228460062 \h </w:instrText>
             </w:r>
             <w:r>
               <w:rPr>
@@ -3755,7 +3769,7 @@
               <w14:ligatures w14:val="standardContextual"/>
             </w:rPr>
           </w:pPr>
-          <w:hyperlink w:anchor="_Toc227610275" w:history="1">
+          <w:hyperlink w:anchor="_Toc228460063" w:history="1">
             <w:r>
               <w:rPr>
                 <w:rStyle w:val="a8"/>
@@ -3800,7 +3814,7 @@
                 <w:noProof/>
                 <w:webHidden/>
               </w:rPr>
-              <w:instrText xml:space="preserve"> PAGEREF _Toc227610275 \h </w:instrText>
+              <w:instrText xml:space="preserve"> PAGEREF _Toc228460063 \h </w:instrText>
             </w:r>
             <w:r>
               <w:rPr>
@@ -3820,7 +3834,7 @@
                 <w:noProof/>
                 <w:webHidden/>
               </w:rPr>
-              <w:t>13</w:t>
+              <w:t>14</w:t>
             </w:r>
             <w:r>
               <w:rPr>
@@ -3847,7 +3861,7 @@
               <w14:ligatures w14:val="standardContextual"/>
             </w:rPr>
           </w:pPr>
-          <w:hyperlink w:anchor="_Toc227610276" w:history="1">
+          <w:hyperlink w:anchor="_Toc228460064" w:history="1">
             <w:r>
               <w:rPr>
                 <w:rStyle w:val="a8"/>
@@ -3892,7 +3906,7 @@
                 <w:noProof/>
                 <w:webHidden/>
               </w:rPr>
-              <w:instrText xml:space="preserve"> PAGEREF _Toc227610276 \h </w:instrText>
+              <w:instrText xml:space="preserve"> PAGEREF _Toc228460064 \h </w:instrText>
             </w:r>
             <w:r>
               <w:rPr>
@@ -3939,7 +3953,7 @@
               <w14:ligatures w14:val="standardContextual"/>
             </w:rPr>
           </w:pPr>
-          <w:hyperlink w:anchor="_Toc227610277" w:history="1">
+          <w:hyperlink w:anchor="_Toc228460065" w:history="1">
             <w:r>
               <w:rPr>
                 <w:rStyle w:val="a8"/>
@@ -3984,7 +3998,7 @@
                 <w:noProof/>
                 <w:webHidden/>
               </w:rPr>
-              <w:instrText xml:space="preserve"> PAGEREF _Toc227610277 \h </w:instrText>
+              <w:instrText xml:space="preserve"> PAGEREF _Toc228460065 \h </w:instrText>
             </w:r>
             <w:r>
               <w:rPr>
@@ -4031,7 +4045,7 @@
               <w14:ligatures w14:val="standardContextual"/>
             </w:rPr>
           </w:pPr>
-          <w:hyperlink w:anchor="_Toc227610278" w:history="1">
+          <w:hyperlink w:anchor="_Toc228460066" w:history="1">
             <w:r>
               <w:rPr>
                 <w:rStyle w:val="a8"/>
@@ -4078,7 +4092,7 @@
                 <w:noProof/>
                 <w:webHidden/>
               </w:rPr>
-              <w:instrText xml:space="preserve"> PAGEREF _Toc227610278 \h </w:instrText>
+              <w:instrText xml:space="preserve"> PAGEREF _Toc228460066 \h </w:instrText>
             </w:r>
             <w:r>
               <w:rPr>
@@ -4126,7 +4140,7 @@
               <w14:ligatures w14:val="standardContextual"/>
             </w:rPr>
           </w:pPr>
-          <w:hyperlink w:anchor="_Toc227610279" w:history="1">
+          <w:hyperlink w:anchor="_Toc228460067" w:history="1">
             <w:r>
               <w:rPr>
                 <w:rStyle w:val="a8"/>
@@ -4172,7 +4186,7 @@
                 <w:noProof/>
                 <w:webHidden/>
               </w:rPr>
-              <w:instrText xml:space="preserve"> PAGEREF _Toc227610279 \h </w:instrText>
+              <w:instrText xml:space="preserve"> PAGEREF _Toc228460067 \h </w:instrText>
             </w:r>
             <w:r>
               <w:rPr>
@@ -4219,7 +4233,7 @@
               <w14:ligatures w14:val="standardContextual"/>
             </w:rPr>
           </w:pPr>
-          <w:hyperlink w:anchor="_Toc227610280" w:history="1">
+          <w:hyperlink w:anchor="_Toc228460068" w:history="1">
             <w:r>
               <w:rPr>
                 <w:rStyle w:val="a8"/>
@@ -4264,7 +4278,7 @@
                 <w:noProof/>
                 <w:webHidden/>
               </w:rPr>
-              <w:instrText xml:space="preserve"> PAGEREF _Toc227610280 \h </w:instrText>
+              <w:instrText xml:space="preserve"> PAGEREF _Toc228460068 \h </w:instrText>
             </w:r>
             <w:r>
               <w:rPr>
@@ -4311,7 +4325,7 @@
               <w14:ligatures w14:val="standardContextual"/>
             </w:rPr>
           </w:pPr>
-          <w:hyperlink w:anchor="_Toc227610281" w:history="1">
+          <w:hyperlink w:anchor="_Toc228460069" w:history="1">
             <w:r>
               <w:rPr>
                 <w:rStyle w:val="a8"/>
@@ -4356,7 +4370,7 @@
                 <w:noProof/>
                 <w:webHidden/>
               </w:rPr>
-              <w:instrText xml:space="preserve"> PAGEREF _Toc227610281 \h </w:instrText>
+              <w:instrText xml:space="preserve"> PAGEREF _Toc228460069 \h </w:instrText>
             </w:r>
             <w:r>
               <w:rPr>
@@ -4403,7 +4417,7 @@
               <w14:ligatures w14:val="standardContextual"/>
             </w:rPr>
           </w:pPr>
-          <w:hyperlink w:anchor="_Toc227610282" w:history="1">
+          <w:hyperlink w:anchor="_Toc228460070" w:history="1">
             <w:r>
               <w:rPr>
                 <w:rStyle w:val="a8"/>
@@ -4448,7 +4462,7 @@
                 <w:noProof/>
                 <w:webHidden/>
               </w:rPr>
-              <w:instrText xml:space="preserve"> PAGEREF _Toc227610282 \h </w:instrText>
+              <w:instrText xml:space="preserve"> PAGEREF _Toc228460070 \h </w:instrText>
             </w:r>
             <w:r>
               <w:rPr>
@@ -4495,7 +4509,7 @@
               <w14:ligatures w14:val="standardContextual"/>
             </w:rPr>
           </w:pPr>
-          <w:hyperlink w:anchor="_Toc227610283" w:history="1">
+          <w:hyperlink w:anchor="_Toc228460071" w:history="1">
             <w:r>
               <w:rPr>
                 <w:rStyle w:val="a8"/>
@@ -4540,7 +4554,7 @@
                 <w:noProof/>
                 <w:webHidden/>
               </w:rPr>
-              <w:instrText xml:space="preserve"> PAGEREF _Toc227610283 \h </w:instrText>
+              <w:instrText xml:space="preserve"> PAGEREF _Toc228460071 \h </w:instrText>
             </w:r>
             <w:r>
               <w:rPr>
@@ -4587,7 +4601,7 @@
               <w14:ligatures w14:val="standardContextual"/>
             </w:rPr>
           </w:pPr>
-          <w:hyperlink w:anchor="_Toc227610284" w:history="1">
+          <w:hyperlink w:anchor="_Toc228460072" w:history="1">
             <w:r>
               <w:rPr>
                 <w:rStyle w:val="a8"/>
@@ -4632,7 +4646,7 @@
                 <w:noProof/>
                 <w:webHidden/>
               </w:rPr>
-              <w:instrText xml:space="preserve"> PAGEREF _Toc227610284 \h </w:instrText>
+              <w:instrText xml:space="preserve"> PAGEREF _Toc228460072 \h </w:instrText>
             </w:r>
             <w:r>
               <w:rPr>
@@ -4680,7 +4694,7 @@
               <w14:ligatures w14:val="standardContextual"/>
             </w:rPr>
           </w:pPr>
-          <w:hyperlink w:anchor="_Toc227610285" w:history="1">
+          <w:hyperlink w:anchor="_Toc228460073" w:history="1">
             <w:r>
               <w:rPr>
                 <w:rStyle w:val="a8"/>
@@ -4728,7 +4742,7 @@
                 <w:noProof/>
                 <w:webHidden/>
               </w:rPr>
-              <w:instrText xml:space="preserve"> PAGEREF _Toc227610285 \h </w:instrText>
+              <w:instrText xml:space="preserve"> PAGEREF _Toc228460073 \h </w:instrText>
             </w:r>
             <w:r>
               <w:rPr>
@@ -4775,7 +4789,7 @@
               <w14:ligatures w14:val="standardContextual"/>
             </w:rPr>
           </w:pPr>
-          <w:hyperlink w:anchor="_Toc227610286" w:history="1">
+          <w:hyperlink w:anchor="_Toc228460074" w:history="1">
             <w:r>
               <w:rPr>
                 <w:rStyle w:val="a8"/>
@@ -4822,7 +4836,7 @@
                 <w:noProof/>
                 <w:webHidden/>
               </w:rPr>
-              <w:instrText xml:space="preserve"> PAGEREF _Toc227610286 \h </w:instrText>
+              <w:instrText xml:space="preserve"> PAGEREF _Toc228460074 \h </w:instrText>
             </w:r>
             <w:r>
               <w:rPr>
@@ -4869,7 +4883,7 @@
               <w14:ligatures w14:val="standardContextual"/>
             </w:rPr>
           </w:pPr>
-          <w:hyperlink w:anchor="_Toc227610287" w:history="1">
+          <w:hyperlink w:anchor="_Toc228460075" w:history="1">
             <w:r>
               <w:rPr>
                 <w:rStyle w:val="a8"/>
@@ -4929,7 +4943,7 @@
                 <w:noProof/>
                 <w:webHidden/>
               </w:rPr>
-              <w:instrText xml:space="preserve"> PAGEREF _Toc227610287 \h </w:instrText>
+              <w:instrText xml:space="preserve"> PAGEREF _Toc228460075 \h </w:instrText>
             </w:r>
             <w:r>
               <w:rPr>
@@ -4976,7 +4990,7 @@
               <w14:ligatures w14:val="standardContextual"/>
             </w:rPr>
           </w:pPr>
-          <w:hyperlink w:anchor="_Toc227610288" w:history="1">
+          <w:hyperlink w:anchor="_Toc228460076" w:history="1">
             <w:r>
               <w:rPr>
                 <w:rStyle w:val="a8"/>
@@ -5036,7 +5050,7 @@
                 <w:noProof/>
                 <w:webHidden/>
               </w:rPr>
-              <w:instrText xml:space="preserve"> PAGEREF _Toc227610288 \h </w:instrText>
+              <w:instrText xml:space="preserve"> PAGEREF _Toc228460076 \h </w:instrText>
             </w:r>
             <w:r>
               <w:rPr>
@@ -5083,7 +5097,7 @@
               <w14:ligatures w14:val="standardContextual"/>
             </w:rPr>
           </w:pPr>
-          <w:hyperlink w:anchor="_Toc227610289" w:history="1">
+          <w:hyperlink w:anchor="_Toc228460077" w:history="1">
             <w:r>
               <w:rPr>
                 <w:rStyle w:val="a8"/>
@@ -5128,7 +5142,7 @@
                 <w:noProof/>
                 <w:webHidden/>
               </w:rPr>
-              <w:instrText xml:space="preserve"> PAGEREF _Toc227610289 \h </w:instrText>
+              <w:instrText xml:space="preserve"> PAGEREF _Toc228460077 \h </w:instrText>
             </w:r>
             <w:r>
               <w:rPr>
@@ -5175,7 +5189,7 @@
               <w14:ligatures w14:val="standardContextual"/>
             </w:rPr>
           </w:pPr>
-          <w:hyperlink w:anchor="_Toc227610290" w:history="1">
+          <w:hyperlink w:anchor="_Toc228460078" w:history="1">
             <w:r>
               <w:rPr>
                 <w:rStyle w:val="a8"/>
@@ -5220,7 +5234,7 @@
                 <w:noProof/>
                 <w:webHidden/>
               </w:rPr>
-              <w:instrText xml:space="preserve"> PAGEREF _Toc227610290 \h </w:instrText>
+              <w:instrText xml:space="preserve"> PAGEREF _Toc228460078 \h </w:instrText>
             </w:r>
             <w:r>
               <w:rPr>
@@ -5267,7 +5281,7 @@
               <w14:ligatures w14:val="standardContextual"/>
             </w:rPr>
           </w:pPr>
-          <w:hyperlink w:anchor="_Toc227610291" w:history="1">
+          <w:hyperlink w:anchor="_Toc228460079" w:history="1">
             <w:r>
               <w:rPr>
                 <w:rStyle w:val="a8"/>
@@ -5314,7 +5328,7 @@
                 <w:noProof/>
                 <w:webHidden/>
               </w:rPr>
-              <w:instrText xml:space="preserve"> PAGEREF _Toc227610291 \h </w:instrText>
+              <w:instrText xml:space="preserve"> PAGEREF _Toc228460079 \h </w:instrText>
             </w:r>
             <w:r>
               <w:rPr>
@@ -5362,7 +5376,7 @@
               <w14:ligatures w14:val="standardContextual"/>
             </w:rPr>
           </w:pPr>
-          <w:hyperlink w:anchor="_Toc227610292" w:history="1">
+          <w:hyperlink w:anchor="_Toc228460080" w:history="1">
             <w:r>
               <w:rPr>
                 <w:rStyle w:val="a8"/>
@@ -5408,7 +5422,7 @@
                 <w:noProof/>
                 <w:webHidden/>
               </w:rPr>
-              <w:instrText xml:space="preserve"> PAGEREF _Toc227610292 \h </w:instrText>
+              <w:instrText xml:space="preserve"> PAGEREF _Toc228460080 \h </w:instrText>
             </w:r>
             <w:r>
               <w:rPr>
@@ -5455,7 +5469,7 @@
               <w14:ligatures w14:val="standardContextual"/>
             </w:rPr>
           </w:pPr>
-          <w:hyperlink w:anchor="_Toc227610293" w:history="1">
+          <w:hyperlink w:anchor="_Toc228460081" w:history="1">
             <w:r>
               <w:rPr>
                 <w:rStyle w:val="a8"/>
@@ -5500,7 +5514,7 @@
                 <w:noProof/>
                 <w:webHidden/>
               </w:rPr>
-              <w:instrText xml:space="preserve"> PAGEREF _Toc227610293 \h </w:instrText>
+              <w:instrText xml:space="preserve"> PAGEREF _Toc228460081 \h </w:instrText>
             </w:r>
             <w:r>
               <w:rPr>
@@ -5547,7 +5561,7 @@
               <w14:ligatures w14:val="standardContextual"/>
             </w:rPr>
           </w:pPr>
-          <w:hyperlink w:anchor="_Toc227610294" w:history="1">
+          <w:hyperlink w:anchor="_Toc228460082" w:history="1">
             <w:r>
               <w:rPr>
                 <w:rStyle w:val="a8"/>
@@ -5592,7 +5606,7 @@
                 <w:noProof/>
                 <w:webHidden/>
               </w:rPr>
-              <w:instrText xml:space="preserve"> PAGEREF _Toc227610294 \h </w:instrText>
+              <w:instrText xml:space="preserve"> PAGEREF _Toc228460082 \h </w:instrText>
             </w:r>
             <w:r>
               <w:rPr>
@@ -5639,7 +5653,7 @@
               <w14:ligatures w14:val="standardContextual"/>
             </w:rPr>
           </w:pPr>
-          <w:hyperlink w:anchor="_Toc227610295" w:history="1">
+          <w:hyperlink w:anchor="_Toc228460083" w:history="1">
             <w:r>
               <w:rPr>
                 <w:rStyle w:val="a8"/>
@@ -5684,7 +5698,7 @@
                 <w:noProof/>
                 <w:webHidden/>
               </w:rPr>
-              <w:instrText xml:space="preserve"> PAGEREF _Toc227610295 \h </w:instrText>
+              <w:instrText xml:space="preserve"> PAGEREF _Toc228460083 \h </w:instrText>
             </w:r>
             <w:r>
               <w:rPr>
@@ -5731,7 +5745,7 @@
               <w14:ligatures w14:val="standardContextual"/>
             </w:rPr>
           </w:pPr>
-          <w:hyperlink w:anchor="_Toc227610296" w:history="1">
+          <w:hyperlink w:anchor="_Toc228460084" w:history="1">
             <w:r>
               <w:rPr>
                 <w:rStyle w:val="a8"/>
@@ -5776,7 +5790,7 @@
                 <w:noProof/>
                 <w:webHidden/>
               </w:rPr>
-              <w:instrText xml:space="preserve"> PAGEREF _Toc227610296 \h </w:instrText>
+              <w:instrText xml:space="preserve"> PAGEREF _Toc228460084 \h </w:instrText>
             </w:r>
             <w:r>
               <w:rPr>
@@ -5823,7 +5837,7 @@
               <w14:ligatures w14:val="standardContextual"/>
             </w:rPr>
           </w:pPr>
-          <w:hyperlink w:anchor="_Toc227610297" w:history="1">
+          <w:hyperlink w:anchor="_Toc228460085" w:history="1">
             <w:r>
               <w:rPr>
                 <w:rStyle w:val="a8"/>
@@ -5868,7 +5882,7 @@
                 <w:noProof/>
                 <w:webHidden/>
               </w:rPr>
-              <w:instrText xml:space="preserve"> PAGEREF _Toc227610297 \h </w:instrText>
+              <w:instrText xml:space="preserve"> PAGEREF _Toc228460085 \h </w:instrText>
             </w:r>
             <w:r>
               <w:rPr>
@@ -5915,7 +5929,7 @@
               <w14:ligatures w14:val="standardContextual"/>
             </w:rPr>
           </w:pPr>
-          <w:hyperlink w:anchor="_Toc227610298" w:history="1">
+          <w:hyperlink w:anchor="_Toc228460086" w:history="1">
             <w:r>
               <w:rPr>
                 <w:rStyle w:val="a8"/>
@@ -5960,7 +5974,7 @@
                 <w:noProof/>
                 <w:webHidden/>
               </w:rPr>
-              <w:instrText xml:space="preserve"> PAGEREF _Toc227610298 \h </w:instrText>
+              <w:instrText xml:space="preserve"> PAGEREF _Toc228460086 \h </w:instrText>
             </w:r>
             <w:r>
               <w:rPr>
@@ -6008,7 +6022,7 @@
               <w14:ligatures w14:val="standardContextual"/>
             </w:rPr>
           </w:pPr>
-          <w:hyperlink w:anchor="_Toc227610299" w:history="1">
+          <w:hyperlink w:anchor="_Toc228460087" w:history="1">
             <w:r>
               <w:rPr>
                 <w:rStyle w:val="a8"/>
@@ -6054,7 +6068,7 @@
                 <w:noProof/>
                 <w:webHidden/>
               </w:rPr>
-              <w:instrText xml:space="preserve"> PAGEREF _Toc227610299 \h </w:instrText>
+              <w:instrText xml:space="preserve"> PAGEREF _Toc228460087 \h </w:instrText>
             </w:r>
             <w:r>
               <w:rPr>
@@ -6101,7 +6115,7 @@
               <w14:ligatures w14:val="standardContextual"/>
             </w:rPr>
           </w:pPr>
-          <w:hyperlink w:anchor="_Toc227610300" w:history="1">
+          <w:hyperlink w:anchor="_Toc228460088" w:history="1">
             <w:r>
               <w:rPr>
                 <w:rStyle w:val="a8"/>
@@ -6146,7 +6160,7 @@
                 <w:noProof/>
                 <w:webHidden/>
               </w:rPr>
-              <w:instrText xml:space="preserve"> PAGEREF _Toc227610300 \h </w:instrText>
+              <w:instrText xml:space="preserve"> PAGEREF _Toc228460088 \h </w:instrText>
             </w:r>
             <w:r>
               <w:rPr>
@@ -6193,7 +6207,7 @@
               <w14:ligatures w14:val="standardContextual"/>
             </w:rPr>
           </w:pPr>
-          <w:hyperlink w:anchor="_Toc227610301" w:history="1">
+          <w:hyperlink w:anchor="_Toc228460089" w:history="1">
             <w:r>
               <w:rPr>
                 <w:rStyle w:val="a8"/>
@@ -6238,7 +6252,7 @@
                 <w:noProof/>
                 <w:webHidden/>
               </w:rPr>
-              <w:instrText xml:space="preserve"> PAGEREF _Toc227610301 \h </w:instrText>
+              <w:instrText xml:space="preserve"> PAGEREF _Toc228460089 \h </w:instrText>
             </w:r>
             <w:r>
               <w:rPr>
@@ -6285,7 +6299,7 @@
               <w14:ligatures w14:val="standardContextual"/>
             </w:rPr>
           </w:pPr>
-          <w:hyperlink w:anchor="_Toc227610302" w:history="1">
+          <w:hyperlink w:anchor="_Toc228460090" w:history="1">
             <w:r>
               <w:rPr>
                 <w:rStyle w:val="a8"/>
@@ -6332,7 +6346,7 @@
                 <w:noProof/>
                 <w:webHidden/>
               </w:rPr>
-              <w:instrText xml:space="preserve"> PAGEREF _Toc227610302 \h </w:instrText>
+              <w:instrText xml:space="preserve"> PAGEREF _Toc228460090 \h </w:instrText>
             </w:r>
             <w:r>
               <w:rPr>
@@ -6379,7 +6393,7 @@
               <w14:ligatures w14:val="standardContextual"/>
             </w:rPr>
           </w:pPr>
-          <w:hyperlink w:anchor="_Toc227610303" w:history="1">
+          <w:hyperlink w:anchor="_Toc228460091" w:history="1">
             <w:r>
               <w:rPr>
                 <w:rStyle w:val="a8"/>
@@ -6425,7 +6439,7 @@
                 <w:noProof/>
                 <w:webHidden/>
               </w:rPr>
-              <w:instrText xml:space="preserve"> PAGEREF _Toc227610303 \h </w:instrText>
+              <w:instrText xml:space="preserve"> PAGEREF _Toc228460091 \h </w:instrText>
             </w:r>
             <w:r>
               <w:rPr>
@@ -6473,7 +6487,7 @@
               <w14:ligatures w14:val="standardContextual"/>
             </w:rPr>
           </w:pPr>
-          <w:hyperlink w:anchor="_Toc227610304" w:history="1">
+          <w:hyperlink w:anchor="_Toc228460092" w:history="1">
             <w:r>
               <w:rPr>
                 <w:rStyle w:val="a8"/>
@@ -6519,7 +6533,7 @@
                 <w:noProof/>
                 <w:webHidden/>
               </w:rPr>
-              <w:instrText xml:space="preserve"> PAGEREF _Toc227610304 \h </w:instrText>
+              <w:instrText xml:space="preserve"> PAGEREF _Toc228460092 \h </w:instrText>
             </w:r>
             <w:r>
               <w:rPr>
@@ -6566,7 +6580,7 @@
               <w14:ligatures w14:val="standardContextual"/>
             </w:rPr>
           </w:pPr>
-          <w:hyperlink w:anchor="_Toc227610305" w:history="1">
+          <w:hyperlink w:anchor="_Toc228460093" w:history="1">
             <w:r>
               <w:rPr>
                 <w:rStyle w:val="a8"/>
@@ -6611,7 +6625,7 @@
                 <w:noProof/>
                 <w:webHidden/>
               </w:rPr>
-              <w:instrText xml:space="preserve"> PAGEREF _Toc227610305 \h </w:instrText>
+              <w:instrText xml:space="preserve"> PAGEREF _Toc228460093 \h </w:instrText>
             </w:r>
             <w:r>
               <w:rPr>
@@ -6658,7 +6672,7 @@
               <w14:ligatures w14:val="standardContextual"/>
             </w:rPr>
           </w:pPr>
-          <w:hyperlink w:anchor="_Toc227610306" w:history="1">
+          <w:hyperlink w:anchor="_Toc228460094" w:history="1">
             <w:r>
               <w:rPr>
                 <w:rStyle w:val="a8"/>
@@ -6703,7 +6717,7 @@
                 <w:noProof/>
                 <w:webHidden/>
               </w:rPr>
-              <w:instrText xml:space="preserve"> PAGEREF _Toc227610306 \h </w:instrText>
+              <w:instrText xml:space="preserve"> PAGEREF _Toc228460094 \h </w:instrText>
             </w:r>
             <w:r>
               <w:rPr>
@@ -6750,7 +6764,7 @@
               <w14:ligatures w14:val="standardContextual"/>
             </w:rPr>
           </w:pPr>
-          <w:hyperlink w:anchor="_Toc227610307" w:history="1">
+          <w:hyperlink w:anchor="_Toc228460095" w:history="1">
             <w:r>
               <w:rPr>
                 <w:rStyle w:val="a8"/>
@@ -6795,7 +6809,7 @@
                 <w:noProof/>
                 <w:webHidden/>
               </w:rPr>
-              <w:instrText xml:space="preserve"> PAGEREF _Toc227610307 \h </w:instrText>
+              <w:instrText xml:space="preserve"> PAGEREF _Toc228460095 \h </w:instrText>
             </w:r>
             <w:r>
               <w:rPr>
@@ -6842,7 +6856,7 @@
               <w14:ligatures w14:val="standardContextual"/>
             </w:rPr>
           </w:pPr>
-          <w:hyperlink w:anchor="_Toc227610308" w:history="1">
+          <w:hyperlink w:anchor="_Toc228460096" w:history="1">
             <w:r>
               <w:rPr>
                 <w:rStyle w:val="a8"/>
@@ -6887,7 +6901,7 @@
                 <w:noProof/>
                 <w:webHidden/>
               </w:rPr>
-              <w:instrText xml:space="preserve"> PAGEREF _Toc227610308 \h </w:instrText>
+              <w:instrText xml:space="preserve"> PAGEREF _Toc228460096 \h </w:instrText>
             </w:r>
             <w:r>
               <w:rPr>
@@ -6935,7 +6949,7 @@
               <w14:ligatures w14:val="standardContextual"/>
             </w:rPr>
           </w:pPr>
-          <w:hyperlink w:anchor="_Toc227610309" w:history="1">
+          <w:hyperlink w:anchor="_Toc228460097" w:history="1">
             <w:r>
               <w:rPr>
                 <w:rStyle w:val="a8"/>
@@ -6981,7 +6995,7 @@
                 <w:noProof/>
                 <w:webHidden/>
               </w:rPr>
-              <w:instrText xml:space="preserve"> PAGEREF _Toc227610309 \h </w:instrText>
+              <w:instrText xml:space="preserve"> PAGEREF _Toc228460097 \h </w:instrText>
             </w:r>
             <w:r>
               <w:rPr>
@@ -7028,7 +7042,7 @@
               <w14:ligatures w14:val="standardContextual"/>
             </w:rPr>
           </w:pPr>
-          <w:hyperlink w:anchor="_Toc227610310" w:history="1">
+          <w:hyperlink w:anchor="_Toc228460098" w:history="1">
             <w:r>
               <w:rPr>
                 <w:rStyle w:val="a8"/>
@@ -7073,7 +7087,7 @@
                 <w:noProof/>
                 <w:webHidden/>
               </w:rPr>
-              <w:instrText xml:space="preserve"> PAGEREF _Toc227610310 \h </w:instrText>
+              <w:instrText xml:space="preserve"> PAGEREF _Toc228460098 \h </w:instrText>
             </w:r>
             <w:r>
               <w:rPr>
@@ -7120,7 +7134,7 @@
               <w14:ligatures w14:val="standardContextual"/>
             </w:rPr>
           </w:pPr>
-          <w:hyperlink w:anchor="_Toc227610311" w:history="1">
+          <w:hyperlink w:anchor="_Toc228460099" w:history="1">
             <w:r>
               <w:rPr>
                 <w:rStyle w:val="a8"/>
@@ -7165,7 +7179,7 @@
                 <w:noProof/>
                 <w:webHidden/>
               </w:rPr>
-              <w:instrText xml:space="preserve"> PAGEREF _Toc227610311 \h </w:instrText>
+              <w:instrText xml:space="preserve"> PAGEREF _Toc228460099 \h </w:instrText>
             </w:r>
             <w:r>
               <w:rPr>
@@ -7212,7 +7226,7 @@
               <w14:ligatures w14:val="standardContextual"/>
             </w:rPr>
           </w:pPr>
-          <w:hyperlink w:anchor="_Toc227610312" w:history="1">
+          <w:hyperlink w:anchor="_Toc228460100" w:history="1">
             <w:r>
               <w:rPr>
                 <w:rStyle w:val="a8"/>
@@ -7257,7 +7271,7 @@
                 <w:noProof/>
                 <w:webHidden/>
               </w:rPr>
-              <w:instrText xml:space="preserve"> PAGEREF _Toc227610312 \h </w:instrText>
+              <w:instrText xml:space="preserve"> PAGEREF _Toc228460100 \h </w:instrText>
             </w:r>
             <w:r>
               <w:rPr>
@@ -7304,7 +7318,7 @@
               <w14:ligatures w14:val="standardContextual"/>
             </w:rPr>
           </w:pPr>
-          <w:hyperlink w:anchor="_Toc227610313" w:history="1">
+          <w:hyperlink w:anchor="_Toc228460101" w:history="1">
             <w:r>
               <w:rPr>
                 <w:rStyle w:val="a8"/>
@@ -7349,7 +7363,7 @@
                 <w:noProof/>
                 <w:webHidden/>
               </w:rPr>
-              <w:instrText xml:space="preserve"> PAGEREF _Toc227610313 \h </w:instrText>
+              <w:instrText xml:space="preserve"> PAGEREF _Toc228460101 \h </w:instrText>
             </w:r>
             <w:r>
               <w:rPr>
@@ -7397,7 +7411,7 @@
               <w14:ligatures w14:val="standardContextual"/>
             </w:rPr>
           </w:pPr>
-          <w:hyperlink w:anchor="_Toc227610314" w:history="1">
+          <w:hyperlink w:anchor="_Toc228460102" w:history="1">
             <w:r>
               <w:rPr>
                 <w:rStyle w:val="a8"/>
@@ -7443,7 +7457,7 @@
                 <w:noProof/>
                 <w:webHidden/>
               </w:rPr>
-              <w:instrText xml:space="preserve"> PAGEREF _Toc227610314 \h </w:instrText>
+              <w:instrText xml:space="preserve"> PAGEREF _Toc228460102 \h </w:instrText>
             </w:r>
             <w:r>
               <w:rPr>
@@ -7490,7 +7504,7 @@
               <w14:ligatures w14:val="standardContextual"/>
             </w:rPr>
           </w:pPr>
-          <w:hyperlink w:anchor="_Toc227610315" w:history="1">
+          <w:hyperlink w:anchor="_Toc228460103" w:history="1">
             <w:r>
               <w:rPr>
                 <w:rStyle w:val="a8"/>
@@ -7535,7 +7549,7 @@
                 <w:noProof/>
                 <w:webHidden/>
               </w:rPr>
-              <w:instrText xml:space="preserve"> PAGEREF _Toc227610315 \h </w:instrText>
+              <w:instrText xml:space="preserve"> PAGEREF _Toc228460103 \h </w:instrText>
             </w:r>
             <w:r>
               <w:rPr>
@@ -7582,7 +7596,7 @@
               <w14:ligatures w14:val="standardContextual"/>
             </w:rPr>
           </w:pPr>
-          <w:hyperlink w:anchor="_Toc227610316" w:history="1">
+          <w:hyperlink w:anchor="_Toc228460104" w:history="1">
             <w:r>
               <w:rPr>
                 <w:rStyle w:val="a8"/>
@@ -7627,7 +7641,7 @@
                 <w:noProof/>
                 <w:webHidden/>
               </w:rPr>
-              <w:instrText xml:space="preserve"> PAGEREF _Toc227610316 \h </w:instrText>
+              <w:instrText xml:space="preserve"> PAGEREF _Toc228460104 \h </w:instrText>
             </w:r>
             <w:r>
               <w:rPr>
@@ -7674,7 +7688,7 @@
               <w14:ligatures w14:val="standardContextual"/>
             </w:rPr>
           </w:pPr>
-          <w:hyperlink w:anchor="_Toc227610317" w:history="1">
+          <w:hyperlink w:anchor="_Toc228460105" w:history="1">
             <w:r>
               <w:rPr>
                 <w:rStyle w:val="a8"/>
@@ -7719,7 +7733,7 @@
                 <w:noProof/>
                 <w:webHidden/>
               </w:rPr>
-              <w:instrText xml:space="preserve"> PAGEREF _Toc227610317 \h </w:instrText>
+              <w:instrText xml:space="preserve"> PAGEREF _Toc228460105 \h </w:instrText>
             </w:r>
             <w:r>
               <w:rPr>
@@ -7767,7 +7781,7 @@
               <w14:ligatures w14:val="standardContextual"/>
             </w:rPr>
           </w:pPr>
-          <w:hyperlink w:anchor="_Toc227610318" w:history="1">
+          <w:hyperlink w:anchor="_Toc228460106" w:history="1">
             <w:r>
               <w:rPr>
                 <w:rStyle w:val="a8"/>
@@ -7813,7 +7827,7 @@
                 <w:noProof/>
                 <w:webHidden/>
               </w:rPr>
-              <w:instrText xml:space="preserve"> PAGEREF _Toc227610318 \h </w:instrText>
+              <w:instrText xml:space="preserve"> PAGEREF _Toc228460106 \h </w:instrText>
             </w:r>
             <w:r>
               <w:rPr>
@@ -7860,7 +7874,7 @@
               <w14:ligatures w14:val="standardContextual"/>
             </w:rPr>
           </w:pPr>
-          <w:hyperlink w:anchor="_Toc227610319" w:history="1">
+          <w:hyperlink w:anchor="_Toc228460107" w:history="1">
             <w:r>
               <w:rPr>
                 <w:rStyle w:val="a8"/>
@@ -7905,7 +7919,7 @@
                 <w:noProof/>
                 <w:webHidden/>
               </w:rPr>
-              <w:instrText xml:space="preserve"> PAGEREF _Toc227610319 \h </w:instrText>
+              <w:instrText xml:space="preserve"> PAGEREF _Toc228460107 \h </w:instrText>
             </w:r>
             <w:r>
               <w:rPr>
@@ -7952,7 +7966,7 @@
               <w14:ligatures w14:val="standardContextual"/>
             </w:rPr>
           </w:pPr>
-          <w:hyperlink w:anchor="_Toc227610320" w:history="1">
+          <w:hyperlink w:anchor="_Toc228460108" w:history="1">
             <w:r>
               <w:rPr>
                 <w:rStyle w:val="a8"/>
@@ -7997,7 +8011,7 @@
                 <w:noProof/>
                 <w:webHidden/>
               </w:rPr>
-              <w:instrText xml:space="preserve"> PAGEREF _Toc227610320 \h </w:instrText>
+              <w:instrText xml:space="preserve"> PAGEREF _Toc228460108 \h </w:instrText>
             </w:r>
             <w:r>
               <w:rPr>
@@ -8044,7 +8058,7 @@
               <w14:ligatures w14:val="standardContextual"/>
             </w:rPr>
           </w:pPr>
-          <w:hyperlink w:anchor="_Toc227610321" w:history="1">
+          <w:hyperlink w:anchor="_Toc228460109" w:history="1">
             <w:r>
               <w:rPr>
                 <w:rStyle w:val="a8"/>
@@ -8089,7 +8103,7 @@
                 <w:noProof/>
                 <w:webHidden/>
               </w:rPr>
-              <w:instrText xml:space="preserve"> PAGEREF _Toc227610321 \h </w:instrText>
+              <w:instrText xml:space="preserve"> PAGEREF _Toc228460109 \h </w:instrText>
             </w:r>
             <w:r>
               <w:rPr>
@@ -8136,7 +8150,7 @@
               <w14:ligatures w14:val="standardContextual"/>
             </w:rPr>
           </w:pPr>
-          <w:hyperlink w:anchor="_Toc227610322" w:history="1">
+          <w:hyperlink w:anchor="_Toc228460110" w:history="1">
             <w:r>
               <w:rPr>
                 <w:rStyle w:val="a8"/>
@@ -8181,7 +8195,7 @@
                 <w:noProof/>
                 <w:webHidden/>
               </w:rPr>
-              <w:instrText xml:space="preserve"> PAGEREF _Toc227610322 \h </w:instrText>
+              <w:instrText xml:space="preserve"> PAGEREF _Toc228460110 \h </w:instrText>
             </w:r>
             <w:r>
               <w:rPr>
@@ -8238,7 +8252,7 @@
       <w:pPr>
         <w:pStyle w:val="1"/>
       </w:pPr>
-      <w:bookmarkStart w:id="1" w:name="_Toc227610247"/>
+      <w:bookmarkStart w:id="1" w:name="_Toc228460035"/>
       <w:r>
         <w:lastRenderedPageBreak/>
         <w:t>Серверное оборудование</w:t>
@@ -8252,7 +8266,7 @@
           <w:lang w:val="en-US"/>
         </w:rPr>
       </w:pPr>
-      <w:bookmarkStart w:id="2" w:name="_Toc227610248"/>
+      <w:bookmarkStart w:id="2" w:name="_Toc228460036"/>
       <w:r>
         <w:t>Сервер</w:t>
       </w:r>
@@ -8289,7 +8303,7 @@
           <w:lang w:val="en-US"/>
         </w:rPr>
       </w:pPr>
-      <w:bookmarkStart w:id="3" w:name="_Toc227610249"/>
+      <w:bookmarkStart w:id="3" w:name="_Toc228460037"/>
       <w:r>
         <w:t>Исходные</w:t>
       </w:r>
@@ -8421,7 +8435,7 @@
       <w:pPr>
         <w:pStyle w:val="3"/>
       </w:pPr>
-      <w:bookmarkStart w:id="4" w:name="_Toc227610250"/>
+      <w:bookmarkStart w:id="4" w:name="_Toc228460038"/>
       <w:r>
         <w:t>Расчёт оперативной памяти (RAM)</w:t>
       </w:r>
@@ -8440,31 +8454,62 @@
         <w:pStyle w:val="a0"/>
       </w:pPr>
       <w:r>
-        <w:t>Процессы PostgreSQL (postmaster + workers): базовое потребление — 0.5 ГБ</w:t>
+        <w:t>Процессы PostgreSQL (</w:t>
+      </w:r>
+      <w:proofErr w:type="spellStart"/>
+      <w:r>
+        <w:t>postmaster</w:t>
+      </w:r>
+      <w:proofErr w:type="spellEnd"/>
+      <w:r>
+        <w:t xml:space="preserve"> + </w:t>
+      </w:r>
+      <w:proofErr w:type="spellStart"/>
+      <w:r>
+        <w:t>workers</w:t>
+      </w:r>
+      <w:proofErr w:type="spellEnd"/>
+      <w:r>
+        <w:t>): базовое потребление — 0.5 ГБ</w:t>
       </w:r>
     </w:p>
     <w:p>
       <w:pPr>
         <w:pStyle w:val="a0"/>
       </w:pPr>
-      <w:r>
-        <w:t>shared_buffers (кэш данных в памяти): рекомендуется 25% от общего объёма RAM. При целевых 16 ГБ RAM → 4 ГБ</w:t>
+      <w:proofErr w:type="spellStart"/>
+      <w:r>
+        <w:t>shared_buffers</w:t>
+      </w:r>
+      <w:proofErr w:type="spellEnd"/>
+      <w:r>
+        <w:t xml:space="preserve"> (кэш данных в памяти): рекомендуется 25% от общего объёма RAM. При целевых 16 ГБ RAM → 4 ГБ</w:t>
       </w:r>
     </w:p>
     <w:p>
       <w:pPr>
         <w:pStyle w:val="a0"/>
       </w:pPr>
-      <w:r>
-        <w:t>effective_cache_size (оценка файлового кэша ОС): рекомендуется 50% от RAM → 8 ГБ (информационно для планировщика запросов)</w:t>
+      <w:proofErr w:type="spellStart"/>
+      <w:r>
+        <w:t>effective_cache_size</w:t>
+      </w:r>
+      <w:proofErr w:type="spellEnd"/>
+      <w:r>
+        <w:t xml:space="preserve"> (оценка файлового кэша ОС): рекомендуется 50% от RAM → 8 ГБ (информационно для планировщика запросов)</w:t>
       </w:r>
     </w:p>
     <w:p>
       <w:pPr>
         <w:pStyle w:val="a0"/>
       </w:pPr>
-      <w:r>
-        <w:t>work_mem (память на одну операцию сортировки/хэширования): 4 МБ × 30 активных соединений = 120 МБ</w:t>
+      <w:proofErr w:type="spellStart"/>
+      <w:r>
+        <w:t>work_mem</w:t>
+      </w:r>
+      <w:proofErr w:type="spellEnd"/>
+      <w:r>
+        <w:t xml:space="preserve"> (память на одну операцию сортировки/хэширования): 4 МБ × 30 активных соединений = 120 МБ</w:t>
       </w:r>
     </w:p>
     <w:p>
@@ -8474,11 +8519,19 @@
           <w:lang w:val="en-US"/>
         </w:rPr>
       </w:pPr>
+      <w:proofErr w:type="spellStart"/>
       <w:r>
         <w:rPr>
           <w:lang w:val="en-US"/>
         </w:rPr>
-        <w:t>maintenance_work_mem (</w:t>
+        <w:t>maintenance_work_mem</w:t>
+      </w:r>
+      <w:proofErr w:type="spellEnd"/>
+      <w:r>
+        <w:rPr>
+          <w:lang w:val="en-US"/>
+        </w:rPr>
+        <w:t xml:space="preserve"> (</w:t>
       </w:r>
       <w:r>
         <w:t>память</w:t>
@@ -8509,11 +8562,19 @@
           <w:lang w:val="en-US"/>
         </w:rPr>
       </w:pPr>
+      <w:proofErr w:type="spellStart"/>
       <w:r>
         <w:rPr>
           <w:lang w:val="en-US"/>
         </w:rPr>
-        <w:t>wal_buffers (</w:t>
+        <w:t>wal_buffers</w:t>
+      </w:r>
+      <w:proofErr w:type="spellEnd"/>
+      <w:r>
+        <w:rPr>
+          <w:lang w:val="en-US"/>
+        </w:rPr>
+        <w:t xml:space="preserve"> (</w:t>
       </w:r>
       <w:r>
         <w:t>буфер</w:t>
@@ -8549,7 +8610,21 @@
         <w:rPr>
           <w:lang w:val="en-US"/>
         </w:rPr>
-        <w:t xml:space="preserve"> shared_buffers = 120 </w:t>
+        <w:t xml:space="preserve"> </w:t>
+      </w:r>
+      <w:proofErr w:type="spellStart"/>
+      <w:r>
+        <w:rPr>
+          <w:lang w:val="en-US"/>
+        </w:rPr>
+        <w:t>shared_buffers</w:t>
+      </w:r>
+      <w:proofErr w:type="spellEnd"/>
+      <w:r>
+        <w:rPr>
+          <w:lang w:val="en-US"/>
+        </w:rPr>
+        <w:t xml:space="preserve"> = 120 </w:t>
       </w:r>
       <w:r>
         <w:t>МБ</w:t>
@@ -8593,7 +8668,15 @@
         <w:pStyle w:val="a2"/>
       </w:pPr>
       <w:r>
-        <w:t>2 ГБ (ОС) + 4 ГБ (shared_buffers) + 0.5 ГБ (процессы) + 2 ГБ (запас) = 8.5 ГБ.</w:t>
+        <w:t>2 ГБ (ОС) + 4 ГБ (</w:t>
+      </w:r>
+      <w:proofErr w:type="spellStart"/>
+      <w:r>
+        <w:t>shared_buffers</w:t>
+      </w:r>
+      <w:proofErr w:type="spellEnd"/>
+      <w:r>
+        <w:t>) + 0.5 ГБ (процессы) + 2 ГБ (запас) = 8.5 ГБ.</w:t>
       </w:r>
     </w:p>
     <w:p>
@@ -8608,7 +8691,7 @@
       <w:pPr>
         <w:pStyle w:val="3"/>
       </w:pPr>
-      <w:bookmarkStart w:id="5" w:name="_Toc227610251"/>
+      <w:bookmarkStart w:id="5" w:name="_Toc228460039"/>
       <w:r>
         <w:t>Расчёт процессора (CPU)</w:t>
       </w:r>
@@ -8645,7 +8728,35 @@
         <w:rPr>
           <w:lang w:val="en-US"/>
         </w:rPr>
-        <w:t xml:space="preserve"> PostgreSQL: autovacuum, WAL writer, checkpointer, stats collector — 2 </w:t>
+        <w:t xml:space="preserve"> PostgreSQL: </w:t>
+      </w:r>
+      <w:proofErr w:type="spellStart"/>
+      <w:r>
+        <w:rPr>
+          <w:lang w:val="en-US"/>
+        </w:rPr>
+        <w:t>autovacuum</w:t>
+      </w:r>
+      <w:proofErr w:type="spellEnd"/>
+      <w:r>
+        <w:rPr>
+          <w:lang w:val="en-US"/>
+        </w:rPr>
+        <w:t xml:space="preserve">, WAL writer, </w:t>
+      </w:r>
+      <w:proofErr w:type="spellStart"/>
+      <w:r>
+        <w:rPr>
+          <w:lang w:val="en-US"/>
+        </w:rPr>
+        <w:t>checkpointer</w:t>
+      </w:r>
+      <w:proofErr w:type="spellEnd"/>
+      <w:r>
+        <w:rPr>
+          <w:lang w:val="en-US"/>
+        </w:rPr>
+        <w:t xml:space="preserve">, stats collector — 2 </w:t>
       </w:r>
       <w:r>
         <w:t>ядра</w:t>
@@ -8674,7 +8785,21 @@
         <w:rPr>
           <w:lang w:val="en-US"/>
         </w:rPr>
-        <w:t xml:space="preserve">: max_parallel_workers = 2-4 → 2 </w:t>
+        <w:t xml:space="preserve">: </w:t>
+      </w:r>
+      <w:proofErr w:type="spellStart"/>
+      <w:r>
+        <w:rPr>
+          <w:lang w:val="en-US"/>
+        </w:rPr>
+        <w:t>max_parallel_workers</w:t>
+      </w:r>
+      <w:proofErr w:type="spellEnd"/>
+      <w:r>
+        <w:rPr>
+          <w:lang w:val="en-US"/>
+        </w:rPr>
+        <w:t xml:space="preserve"> = 2-4 → 2 </w:t>
       </w:r>
       <w:r>
         <w:t>ядра</w:t>
@@ -8732,7 +8857,7 @@
       <w:pPr>
         <w:pStyle w:val="3"/>
       </w:pPr>
-      <w:bookmarkStart w:id="6" w:name="_Toc227610252"/>
+      <w:bookmarkStart w:id="6" w:name="_Toc228460040"/>
       <w:r>
         <w:t>Расчёт дисковой подсистемы</w:t>
       </w:r>
@@ -8838,14 +8963,22 @@
         <w:pStyle w:val="a0"/>
       </w:pPr>
       <w:r>
-        <w:t>Тип дисков: SSD NVMe (максимальный IOPS, низкая задержка)</w:t>
+        <w:t xml:space="preserve">Тип дисков: SSD </w:t>
+      </w:r>
+      <w:proofErr w:type="spellStart"/>
+      <w:r>
+        <w:t>NVMe</w:t>
+      </w:r>
+      <w:proofErr w:type="spellEnd"/>
+      <w:r>
+        <w:t xml:space="preserve"> (максимальный IOPS, низкая задержка)</w:t>
       </w:r>
     </w:p>
     <w:p>
       <w:pPr>
         <w:pStyle w:val="3"/>
       </w:pPr>
-      <w:bookmarkStart w:id="7" w:name="_Toc227610253"/>
+      <w:bookmarkStart w:id="7" w:name="_Toc228460041"/>
       <w:r>
         <w:t>Выбранная конфигурация</w:t>
       </w:r>
@@ -9267,7 +9400,23 @@
                 <w:sz w:val="24"/>
                 <w:szCs w:val="22"/>
               </w:rPr>
-              <w:t>4 × 240 ГБ SSD NVMe в RAID 10 (полезная ёмкость 480 ГБ)</w:t>
+              <w:t xml:space="preserve">4 × 240 ГБ SSD </w:t>
+            </w:r>
+            <w:proofErr w:type="spellStart"/>
+            <w:r>
+              <w:rPr>
+                <w:sz w:val="24"/>
+                <w:szCs w:val="22"/>
+              </w:rPr>
+              <w:t>NVMe</w:t>
+            </w:r>
+            <w:proofErr w:type="spellEnd"/>
+            <w:r>
+              <w:rPr>
+                <w:sz w:val="24"/>
+                <w:szCs w:val="22"/>
+              </w:rPr>
+              <w:t xml:space="preserve"> в RAID 10 (полезная ёмкость 480 ГБ)</w:t>
             </w:r>
           </w:p>
         </w:tc>
@@ -9432,8 +9581,17 @@
                 <w:sz w:val="24"/>
                 <w:szCs w:val="22"/>
               </w:rPr>
-              <w:t>1U Rackmount</w:t>
-            </w:r>
+              <w:t xml:space="preserve">1U </w:t>
+            </w:r>
+            <w:proofErr w:type="spellStart"/>
+            <w:r>
+              <w:rPr>
+                <w:sz w:val="24"/>
+                <w:szCs w:val="22"/>
+              </w:rPr>
+              <w:t>Rackmount</w:t>
+            </w:r>
+            <w:proofErr w:type="spellEnd"/>
           </w:p>
         </w:tc>
       </w:tr>
@@ -9450,9 +9608,17 @@
       <w:pPr>
         <w:pStyle w:val="20"/>
       </w:pPr>
-      <w:bookmarkStart w:id="8" w:name="_Toc227610254"/>
-      <w:r>
-        <w:t>Сервер приложений (Backend)</w:t>
+      <w:bookmarkStart w:id="8" w:name="_Toc228460042"/>
+      <w:r>
+        <w:t>Сервер приложений (</w:t>
+      </w:r>
+      <w:proofErr w:type="spellStart"/>
+      <w:r>
+        <w:t>Backend</w:t>
+      </w:r>
+      <w:proofErr w:type="spellEnd"/>
+      <w:r>
+        <w:t>)</w:t>
       </w:r>
       <w:bookmarkEnd w:id="8"/>
     </w:p>
@@ -9460,7 +9626,7 @@
       <w:pPr>
         <w:pStyle w:val="3"/>
       </w:pPr>
-      <w:bookmarkStart w:id="9" w:name="_Toc227610255"/>
+      <w:bookmarkStart w:id="9" w:name="_Toc228460043"/>
       <w:r>
         <w:t>Исходные данные</w:t>
       </w:r>
@@ -9558,7 +9724,7 @@
       <w:pPr>
         <w:pStyle w:val="3"/>
       </w:pPr>
-      <w:bookmarkStart w:id="10" w:name="_Toc227610256"/>
+      <w:bookmarkStart w:id="10" w:name="_Toc228460044"/>
       <w:r>
         <w:t>Расчёт оперативной памяти (RAM)</w:t>
       </w:r>
@@ -9584,25 +9750,48 @@
       <w:pPr>
         <w:pStyle w:val="2"/>
       </w:pPr>
+      <w:proofErr w:type="spellStart"/>
       <w:r>
         <w:lastRenderedPageBreak/>
-        <w:t>Heap (куча): для 50 пользователей и бизнес-логики средней сложности — 2-4 ГБ</w:t>
+        <w:t>Heap</w:t>
+      </w:r>
+      <w:proofErr w:type="spellEnd"/>
+      <w:r>
+        <w:t xml:space="preserve"> (куча): для 50 пользователей и бизнес-логики средней сложности — 2-4 ГБ</w:t>
       </w:r>
     </w:p>
     <w:p>
       <w:pPr>
         <w:pStyle w:val="2"/>
       </w:pPr>
-      <w:r>
-        <w:t>Metaspace (метаданные классов): для Spring Boot приложения — 256-512 МБ</w:t>
+      <w:proofErr w:type="spellStart"/>
+      <w:r>
+        <w:t>Metaspace</w:t>
+      </w:r>
+      <w:proofErr w:type="spellEnd"/>
+      <w:r>
+        <w:t xml:space="preserve"> (метаданные классов): для Spring Boot приложения — 256-512 МБ</w:t>
       </w:r>
     </w:p>
     <w:p>
       <w:pPr>
         <w:pStyle w:val="2"/>
       </w:pPr>
-      <w:r>
-        <w:t>Thread stacks: 300 потоков × 1 МБ = 300 МБ</w:t>
+      <w:proofErr w:type="spellStart"/>
+      <w:r>
+        <w:t>Thread</w:t>
+      </w:r>
+      <w:proofErr w:type="spellEnd"/>
+      <w:r>
+        <w:t xml:space="preserve"> </w:t>
+      </w:r>
+      <w:proofErr w:type="spellStart"/>
+      <w:r>
+        <w:t>stacks</w:t>
+      </w:r>
+      <w:proofErr w:type="spellEnd"/>
+      <w:r>
+        <w:t>: 300 потоков × 1 МБ = 300 МБ</w:t>
       </w:r>
     </w:p>
     <w:p>
@@ -9610,7 +9799,15 @@
         <w:pStyle w:val="2"/>
       </w:pPr>
       <w:r>
-        <w:t>Code Cache (JIT-компилятор): 240 МБ</w:t>
+        <w:t xml:space="preserve">Code </w:t>
+      </w:r>
+      <w:proofErr w:type="spellStart"/>
+      <w:r>
+        <w:t>Cache</w:t>
+      </w:r>
+      <w:proofErr w:type="spellEnd"/>
+      <w:r>
+        <w:t xml:space="preserve"> (JIT-компилятор): 240 МБ</w:t>
       </w:r>
     </w:p>
     <w:p>
@@ -9618,7 +9815,15 @@
         <w:pStyle w:val="2"/>
       </w:pPr>
       <w:r>
-        <w:t>Direct Buffers (NIO): 128 МБ</w:t>
+        <w:t xml:space="preserve">Direct </w:t>
+      </w:r>
+      <w:proofErr w:type="spellStart"/>
+      <w:r>
+        <w:t>Buffers</w:t>
+      </w:r>
+      <w:proofErr w:type="spellEnd"/>
+      <w:r>
+        <w:t xml:space="preserve"> (NIO): 128 МБ</w:t>
       </w:r>
     </w:p>
     <w:p>
@@ -9634,7 +9839,23 @@
         <w:pStyle w:val="a0"/>
       </w:pPr>
       <w:r>
-        <w:t>Кэширование (Redis / Caffeine — локально): 512 МБ</w:t>
+        <w:t>Кэширование (</w:t>
+      </w:r>
+      <w:proofErr w:type="spellStart"/>
+      <w:r>
+        <w:t>Redis</w:t>
+      </w:r>
+      <w:proofErr w:type="spellEnd"/>
+      <w:r>
+        <w:t xml:space="preserve"> / </w:t>
+      </w:r>
+      <w:proofErr w:type="spellStart"/>
+      <w:r>
+        <w:t>Caffeine</w:t>
+      </w:r>
+      <w:proofErr w:type="spellEnd"/>
+      <w:r>
+        <w:t xml:space="preserve"> — локально): 512 МБ</w:t>
       </w:r>
     </w:p>
     <w:p>
@@ -9666,7 +9887,47 @@
         <w:pStyle w:val="a2"/>
       </w:pPr>
       <w:r>
-        <w:t>1 ГБ (ОС) + 4 ГБ (Heap) + 0.5 ГБ (Metaspace) + 0.3 ГБ (Threads) + 0.5 ГБ (Code Cache + Buffers) + 0.5 ГБ (Утилиты) + 0.5 ГБ (Кэш) + 1 ГБ (Запас) = 8.3 ГБ.</w:t>
+        <w:t>1 ГБ (ОС) + 4 ГБ (</w:t>
+      </w:r>
+      <w:proofErr w:type="spellStart"/>
+      <w:r>
+        <w:t>Heap</w:t>
+      </w:r>
+      <w:proofErr w:type="spellEnd"/>
+      <w:r>
+        <w:t>) + 0.5 ГБ (</w:t>
+      </w:r>
+      <w:proofErr w:type="spellStart"/>
+      <w:r>
+        <w:t>Metaspace</w:t>
+      </w:r>
+      <w:proofErr w:type="spellEnd"/>
+      <w:r>
+        <w:t>) + 0.3 ГБ (</w:t>
+      </w:r>
+      <w:proofErr w:type="spellStart"/>
+      <w:r>
+        <w:t>Threads</w:t>
+      </w:r>
+      <w:proofErr w:type="spellEnd"/>
+      <w:r>
+        <w:t xml:space="preserve">) + 0.5 ГБ (Code </w:t>
+      </w:r>
+      <w:proofErr w:type="spellStart"/>
+      <w:r>
+        <w:t>Cache</w:t>
+      </w:r>
+      <w:proofErr w:type="spellEnd"/>
+      <w:r>
+        <w:t xml:space="preserve"> + </w:t>
+      </w:r>
+      <w:proofErr w:type="spellStart"/>
+      <w:r>
+        <w:t>Buffers</w:t>
+      </w:r>
+      <w:proofErr w:type="spellEnd"/>
+      <w:r>
+        <w:t>) + 0.5 ГБ (Утилиты) + 0.5 ГБ (Кэш) + 1 ГБ (Запас) = 8.3 ГБ.</w:t>
       </w:r>
     </w:p>
     <w:p>
@@ -9681,7 +9942,7 @@
       <w:pPr>
         <w:pStyle w:val="3"/>
       </w:pPr>
-      <w:bookmarkStart w:id="11" w:name="_Toc227610257"/>
+      <w:bookmarkStart w:id="11" w:name="_Toc228460045"/>
       <w:r>
         <w:t>Расчёт процессора (CPU)</w:t>
       </w:r>
@@ -9771,7 +10032,7 @@
       <w:pPr>
         <w:pStyle w:val="3"/>
       </w:pPr>
-      <w:bookmarkStart w:id="12" w:name="_Toc227610258"/>
+      <w:bookmarkStart w:id="12" w:name="_Toc228460046"/>
       <w:r>
         <w:lastRenderedPageBreak/>
         <w:t>Расчёт дисковой подсистемы</w:t>
@@ -9844,7 +10105,7 @@
       <w:pPr>
         <w:pStyle w:val="3"/>
       </w:pPr>
-      <w:bookmarkStart w:id="13" w:name="_Toc227610259"/>
+      <w:bookmarkStart w:id="13" w:name="_Toc228460047"/>
       <w:r>
         <w:t>Выбранная конфигурация</w:t>
       </w:r>
@@ -10266,7 +10527,23 @@
                 <w:sz w:val="24"/>
                 <w:szCs w:val="22"/>
               </w:rPr>
-              <w:t>2 × 240 ГБ SSD NVMe в RAID 1 (полезная ёмкость 240 ГБ)</w:t>
+              <w:t xml:space="preserve">2 × 240 ГБ SSD </w:t>
+            </w:r>
+            <w:proofErr w:type="spellStart"/>
+            <w:r>
+              <w:rPr>
+                <w:sz w:val="24"/>
+                <w:szCs w:val="22"/>
+              </w:rPr>
+              <w:t>NVMe</w:t>
+            </w:r>
+            <w:proofErr w:type="spellEnd"/>
+            <w:r>
+              <w:rPr>
+                <w:sz w:val="24"/>
+                <w:szCs w:val="22"/>
+              </w:rPr>
+              <w:t xml:space="preserve"> в RAID 1 (полезная ёмкость 240 ГБ)</w:t>
             </w:r>
           </w:p>
         </w:tc>
@@ -10431,8 +10708,17 @@
                 <w:sz w:val="24"/>
                 <w:szCs w:val="22"/>
               </w:rPr>
-              <w:t>1U Rackmount</w:t>
-            </w:r>
+              <w:t xml:space="preserve">1U </w:t>
+            </w:r>
+            <w:proofErr w:type="spellStart"/>
+            <w:r>
+              <w:rPr>
+                <w:sz w:val="24"/>
+                <w:szCs w:val="22"/>
+              </w:rPr>
+              <w:t>Rackmount</w:t>
+            </w:r>
+            <w:proofErr w:type="spellEnd"/>
           </w:p>
         </w:tc>
       </w:tr>
@@ -10499,7 +10785,7 @@
       <w:pPr>
         <w:pStyle w:val="20"/>
       </w:pPr>
-      <w:bookmarkStart w:id="14" w:name="_Toc227610260"/>
+      <w:bookmarkStart w:id="14" w:name="_Toc228460048"/>
       <w:r>
         <w:t>Сервер аналитики и прогнозирования</w:t>
       </w:r>
@@ -10509,7 +10795,7 @@
       <w:pPr>
         <w:pStyle w:val="3"/>
       </w:pPr>
-      <w:bookmarkStart w:id="15" w:name="_Toc227610261"/>
+      <w:bookmarkStart w:id="15" w:name="_Toc228460049"/>
       <w:r>
         <w:t>Исходные данные</w:t>
       </w:r>
@@ -10520,8 +10806,13 @@
         <w:pStyle w:val="a2"/>
       </w:pPr>
       <w:r>
-        <w:t>Язык / Фреймворк: Python 3.12 / FastAPI</w:t>
-      </w:r>
+        <w:t xml:space="preserve">Язык / Фреймворк: Python 3.12 / </w:t>
+      </w:r>
+      <w:proofErr w:type="spellStart"/>
+      <w:r>
+        <w:t>statsmodels</w:t>
+      </w:r>
+      <w:proofErr w:type="spellEnd"/>
       <w:r>
         <w:t>.</w:t>
       </w:r>
@@ -10554,7 +10845,18 @@
         <w:pStyle w:val="a2"/>
       </w:pPr>
       <w:r>
-        <w:t>Основная задача: Обучение моделей Prophet (Facebook) для прогнозирования потребности</w:t>
+        <w:t xml:space="preserve">Основная задача: </w:t>
+      </w:r>
+      <w:r>
+        <w:t>Прогнозирование потребности методом экспоненциального сглаживания (</w:t>
+      </w:r>
+      <w:proofErr w:type="spellStart"/>
+      <w:r>
+        <w:t>Хольта-Уинтерса</w:t>
+      </w:r>
+      <w:proofErr w:type="spellEnd"/>
+      <w:r>
+        <w:t>)</w:t>
       </w:r>
       <w:r>
         <w:t>.</w:t>
@@ -10597,7 +10899,7 @@
       <w:pPr>
         <w:pStyle w:val="3"/>
       </w:pPr>
-      <w:bookmarkStart w:id="16" w:name="_Toc227610262"/>
+      <w:bookmarkStart w:id="16" w:name="_Toc228460050"/>
       <w:r>
         <w:lastRenderedPageBreak/>
         <w:t>Расчёт оперативной памяти (RAM)</w:t>
@@ -10617,7 +10919,7 @@
         <w:pStyle w:val="a0"/>
       </w:pPr>
       <w:r>
-        <w:t>Python-интерпретатор + FastAPI: базовое потребление — 0.5 ГБ</w:t>
+        <w:t>Python-интерпретатор базовое потребление — 0.5 ГБ</w:t>
       </w:r>
     </w:p>
     <w:p>
@@ -10625,7 +10927,23 @@
         <w:pStyle w:val="a0"/>
       </w:pPr>
       <w:r>
-        <w:t>Загрузка данных (pandas DataFrame):</w:t>
+        <w:t>Загрузка данных (</w:t>
+      </w:r>
+      <w:proofErr w:type="spellStart"/>
+      <w:r>
+        <w:t>pandas</w:t>
+      </w:r>
+      <w:proofErr w:type="spellEnd"/>
+      <w:r>
+        <w:t xml:space="preserve"> </w:t>
+      </w:r>
+      <w:proofErr w:type="spellStart"/>
+      <w:r>
+        <w:t>DataFrame</w:t>
+      </w:r>
+      <w:proofErr w:type="spellEnd"/>
+      <w:r>
+        <w:t>):</w:t>
       </w:r>
     </w:p>
     <w:p>
@@ -10649,7 +10967,15 @@
         <w:pStyle w:val="a0"/>
       </w:pPr>
       <w:r>
-        <w:t>Обучение модели Prophet (одна модель):</w:t>
+        <w:t xml:space="preserve">Обучение модели </w:t>
+      </w:r>
+      <w:proofErr w:type="spellStart"/>
+      <w:r>
+        <w:t>statsmodels</w:t>
+      </w:r>
+      <w:proofErr w:type="spellEnd"/>
+      <w:r>
+        <w:t xml:space="preserve"> (одна модель):</w:t>
       </w:r>
     </w:p>
     <w:p>
@@ -10657,7 +10983,18 @@
         <w:pStyle w:val="2"/>
       </w:pPr>
       <w:r>
-        <w:t>Алгоритм STAN (MCMC) потребляет 2-3 ГБ на модель</w:t>
+        <w:t>Экспоненциальное сглаживание (</w:t>
+      </w:r>
+      <w:proofErr w:type="spellStart"/>
+      <w:r>
+        <w:t>Holt-Winters</w:t>
+      </w:r>
+      <w:proofErr w:type="spellEnd"/>
+      <w:r>
+        <w:t>) потребляет 0.5-1 ГБ на модел</w:t>
+      </w:r>
+      <w:r>
+        <w:t>ь</w:t>
       </w:r>
     </w:p>
     <w:p>
@@ -10665,7 +11002,19 @@
         <w:pStyle w:val="2"/>
       </w:pPr>
       <w:r>
-        <w:t>При параллельном обучении 3 моделей: 3 × 3 ГБ = 9 ГБ</w:t>
+        <w:t xml:space="preserve">При параллельном обучении 3 моделей: 3 × </w:t>
+      </w:r>
+      <w:r>
+        <w:t>1</w:t>
+      </w:r>
+      <w:r>
+        <w:t xml:space="preserve"> ГБ = </w:t>
+      </w:r>
+      <w:r>
+        <w:t>3</w:t>
+      </w:r>
+      <w:r>
+        <w:t xml:space="preserve"> ГБ</w:t>
       </w:r>
     </w:p>
     <w:p>
@@ -10681,7 +11030,23 @@
         <w:pStyle w:val="a0"/>
       </w:pPr>
       <w:r>
-        <w:t>Визуализация и отчёты (matplotlib/plotly): 0.5 ГБ</w:t>
+        <w:t>Визуализация и отчёты (</w:t>
+      </w:r>
+      <w:proofErr w:type="spellStart"/>
+      <w:r>
+        <w:t>matplotlib</w:t>
+      </w:r>
+      <w:proofErr w:type="spellEnd"/>
+      <w:r>
+        <w:t>/</w:t>
+      </w:r>
+      <w:proofErr w:type="spellStart"/>
+      <w:r>
+        <w:t>plotly</w:t>
+      </w:r>
+      <w:proofErr w:type="spellEnd"/>
+      <w:r>
+        <w:t>): 0.5 ГБ</w:t>
       </w:r>
     </w:p>
     <w:p>
@@ -10689,7 +11054,13 @@
         <w:pStyle w:val="a0"/>
       </w:pPr>
       <w:r>
-        <w:t>Запас: 2 ГБ</w:t>
+        <w:t xml:space="preserve">Запас: </w:t>
+      </w:r>
+      <w:r>
+        <w:t>1.5</w:t>
+      </w:r>
+      <w:r>
+        <w:t xml:space="preserve"> ГБ</w:t>
       </w:r>
     </w:p>
     <w:p>
@@ -10713,7 +11084,31 @@
         <w:pStyle w:val="a2"/>
       </w:pPr>
       <w:r>
-        <w:t>1 ГБ (ОС) + 0.5 ГБ (Python) + 0.6 ГБ (Данные) + 9 ГБ (Обучение 3 моделей) + 0.5 ГБ (Визуализация) + 2 ГБ (Запас) = 13.6 ГБ.</w:t>
+        <w:t xml:space="preserve">1 ГБ (ОС) + 0.5 ГБ (Python) + 0.6 ГБ (Данные) + </w:t>
+      </w:r>
+      <w:r>
+        <w:t>3</w:t>
+      </w:r>
+      <w:r>
+        <w:t xml:space="preserve"> ГБ (Обучение 3 моделей) + 0.5 ГБ (Визуализация) + </w:t>
+      </w:r>
+      <w:r>
+        <w:t>1.5</w:t>
+      </w:r>
+      <w:r>
+        <w:t xml:space="preserve"> ГБ (Запас) = </w:t>
+      </w:r>
+      <w:r>
+        <w:t>7</w:t>
+      </w:r>
+      <w:r>
+        <w:t>.</w:t>
+      </w:r>
+      <w:r>
+        <w:t>1</w:t>
+      </w:r>
+      <w:r>
+        <w:t xml:space="preserve"> ГБ.</w:t>
       </w:r>
     </w:p>
     <w:p>
@@ -10721,14 +11116,26 @@
         <w:pStyle w:val="a2"/>
       </w:pPr>
       <w:r>
-        <w:t>Округляем до стандартного объёма: 16 ГБ. Рекомендуется 32 ГБ для более быстрого обучения или увеличения числа параллельных моделей.</w:t>
+        <w:t xml:space="preserve">Округляем до стандартного объёма: </w:t>
+      </w:r>
+      <w:r>
+        <w:t>8</w:t>
+      </w:r>
+      <w:r>
+        <w:t xml:space="preserve"> ГБ. Рекомендуется </w:t>
+      </w:r>
+      <w:r>
+        <w:t>16</w:t>
+      </w:r>
+      <w:r>
+        <w:t xml:space="preserve"> ГБ для более быстрого обучения или увеличения числа параллельных моделей.</w:t>
       </w:r>
     </w:p>
     <w:p>
       <w:pPr>
         <w:pStyle w:val="3"/>
       </w:pPr>
-      <w:bookmarkStart w:id="17" w:name="_Toc227610263"/>
+      <w:bookmarkStart w:id="17" w:name="_Toc228460051"/>
       <w:r>
         <w:t>Расчёт процессора (CPU)</w:t>
       </w:r>
@@ -10739,7 +11146,29 @@
         <w:pStyle w:val="a0"/>
       </w:pPr>
       <w:r>
-        <w:t>Обучение Prophet: алгоритм хорошо распараллеливается. Рекомендуется 4 ядра на одну модель</w:t>
+        <w:t xml:space="preserve">Обучение </w:t>
+      </w:r>
+      <w:proofErr w:type="spellStart"/>
+      <w:r>
+        <w:t>statsmodels</w:t>
+      </w:r>
+      <w:proofErr w:type="spellEnd"/>
+      <w:r>
+        <w:t xml:space="preserve">: алгоритм </w:t>
+      </w:r>
+      <w:proofErr w:type="spellStart"/>
+      <w:r>
+        <w:t>Хольта-Уинтерса</w:t>
+      </w:r>
+      <w:proofErr w:type="spellEnd"/>
+      <w:r>
+        <w:t xml:space="preserve"> не требует значительных вычислительных ресурсов. Рекомендуется 2 ядра</w:t>
+      </w:r>
+      <w:r>
+        <w:t xml:space="preserve"> </w:t>
+      </w:r>
+      <w:r>
+        <w:t>на одну модель</w:t>
       </w:r>
     </w:p>
     <w:p>
@@ -10747,7 +11176,19 @@
         <w:pStyle w:val="a0"/>
       </w:pPr>
       <w:r>
-        <w:t>Параллельное обучение 3 моделей: 3 × 4 ядра = 12 ядер</w:t>
+        <w:t xml:space="preserve">Параллельное обучение 3 моделей: 3 × </w:t>
+      </w:r>
+      <w:r>
+        <w:t>2</w:t>
+      </w:r>
+      <w:r>
+        <w:t xml:space="preserve"> ядра = </w:t>
+      </w:r>
+      <w:r>
+        <w:t>6</w:t>
+      </w:r>
+      <w:r>
+        <w:t xml:space="preserve"> ядер</w:t>
       </w:r>
     </w:p>
     <w:p>
@@ -10755,39 +11196,23 @@
         <w:pStyle w:val="a0"/>
       </w:pPr>
       <w:r>
-        <w:t>Предобработка данных (pandas): 2 ядра (использует не все)</w:t>
+        <w:t>Предобработка данных (</w:t>
+      </w:r>
+      <w:proofErr w:type="spellStart"/>
+      <w:r>
+        <w:t>pandas</w:t>
+      </w:r>
+      <w:proofErr w:type="spellEnd"/>
+      <w:r>
+        <w:t>): 2 ядра (использует не все)</w:t>
       </w:r>
     </w:p>
     <w:p>
       <w:pPr>
         <w:pStyle w:val="a0"/>
-        <w:rPr>
-          <w:lang w:val="en-US"/>
-        </w:rPr>
-      </w:pPr>
-      <w:r>
-        <w:rPr>
-          <w:lang w:val="en-US"/>
-        </w:rPr>
-        <w:t>API-</w:t>
-      </w:r>
-      <w:r>
-        <w:t>сервер</w:t>
-      </w:r>
-      <w:r>
-        <w:rPr>
-          <w:lang w:val="en-US"/>
-        </w:rPr>
-        <w:t xml:space="preserve"> (FastAPI): 1 </w:t>
-      </w:r>
-      <w:r>
-        <w:t>ядро</w:t>
-      </w:r>
-      <w:r>
-        <w:rPr>
-          <w:lang w:val="en-US"/>
-        </w:rPr>
-        <w:t xml:space="preserve"> (uvicorn workers)</w:t>
+      </w:pPr>
+      <w:r>
+        <w:t>Системные процессы: 1 ядро</w:t>
       </w:r>
     </w:p>
     <w:p>
@@ -10795,15 +11220,17 @@
         <w:pStyle w:val="a0"/>
       </w:pPr>
       <w:r>
-        <w:t>Системные процессы: 1 ядро</w:t>
-      </w:r>
-    </w:p>
-    <w:p>
-      <w:pPr>
-        <w:pStyle w:val="a0"/>
-      </w:pPr>
-      <w:r>
-        <w:t>Резерв: 2 ядра</w:t>
+        <w:lastRenderedPageBreak/>
+        <w:t xml:space="preserve">Резерв: </w:t>
+      </w:r>
+      <w:r>
+        <w:t>1</w:t>
+      </w:r>
+      <w:r>
+        <w:t xml:space="preserve"> ядр</w:t>
+      </w:r>
+      <w:r>
+        <w:t>о</w:t>
       </w:r>
     </w:p>
     <w:p>
@@ -10819,7 +11246,6 @@
           <w:b/>
           <w:bCs/>
         </w:rPr>
-        <w:lastRenderedPageBreak/>
         <w:t>Итоговый расчёт:</w:t>
       </w:r>
     </w:p>
@@ -10828,7 +11254,22 @@
         <w:pStyle w:val="a2"/>
       </w:pPr>
       <w:r>
-        <w:t>12 (обучение) + 2 (данные) + 1 (API) + 1 (ОС) + 2 (резерв) = 18 ядер.</w:t>
+        <w:t>6</w:t>
+      </w:r>
+      <w:r>
+        <w:t xml:space="preserve"> (обучение) + 2 (данные) + 1 (ОС) + </w:t>
+      </w:r>
+      <w:r>
+        <w:t>1</w:t>
+      </w:r>
+      <w:r>
+        <w:t xml:space="preserve"> (резерв) = 1</w:t>
+      </w:r>
+      <w:r>
+        <w:t>0</w:t>
+      </w:r>
+      <w:r>
+        <w:t xml:space="preserve"> ядер.</w:t>
       </w:r>
     </w:p>
     <w:p>
@@ -10836,14 +11277,26 @@
         <w:pStyle w:val="a2"/>
       </w:pPr>
       <w:r>
-        <w:t>Округляем до стандартного значения: 16 ядер / 32 потока.</w:t>
+        <w:t xml:space="preserve">Округляем до стандартного значения: </w:t>
+      </w:r>
+      <w:r>
+        <w:t>8</w:t>
+      </w:r>
+      <w:r>
+        <w:t xml:space="preserve"> ядер / </w:t>
+      </w:r>
+      <w:r>
+        <w:t>16</w:t>
+      </w:r>
+      <w:r>
+        <w:t xml:space="preserve"> потока.</w:t>
       </w:r>
     </w:p>
     <w:p>
       <w:pPr>
         <w:pStyle w:val="3"/>
       </w:pPr>
-      <w:bookmarkStart w:id="18" w:name="_Toc227610264"/>
+      <w:bookmarkStart w:id="18" w:name="_Toc228460052"/>
       <w:r>
         <w:t>Расчёт дисковой подсистемы</w:t>
       </w:r>
@@ -10870,7 +11323,15 @@
         <w:pStyle w:val="a0"/>
       </w:pPr>
       <w:r>
-        <w:t>Библиотеки Python (venv): 2-3 ГБ</w:t>
+        <w:t>Библиотеки Python (</w:t>
+      </w:r>
+      <w:proofErr w:type="spellStart"/>
+      <w:r>
+        <w:t>venv</w:t>
+      </w:r>
+      <w:proofErr w:type="spellEnd"/>
+      <w:r>
+        <w:t>): 2-3 ГБ</w:t>
       </w:r>
     </w:p>
     <w:p>
@@ -10878,7 +11339,15 @@
         <w:pStyle w:val="a0"/>
       </w:pPr>
       <w:r>
-        <w:t>Исторические данные (CSV/Parquet): 1 ГБ</w:t>
+        <w:t>Исторические данные (CSV/</w:t>
+      </w:r>
+      <w:proofErr w:type="spellStart"/>
+      <w:r>
+        <w:t>Parquet</w:t>
+      </w:r>
+      <w:proofErr w:type="spellEnd"/>
+      <w:r>
+        <w:t>): 1 ГБ</w:t>
       </w:r>
     </w:p>
     <w:p>
@@ -10886,7 +11355,20 @@
         <w:pStyle w:val="a0"/>
       </w:pPr>
       <w:r>
-        <w:t>Обученные модели (.pkl файлы): 15 позиций × 5 МБ = 75 МБ × 10 версий = 0.75 ГБ</w:t>
+        <w:t xml:space="preserve">Обученные модели </w:t>
+      </w:r>
+      <w:proofErr w:type="gramStart"/>
+      <w:r>
+        <w:t>(.</w:t>
+      </w:r>
+      <w:proofErr w:type="spellStart"/>
+      <w:r>
+        <w:t>pkl</w:t>
+      </w:r>
+      <w:proofErr w:type="spellEnd"/>
+      <w:proofErr w:type="gramEnd"/>
+      <w:r>
+        <w:t xml:space="preserve"> файлы): 15 позиций × 5 МБ = 75 МБ × 10 версий = 0.75 ГБ</w:t>
       </w:r>
     </w:p>
     <w:p>
@@ -10939,7 +11421,7 @@
       <w:pPr>
         <w:pStyle w:val="3"/>
       </w:pPr>
-      <w:bookmarkStart w:id="19" w:name="_Toc227610265"/>
+      <w:bookmarkStart w:id="19" w:name="_Toc228460053"/>
       <w:r>
         <w:t>Выбранная конфигурация</w:t>
       </w:r>
@@ -11120,7 +11602,7 @@
                 <w:szCs w:val="22"/>
                 <w:lang w:val="en-US"/>
               </w:rPr>
-              <w:t>DEPO Storm 3400 / Aquarius Server T50</w:t>
+              <w:t>DEPO Storm 2400 / Aquarius Server T40</w:t>
             </w:r>
           </w:p>
         </w:tc>
@@ -11176,45 +11658,54 @@
                 <w:szCs w:val="22"/>
                 <w:lang w:val="en-US"/>
               </w:rPr>
-              <w:t xml:space="preserve">1 × Intel Xeon Gold 5318Y (24 </w:t>
-            </w:r>
-            <w:r>
-              <w:rPr>
-                <w:sz w:val="24"/>
-                <w:szCs w:val="22"/>
-              </w:rPr>
-              <w:t>ядра</w:t>
-            </w:r>
+              <w:t xml:space="preserve">1 × Intel Xeon Silver 4310 (12 </w:t>
+            </w:r>
+            <w:proofErr w:type="spellStart"/>
             <w:r>
               <w:rPr>
                 <w:sz w:val="24"/>
                 <w:szCs w:val="22"/>
                 <w:lang w:val="en-US"/>
               </w:rPr>
+              <w:t>ядер</w:t>
+            </w:r>
+            <w:proofErr w:type="spellEnd"/>
+            <w:r>
+              <w:rPr>
+                <w:sz w:val="24"/>
+                <w:szCs w:val="22"/>
+                <w:lang w:val="en-US"/>
+              </w:rPr>
               <w:t xml:space="preserve">, 2.1 </w:t>
             </w:r>
-            <w:r>
-              <w:rPr>
-                <w:sz w:val="24"/>
-                <w:szCs w:val="22"/>
+            <w:proofErr w:type="spellStart"/>
+            <w:r>
+              <w:rPr>
+                <w:sz w:val="24"/>
+                <w:szCs w:val="22"/>
+                <w:lang w:val="en-US"/>
               </w:rPr>
               <w:t>ГГц</w:t>
             </w:r>
+            <w:proofErr w:type="spellEnd"/>
             <w:r>
               <w:rPr>
                 <w:sz w:val="24"/>
                 <w:szCs w:val="22"/>
                 <w:lang w:val="en-US"/>
               </w:rPr>
-              <w:t xml:space="preserve">, 48 </w:t>
-            </w:r>
-            <w:r>
-              <w:rPr>
-                <w:sz w:val="24"/>
-                <w:szCs w:val="22"/>
-              </w:rPr>
-              <w:t>потоков</w:t>
-            </w:r>
+              <w:t xml:space="preserve">, 24 </w:t>
+            </w:r>
+            <w:proofErr w:type="spellStart"/>
+            <w:r>
+              <w:rPr>
+                <w:sz w:val="24"/>
+                <w:szCs w:val="22"/>
+                <w:lang w:val="en-US"/>
+              </w:rPr>
+              <w:t>потока</w:t>
+            </w:r>
+            <w:proofErr w:type="spellEnd"/>
             <w:r>
               <w:rPr>
                 <w:sz w:val="24"/>
@@ -11277,37 +11768,7 @@
                 <w:szCs w:val="22"/>
                 <w:lang w:val="en-US"/>
               </w:rPr>
-              <w:t xml:space="preserve">32 </w:t>
-            </w:r>
-            <w:r>
-              <w:rPr>
-                <w:sz w:val="24"/>
-                <w:szCs w:val="22"/>
-              </w:rPr>
-              <w:t>ГБ</w:t>
-            </w:r>
-            <w:r>
-              <w:rPr>
-                <w:sz w:val="24"/>
-                <w:szCs w:val="22"/>
-                <w:lang w:val="en-US"/>
-              </w:rPr>
-              <w:t xml:space="preserve"> DDR4 ECC Registered (2 × 16 </w:t>
-            </w:r>
-            <w:r>
-              <w:rPr>
-                <w:sz w:val="24"/>
-                <w:szCs w:val="22"/>
-              </w:rPr>
-              <w:t>ГБ</w:t>
-            </w:r>
-            <w:r>
-              <w:rPr>
-                <w:sz w:val="24"/>
-                <w:szCs w:val="22"/>
-                <w:lang w:val="en-US"/>
-              </w:rPr>
-              <w:t>)</w:t>
+              <w:t>16 ГБ DDR4 ECC Registered (2 × 8 ГБ)</w:t>
             </w:r>
           </w:p>
         </w:tc>
@@ -11361,7 +11822,23 @@
                 <w:sz w:val="24"/>
                 <w:szCs w:val="22"/>
               </w:rPr>
-              <w:t>2 × 480 ГБ SSD NVMe в RAID 1 (полезная ёмкость 480 ГБ)</w:t>
+              <w:t xml:space="preserve">2 × 240 ГБ SSD </w:t>
+            </w:r>
+            <w:proofErr w:type="spellStart"/>
+            <w:r>
+              <w:rPr>
+                <w:sz w:val="24"/>
+                <w:szCs w:val="22"/>
+              </w:rPr>
+              <w:t>NVMe</w:t>
+            </w:r>
+            <w:proofErr w:type="spellEnd"/>
+            <w:r>
+              <w:rPr>
+                <w:sz w:val="24"/>
+                <w:szCs w:val="22"/>
+              </w:rPr>
+              <w:t xml:space="preserve"> в RAID 1 (полезная ёмкость 240 ГБ)</w:t>
             </w:r>
           </w:p>
         </w:tc>
@@ -11416,7 +11893,7 @@
                 <w:sz w:val="24"/>
                 <w:szCs w:val="22"/>
               </w:rPr>
-              <w:t>2 × 10GbE SFP+</w:t>
+              <w:t>2 × 1GbE RJ45</w:t>
             </w:r>
           </w:p>
         </w:tc>
@@ -11471,7 +11948,7 @@
                 <w:sz w:val="24"/>
                 <w:szCs w:val="22"/>
               </w:rPr>
-              <w:t>2 × 800 Вт (горячая замена)</w:t>
+              <w:t>2 × 550 Вт (горячая замена)</w:t>
             </w:r>
           </w:p>
         </w:tc>
@@ -11526,8 +12003,17 @@
                 <w:sz w:val="24"/>
                 <w:szCs w:val="22"/>
               </w:rPr>
-              <w:t>2U Rackmount</w:t>
-            </w:r>
+              <w:t xml:space="preserve">1U </w:t>
+            </w:r>
+            <w:proofErr w:type="spellStart"/>
+            <w:r>
+              <w:rPr>
+                <w:sz w:val="24"/>
+                <w:szCs w:val="22"/>
+              </w:rPr>
+              <w:t>Rackmount</w:t>
+            </w:r>
+            <w:proofErr w:type="spellEnd"/>
           </w:p>
         </w:tc>
       </w:tr>
@@ -11544,12 +12030,21 @@
           <w:lang w:val="en-US"/>
         </w:rPr>
       </w:pPr>
-      <w:bookmarkStart w:id="20" w:name="_Toc227610266"/>
+      <w:bookmarkStart w:id="20" w:name="_Toc228460054"/>
+      <w:proofErr w:type="spellStart"/>
       <w:r>
         <w:rPr>
           <w:lang w:val="en-US"/>
         </w:rPr>
-        <w:t>Веб-сервер (Frontend)</w:t>
+        <w:lastRenderedPageBreak/>
+        <w:t>Веб-сервер</w:t>
+      </w:r>
+      <w:proofErr w:type="spellEnd"/>
+      <w:r>
+        <w:rPr>
+          <w:lang w:val="en-US"/>
+        </w:rPr>
+        <w:t xml:space="preserve"> (Frontend)</w:t>
       </w:r>
       <w:bookmarkEnd w:id="20"/>
     </w:p>
@@ -11557,7 +12052,7 @@
       <w:pPr>
         <w:pStyle w:val="3"/>
       </w:pPr>
-      <w:bookmarkStart w:id="21" w:name="_Toc227610267"/>
+      <w:bookmarkStart w:id="21" w:name="_Toc228460055"/>
       <w:r>
         <w:t>Исходные данные</w:t>
       </w:r>
@@ -11568,7 +12063,31 @@
         <w:pStyle w:val="a2"/>
       </w:pPr>
       <w:r>
-        <w:t>ПО: Nginx (Reverse Proxy + раздача статики)</w:t>
+        <w:t xml:space="preserve">ПО: </w:t>
+      </w:r>
+      <w:proofErr w:type="spellStart"/>
+      <w:r>
+        <w:t>Nginx</w:t>
+      </w:r>
+      <w:proofErr w:type="spellEnd"/>
+      <w:r>
+        <w:t xml:space="preserve"> (</w:t>
+      </w:r>
+      <w:proofErr w:type="spellStart"/>
+      <w:r>
+        <w:t>Reverse</w:t>
+      </w:r>
+      <w:proofErr w:type="spellEnd"/>
+      <w:r>
+        <w:t xml:space="preserve"> </w:t>
+      </w:r>
+      <w:proofErr w:type="spellStart"/>
+      <w:r>
+        <w:t>Proxy</w:t>
+      </w:r>
+      <w:proofErr w:type="spellEnd"/>
+      <w:r>
+        <w:t xml:space="preserve"> + раздача статики)</w:t>
       </w:r>
       <w:r>
         <w:t>.</w:t>
@@ -11582,7 +12101,6 @@
         </w:rPr>
       </w:pPr>
       <w:r>
-        <w:lastRenderedPageBreak/>
         <w:t>ОС</w:t>
       </w:r>
       <w:r>
@@ -11658,7 +12176,7 @@
       <w:pPr>
         <w:pStyle w:val="3"/>
       </w:pPr>
-      <w:bookmarkStart w:id="22" w:name="_Toc227610268"/>
+      <w:bookmarkStart w:id="22" w:name="_Toc228460056"/>
       <w:r>
         <w:t>Расчёт оперативной памяти (RAM)</w:t>
       </w:r>
@@ -11677,7 +12195,23 @@
         <w:pStyle w:val="a0"/>
       </w:pPr>
       <w:r>
-        <w:t>Главный процесс Nginx (master): 2-5 МБ</w:t>
+        <w:t xml:space="preserve">Главный процесс </w:t>
+      </w:r>
+      <w:proofErr w:type="spellStart"/>
+      <w:r>
+        <w:t>Nginx</w:t>
+      </w:r>
+      <w:proofErr w:type="spellEnd"/>
+      <w:r>
+        <w:t xml:space="preserve"> (</w:t>
+      </w:r>
+      <w:proofErr w:type="spellStart"/>
+      <w:r>
+        <w:t>master</w:t>
+      </w:r>
+      <w:proofErr w:type="spellEnd"/>
+      <w:r>
+        <w:t>): 2-5 МБ</w:t>
       </w:r>
     </w:p>
     <w:p>
@@ -11685,7 +12219,23 @@
         <w:pStyle w:val="a0"/>
       </w:pPr>
       <w:r>
-        <w:t>Рабочие процессы Nginx (worker): 4 процесса × 10-20 МБ = 80 МБ</w:t>
+        <w:t xml:space="preserve">Рабочие процессы </w:t>
+      </w:r>
+      <w:proofErr w:type="spellStart"/>
+      <w:r>
+        <w:t>Nginx</w:t>
+      </w:r>
+      <w:proofErr w:type="spellEnd"/>
+      <w:r>
+        <w:t xml:space="preserve"> (</w:t>
+      </w:r>
+      <w:proofErr w:type="spellStart"/>
+      <w:r>
+        <w:t>worker</w:t>
+      </w:r>
+      <w:proofErr w:type="spellEnd"/>
+      <w:r>
+        <w:t>): 4 процесса × 10-20 МБ = 80 МБ</w:t>
       </w:r>
     </w:p>
     <w:p>
@@ -11693,7 +12243,23 @@
         <w:pStyle w:val="a0"/>
       </w:pPr>
       <w:r>
-        <w:t>Буферы проксирования (proxy_buffer): 50 соединений × 1 МБ = 50 МБ</w:t>
+        <w:t xml:space="preserve">Буферы </w:t>
+      </w:r>
+      <w:proofErr w:type="spellStart"/>
+      <w:r>
+        <w:t>проксирования</w:t>
+      </w:r>
+      <w:proofErr w:type="spellEnd"/>
+      <w:r>
+        <w:t xml:space="preserve"> (</w:t>
+      </w:r>
+      <w:proofErr w:type="spellStart"/>
+      <w:r>
+        <w:t>proxy_buffer</w:t>
+      </w:r>
+      <w:proofErr w:type="spellEnd"/>
+      <w:r>
+        <w:t>): 50 соединений × 1 МБ = 50 МБ</w:t>
       </w:r>
     </w:p>
     <w:p>
@@ -11701,7 +12267,15 @@
         <w:pStyle w:val="a0"/>
       </w:pPr>
       <w:r>
-        <w:t>Кэш статических файлов (open_file_cache): 100 МБ</w:t>
+        <w:t>Кэш статических файлов (</w:t>
+      </w:r>
+      <w:proofErr w:type="spellStart"/>
+      <w:r>
+        <w:t>open_file_cache</w:t>
+      </w:r>
+      <w:proofErr w:type="spellEnd"/>
+      <w:r>
+        <w:t>): 100 МБ</w:t>
       </w:r>
     </w:p>
     <w:p>
@@ -11741,7 +12315,15 @@
         <w:pStyle w:val="a2"/>
       </w:pPr>
       <w:r>
-        <w:t>0.5 ГБ (ОС) + 0.1 ГБ (Nginx) + 0.05 ГБ (Буферы) + 0.1 ГБ (Кэш) + 0.1 ГБ (Утилиты) + 0.2 ГБ (Запас) = 1.05 ГБ.</w:t>
+        <w:t>0.5 ГБ (ОС) + 0.1 ГБ (</w:t>
+      </w:r>
+      <w:proofErr w:type="spellStart"/>
+      <w:r>
+        <w:t>Nginx</w:t>
+      </w:r>
+      <w:proofErr w:type="spellEnd"/>
+      <w:r>
+        <w:t>) + 0.05 ГБ (Буферы) + 0.1 ГБ (Кэш) + 0.1 ГБ (Утилиты) + 0.2 ГБ (Запас) = 1.05 ГБ.</w:t>
       </w:r>
     </w:p>
     <w:p>
@@ -11756,7 +12338,7 @@
       <w:pPr>
         <w:pStyle w:val="3"/>
       </w:pPr>
-      <w:bookmarkStart w:id="23" w:name="_Toc227610269"/>
+      <w:bookmarkStart w:id="23" w:name="_Toc228460057"/>
       <w:r>
         <w:t>Расчёт процессора (CPU)</w:t>
       </w:r>
@@ -11766,8 +12348,21 @@
       <w:pPr>
         <w:pStyle w:val="a0"/>
       </w:pPr>
-      <w:r>
-        <w:t>Nginx — событийно-ориентированный (epoll): крайне эффективен</w:t>
+      <w:proofErr w:type="spellStart"/>
+      <w:r>
+        <w:t>Nginx</w:t>
+      </w:r>
+      <w:proofErr w:type="spellEnd"/>
+      <w:r>
+        <w:t xml:space="preserve"> — событийно-ориентированный (</w:t>
+      </w:r>
+      <w:proofErr w:type="spellStart"/>
+      <w:r>
+        <w:t>epoll</w:t>
+      </w:r>
+      <w:proofErr w:type="spellEnd"/>
+      <w:r>
+        <w:t>): крайне эффективен</w:t>
       </w:r>
     </w:p>
     <w:p>
@@ -11783,7 +12378,16 @@
         <w:pStyle w:val="a0"/>
       </w:pPr>
       <w:r>
-        <w:t>SSL/TLS-терминация (HTTPS): при 50 соединениях — 1 ядро (аппаратное ускорение AES-NI)</w:t>
+        <w:lastRenderedPageBreak/>
+        <w:t>SSL/TLS-</w:t>
+      </w:r>
+      <w:proofErr w:type="spellStart"/>
+      <w:r>
+        <w:t>терминация</w:t>
+      </w:r>
+      <w:proofErr w:type="spellEnd"/>
+      <w:r>
+        <w:t xml:space="preserve"> (HTTPS): при 50 соединениях — 1 ядро (аппаратное ускорение AES-NI)</w:t>
       </w:r>
     </w:p>
     <w:p>
@@ -11791,7 +12395,15 @@
         <w:pStyle w:val="a0"/>
       </w:pPr>
       <w:r>
-        <w:t>Сжатие gzip: 0.5 ядра</w:t>
+        <w:t xml:space="preserve">Сжатие </w:t>
+      </w:r>
+      <w:proofErr w:type="spellStart"/>
+      <w:r>
+        <w:t>gzip</w:t>
+      </w:r>
+      <w:proofErr w:type="spellEnd"/>
+      <w:r>
+        <w:t>: 0.5 ядра</w:t>
       </w:r>
     </w:p>
     <w:p>
@@ -11823,7 +12435,6 @@
           <w:b/>
           <w:bCs/>
         </w:rPr>
-        <w:lastRenderedPageBreak/>
         <w:t>Итоговый расчёт:</w:t>
       </w:r>
     </w:p>
@@ -11832,7 +12443,15 @@
         <w:pStyle w:val="a2"/>
       </w:pPr>
       <w:r>
-        <w:t>0.5 (Соединения) + 1 (SSL) + 0.5 (Gzip) + 0.5 (ОС) + 0.5 (Резерв) = 3 ядра.</w:t>
+        <w:t>0.5 (Соединения) + 1 (SSL) + 0.5 (</w:t>
+      </w:r>
+      <w:proofErr w:type="spellStart"/>
+      <w:r>
+        <w:t>Gzip</w:t>
+      </w:r>
+      <w:proofErr w:type="spellEnd"/>
+      <w:r>
+        <w:t>) + 0.5 (ОС) + 0.5 (Резерв) = 3 ядра.</w:t>
       </w:r>
     </w:p>
     <w:p>
@@ -11847,7 +12466,7 @@
       <w:pPr>
         <w:pStyle w:val="3"/>
       </w:pPr>
-      <w:bookmarkStart w:id="24" w:name="_Toc227610270"/>
+      <w:bookmarkStart w:id="24" w:name="_Toc228460058"/>
       <w:r>
         <w:t>Расчёт дисковой подсистемы</w:t>
       </w:r>
@@ -11866,7 +12485,15 @@
         <w:pStyle w:val="a0"/>
       </w:pPr>
       <w:r>
-        <w:t>Исполняемые файлы Nginx: 10 МБ</w:t>
+        <w:t xml:space="preserve">Исполняемые файлы </w:t>
+      </w:r>
+      <w:proofErr w:type="spellStart"/>
+      <w:r>
+        <w:t>Nginx</w:t>
+      </w:r>
+      <w:proofErr w:type="spellEnd"/>
+      <w:r>
+        <w:t>: 10 МБ</w:t>
       </w:r>
     </w:p>
     <w:p>
@@ -11906,7 +12533,15 @@
         <w:pStyle w:val="a0"/>
       </w:pPr>
       <w:r>
-        <w:t>Кэш проксирования: 1 ГБ (опционально)</w:t>
+        <w:t xml:space="preserve">Кэш </w:t>
+      </w:r>
+      <w:proofErr w:type="spellStart"/>
+      <w:r>
+        <w:t>проксирования</w:t>
+      </w:r>
+      <w:proofErr w:type="spellEnd"/>
+      <w:r>
+        <w:t>: 1 ГБ (опционально)</w:t>
       </w:r>
     </w:p>
     <w:p>
@@ -11943,7 +12578,7 @@
       <w:pPr>
         <w:pStyle w:val="3"/>
       </w:pPr>
-      <w:bookmarkStart w:id="25" w:name="_Toc227610271"/>
+      <w:bookmarkStart w:id="25" w:name="_Toc228460059"/>
       <w:r>
         <w:t>Выбранная конфигурация</w:t>
       </w:r>
@@ -12499,8 +13134,17 @@
                 <w:sz w:val="24"/>
                 <w:szCs w:val="22"/>
               </w:rPr>
-              <w:t>1U Rackmount</w:t>
-            </w:r>
+              <w:t xml:space="preserve">1U </w:t>
+            </w:r>
+            <w:proofErr w:type="spellStart"/>
+            <w:r>
+              <w:rPr>
+                <w:sz w:val="24"/>
+                <w:szCs w:val="22"/>
+              </w:rPr>
+              <w:t>Rackmount</w:t>
+            </w:r>
+            <w:proofErr w:type="spellEnd"/>
           </w:p>
         </w:tc>
       </w:tr>
@@ -12573,20 +13217,51 @@
           <w:lang w:val="en-US"/>
         </w:rPr>
       </w:pPr>
-      <w:bookmarkStart w:id="26" w:name="_Toc227610272"/>
+      <w:bookmarkStart w:id="26" w:name="_Toc228460060"/>
+      <w:proofErr w:type="spellStart"/>
       <w:r>
         <w:rPr>
           <w:lang w:val="en-US"/>
         </w:rPr>
-        <w:t>Сервер резервного копирования</w:t>
+        <w:lastRenderedPageBreak/>
+        <w:t>Сервер</w:t>
+      </w:r>
+      <w:proofErr w:type="spellEnd"/>
+      <w:r>
+        <w:rPr>
+          <w:lang w:val="en-US"/>
+        </w:rPr>
+        <w:t xml:space="preserve"> </w:t>
+      </w:r>
+      <w:proofErr w:type="spellStart"/>
+      <w:r>
+        <w:rPr>
+          <w:lang w:val="en-US"/>
+        </w:rPr>
+        <w:t>резервного</w:t>
+      </w:r>
+      <w:proofErr w:type="spellEnd"/>
+      <w:r>
+        <w:rPr>
+          <w:lang w:val="en-US"/>
+        </w:rPr>
+        <w:t xml:space="preserve"> </w:t>
+      </w:r>
+      <w:proofErr w:type="spellStart"/>
+      <w:r>
+        <w:rPr>
+          <w:lang w:val="en-US"/>
+        </w:rPr>
+        <w:t>копирования</w:t>
       </w:r>
       <w:bookmarkEnd w:id="26"/>
+      <w:proofErr w:type="spellEnd"/>
     </w:p>
     <w:p>
       <w:pPr>
         <w:pStyle w:val="3"/>
       </w:pPr>
-      <w:bookmarkStart w:id="27" w:name="_Toc227610273"/>
+      <w:bookmarkStart w:id="27" w:name="_Toc228460061"/>
       <w:r>
         <w:t>Исходные данные</w:t>
       </w:r>
@@ -12606,12 +13281,26 @@
         <w:rPr>
           <w:lang w:val="en-US"/>
         </w:rPr>
-        <w:t>: Bacula / Veeam Backup &amp; Replication</w:t>
-      </w:r>
+        <w:t xml:space="preserve">: </w:t>
+      </w:r>
+      <w:proofErr w:type="spellStart"/>
       <w:r>
         <w:rPr>
           <w:lang w:val="en-US"/>
         </w:rPr>
+        <w:t>Bacula</w:t>
+      </w:r>
+      <w:proofErr w:type="spellEnd"/>
+      <w:r>
+        <w:rPr>
+          <w:lang w:val="en-US"/>
+        </w:rPr>
+        <w:t xml:space="preserve"> / Veeam Backup &amp; Replication</w:t>
+      </w:r>
+      <w:r>
+        <w:rPr>
+          <w:lang w:val="en-US"/>
+        </w:rPr>
         <w:t>.</w:t>
       </w:r>
     </w:p>
@@ -12643,11 +13332,327 @@
         <w:pStyle w:val="a2"/>
       </w:pPr>
       <w:r>
+        <w:t>Источники данных: Сервер БД (2 МБ), Сервер приложений (конфиги 50 МБ), Сервер аналитики (модели 75 МБ), Веб-сервер (статика 10 МБ)</w:t>
+      </w:r>
+      <w:r>
+        <w:t>.</w:t>
+      </w:r>
+    </w:p>
+    <w:p>
+      <w:pPr>
+        <w:pStyle w:val="a2"/>
+      </w:pPr>
+      <w:r>
+        <w:t>Политика хранения</w:t>
+      </w:r>
+      <w:proofErr w:type="gramStart"/>
+      <w:r>
+        <w:t>: Ежедневно</w:t>
+      </w:r>
+      <w:proofErr w:type="gramEnd"/>
+      <w:r>
+        <w:t xml:space="preserve"> (30 дней)</w:t>
+      </w:r>
+      <w:proofErr w:type="gramStart"/>
+      <w:r>
+        <w:t>, Еженедельно</w:t>
+      </w:r>
+      <w:proofErr w:type="gramEnd"/>
+      <w:r>
+        <w:t xml:space="preserve"> (12 недель)</w:t>
+      </w:r>
+      <w:proofErr w:type="gramStart"/>
+      <w:r>
+        <w:t>, Ежемесячно</w:t>
+      </w:r>
+      <w:proofErr w:type="gramEnd"/>
+      <w:r>
+        <w:t xml:space="preserve"> (12 месяцев)</w:t>
+      </w:r>
+      <w:proofErr w:type="gramStart"/>
+      <w:r>
+        <w:t>, Ежегодно</w:t>
+      </w:r>
+      <w:proofErr w:type="gramEnd"/>
+      <w:r>
+        <w:t xml:space="preserve"> (5 лет)</w:t>
+      </w:r>
+      <w:r>
+        <w:t>.</w:t>
+      </w:r>
+    </w:p>
+    <w:p>
+      <w:pPr>
+        <w:pStyle w:val="3"/>
+      </w:pPr>
+      <w:bookmarkStart w:id="28" w:name="_Toc228460062"/>
+      <w:r>
+        <w:t>Расчёт дискового пространства</w:t>
+      </w:r>
+      <w:bookmarkEnd w:id="28"/>
+    </w:p>
+    <w:p>
+      <w:pPr>
+        <w:pStyle w:val="a2"/>
+      </w:pPr>
+      <w:r>
+        <w:t>Ежедневные бэкапы (30 версий)</w:t>
+      </w:r>
+      <w:r>
+        <w:t>:</w:t>
+      </w:r>
+    </w:p>
+    <w:p>
+      <w:pPr>
+        <w:pStyle w:val="a0"/>
+      </w:pPr>
+      <w:r>
+        <w:t>Сервер БД (полный + инкременты): 1 × 5 МБ + 29 × 0.5 МБ = 19.5 МБ</w:t>
+      </w:r>
+    </w:p>
+    <w:p>
+      <w:pPr>
+        <w:pStyle w:val="a0"/>
+      </w:pPr>
+      <w:r>
+        <w:t>Сервер приложений: 30 × 50 МБ = 1500 МБ (1.5 ГБ)</w:t>
+      </w:r>
+    </w:p>
+    <w:p>
+      <w:pPr>
+        <w:pStyle w:val="a0"/>
+      </w:pPr>
+      <w:r>
+        <w:t>Сервер аналитики: 30 × 75 МБ = 2250 МБ (2.25 ГБ)</w:t>
+      </w:r>
+    </w:p>
+    <w:p>
+      <w:pPr>
+        <w:pStyle w:val="a0"/>
+      </w:pPr>
+      <w:r>
+        <w:t>Веб-сервер: 30 × 10 МБ = 300 МБ</w:t>
+      </w:r>
+    </w:p>
+    <w:p>
+      <w:pPr>
+        <w:pStyle w:val="a0"/>
+      </w:pPr>
+      <w:r>
+        <w:t>Итого ежедневные: 19.5 + 1500 + 2250 + 300 = 4069.5 МБ (~4 ГБ)</w:t>
+      </w:r>
+    </w:p>
+    <w:p>
+      <w:pPr>
+        <w:pStyle w:val="a2"/>
+      </w:pPr>
+      <w:r>
+        <w:t>Еженедельные бэкапы (12 версий)</w:t>
+      </w:r>
+      <w:r>
+        <w:t>:</w:t>
+      </w:r>
+    </w:p>
+    <w:p>
+      <w:pPr>
+        <w:pStyle w:val="a0"/>
+      </w:pPr>
+      <w:r>
+        <w:t>Все системы (полные копии): 12 × (5 + 50 + 75 + 10) МБ = 12 × 140 МБ = 1680 МБ (~1.7 ГБ)</w:t>
+      </w:r>
+    </w:p>
+    <w:p>
+      <w:pPr>
+        <w:pStyle w:val="a2"/>
+      </w:pPr>
+      <w:r>
+        <w:t>Ежемесячные бэкапы (12 версий)</w:t>
+      </w:r>
+      <w:r>
+        <w:t>:</w:t>
+      </w:r>
+    </w:p>
+    <w:p>
+      <w:pPr>
+        <w:pStyle w:val="a0"/>
+      </w:pPr>
+      <w:r>
+        <w:t>Все системы (полные копии): 12 × 140 МБ = 1680 МБ (~1.7 ГБ)</w:t>
+      </w:r>
+    </w:p>
+    <w:p>
+      <w:pPr>
+        <w:pStyle w:val="a2"/>
+      </w:pPr>
+      <w:r>
+        <w:t>Ежегодные бэкапы (5 версий)</w:t>
+      </w:r>
+      <w:r>
+        <w:t>:</w:t>
+      </w:r>
+    </w:p>
+    <w:p>
+      <w:pPr>
+        <w:pStyle w:val="a0"/>
+      </w:pPr>
+      <w:r>
+        <w:t>Все системы (полные копии): 5 × 140 МБ = 700 МБ (~0.7 ГБ)</w:t>
+      </w:r>
+    </w:p>
+    <w:p>
+      <w:pPr>
+        <w:pStyle w:val="a2"/>
+      </w:pPr>
+      <w:r>
+        <w:t>Суммарный объём</w:t>
+      </w:r>
+      <w:r>
+        <w:t>:</w:t>
+      </w:r>
+    </w:p>
+    <w:p>
+      <w:pPr>
+        <w:pStyle w:val="a0"/>
+      </w:pPr>
+      <w:r>
+        <w:t>Всего: 4 ГБ + 1.7 ГБ + 1.7 ГБ + 0.7 ГБ = 8.1 ГБ</w:t>
+      </w:r>
+    </w:p>
+    <w:p>
+      <w:pPr>
+        <w:pStyle w:val="a0"/>
+      </w:pPr>
+      <w:r>
+        <w:t>С запасом 500% (на рост данных): 8.1 ГБ × 5 = 40.5 ГБ</w:t>
+      </w:r>
+    </w:p>
+    <w:p>
+      <w:pPr>
+        <w:pStyle w:val="a0"/>
+      </w:pPr>
+      <w:r>
         <w:lastRenderedPageBreak/>
-        <w:t>Источники данных: Сервер БД (2 МБ), Сервер приложений (конфиги 50 МБ), Сервер аналитики (модели 75 МБ), Веб-сервер (статика 10 МБ)</w:t>
-      </w:r>
-      <w:r>
-        <w:t>.</w:t>
+        <w:t>С учётом RAID и свободного пространства: рекомендуется 500 ГБ — 1 ТБ полезной ёмкости</w:t>
+      </w:r>
+    </w:p>
+    <w:p>
+      <w:pPr>
+        <w:pStyle w:val="3"/>
+      </w:pPr>
+      <w:bookmarkStart w:id="29" w:name="_Toc228460063"/>
+      <w:r>
+        <w:t>Расчёт оперативной памяти (RAM)</w:t>
+      </w:r>
+      <w:bookmarkEnd w:id="29"/>
+    </w:p>
+    <w:p>
+      <w:pPr>
+        <w:pStyle w:val="a0"/>
+      </w:pPr>
+      <w:r>
+        <w:t>ОС (Astra Linux): 1 ГБ</w:t>
+      </w:r>
+    </w:p>
+    <w:p>
+      <w:pPr>
+        <w:pStyle w:val="a0"/>
+        <w:rPr>
+          <w:lang w:val="en-US"/>
+        </w:rPr>
+      </w:pPr>
+      <w:r>
+        <w:t>Процессы</w:t>
+      </w:r>
+      <w:r>
+        <w:rPr>
+          <w:lang w:val="en-US"/>
+        </w:rPr>
+        <w:t xml:space="preserve"> </w:t>
+      </w:r>
+      <w:proofErr w:type="spellStart"/>
+      <w:r>
+        <w:rPr>
+          <w:lang w:val="en-US"/>
+        </w:rPr>
+        <w:t>Bacula</w:t>
+      </w:r>
+      <w:proofErr w:type="spellEnd"/>
+      <w:r>
+        <w:rPr>
+          <w:lang w:val="en-US"/>
+        </w:rPr>
+        <w:t xml:space="preserve">/Veeam: Director, Storage Daemon, File Daemon — 1 </w:t>
+      </w:r>
+      <w:r>
+        <w:t>ГБ</w:t>
+      </w:r>
+    </w:p>
+    <w:p>
+      <w:pPr>
+        <w:pStyle w:val="a0"/>
+        <w:rPr>
+          <w:lang w:val="en-US"/>
+        </w:rPr>
+      </w:pPr>
+      <w:r>
+        <w:t>Каталог</w:t>
+      </w:r>
+      <w:r>
+        <w:rPr>
+          <w:lang w:val="en-US"/>
+        </w:rPr>
+        <w:t xml:space="preserve"> </w:t>
+      </w:r>
+      <w:r>
+        <w:t>базы</w:t>
+      </w:r>
+      <w:r>
+        <w:rPr>
+          <w:lang w:val="en-US"/>
+        </w:rPr>
+        <w:t xml:space="preserve"> </w:t>
+      </w:r>
+      <w:r>
+        <w:t>данных</w:t>
+      </w:r>
+      <w:r>
+        <w:rPr>
+          <w:lang w:val="en-US"/>
+        </w:rPr>
+        <w:t xml:space="preserve"> </w:t>
+      </w:r>
+      <w:proofErr w:type="spellStart"/>
+      <w:r>
+        <w:rPr>
+          <w:lang w:val="en-US"/>
+        </w:rPr>
+        <w:t>Bacula</w:t>
+      </w:r>
+      <w:proofErr w:type="spellEnd"/>
+      <w:r>
+        <w:rPr>
+          <w:lang w:val="en-US"/>
+        </w:rPr>
+        <w:t xml:space="preserve"> (SQLite/PostgreSQL): 0.5 </w:t>
+      </w:r>
+      <w:r>
+        <w:t>ГБ</w:t>
+      </w:r>
+    </w:p>
+    <w:p>
+      <w:pPr>
+        <w:pStyle w:val="a0"/>
+      </w:pPr>
+      <w:r>
+        <w:t>Кэширование при операциях бэкапа: 1 ГБ</w:t>
+      </w:r>
+    </w:p>
+    <w:p>
+      <w:pPr>
+        <w:pStyle w:val="a0"/>
+      </w:pPr>
+      <w:r>
+        <w:t>Запас: 0.5 ГБ</w:t>
       </w:r>
     </w:p>
     <w:p>
@@ -12655,321 +13660,72 @@
         <w:pStyle w:val="a2"/>
       </w:pPr>
       <w:r>
-        <w:t>Политика хранения: Ежедневно (30 дней), Еженедельно (12 недель), Ежемесячно (12 месяцев), Ежегодно (5 лет)</w:t>
-      </w:r>
-      <w:r>
-        <w:t>.</w:t>
+        <w:t>ИТОГО: 1 + 1 + 0.5 + 1 + 0.5 = 4 ГБ. Рекомендуется 8 ГБ.</w:t>
       </w:r>
     </w:p>
     <w:p>
       <w:pPr>
         <w:pStyle w:val="3"/>
       </w:pPr>
-      <w:bookmarkStart w:id="28" w:name="_Toc227610274"/>
-      <w:r>
-        <w:t>Расчёт дискового пространства</w:t>
-      </w:r>
-      <w:bookmarkEnd w:id="28"/>
+      <w:bookmarkStart w:id="30" w:name="_Toc228460064"/>
+      <w:r>
+        <w:t>Расчёт процессора (CPU)</w:t>
+      </w:r>
+      <w:bookmarkEnd w:id="30"/>
+    </w:p>
+    <w:p>
+      <w:pPr>
+        <w:pStyle w:val="a0"/>
+      </w:pPr>
+      <w:r>
+        <w:t>Сжатие данных (</w:t>
+      </w:r>
+      <w:proofErr w:type="spellStart"/>
+      <w:r>
+        <w:t>gzip</w:t>
+      </w:r>
+      <w:proofErr w:type="spellEnd"/>
+      <w:r>
+        <w:t>/lz4): 2 ядра</w:t>
+      </w:r>
+    </w:p>
+    <w:p>
+      <w:pPr>
+        <w:pStyle w:val="a0"/>
+      </w:pPr>
+      <w:r>
+        <w:t>Проверка целостности (SHA256/MD5): 1 ядро</w:t>
+      </w:r>
+    </w:p>
+    <w:p>
+      <w:pPr>
+        <w:pStyle w:val="a0"/>
+      </w:pPr>
+      <w:r>
+        <w:t>Фоновые процессы и планировщик: 1 ядро</w:t>
+      </w:r>
+    </w:p>
+    <w:p>
+      <w:pPr>
+        <w:pStyle w:val="a0"/>
+      </w:pPr>
+      <w:r>
+        <w:t>Резерв: 1 ядро</w:t>
+      </w:r>
     </w:p>
     <w:p>
       <w:pPr>
         <w:pStyle w:val="a2"/>
       </w:pPr>
       <w:r>
-        <w:t>Ежедневные бэкапы (30 версий)</w:t>
-      </w:r>
-      <w:r>
-        <w:t>:</w:t>
-      </w:r>
-    </w:p>
-    <w:p>
-      <w:pPr>
-        <w:pStyle w:val="a0"/>
-      </w:pPr>
-      <w:r>
-        <w:t>Сервер БД (полный + инкременты): 1 × 5 МБ + 29 × 0.5 МБ = 19.5 МБ</w:t>
-      </w:r>
-    </w:p>
-    <w:p>
-      <w:pPr>
-        <w:pStyle w:val="a0"/>
-      </w:pPr>
-      <w:r>
-        <w:t>Сервер приложений: 30 × 50 МБ = 1500 МБ (1.5 ГБ)</w:t>
-      </w:r>
-    </w:p>
-    <w:p>
-      <w:pPr>
-        <w:pStyle w:val="a0"/>
-      </w:pPr>
-      <w:r>
-        <w:t>Сервер аналитики: 30 × 75 МБ = 2250 МБ (2.25 ГБ)</w:t>
-      </w:r>
-    </w:p>
-    <w:p>
-      <w:pPr>
-        <w:pStyle w:val="a0"/>
-      </w:pPr>
-      <w:r>
-        <w:t>Веб-сервер: 30 × 10 МБ = 300 МБ</w:t>
-      </w:r>
-    </w:p>
-    <w:p>
-      <w:pPr>
-        <w:pStyle w:val="a0"/>
-      </w:pPr>
-      <w:r>
-        <w:t>Итого ежедневные: 19.5 + 1500 + 2250 + 300 = 4069.5 МБ (~4 ГБ)</w:t>
-      </w:r>
-    </w:p>
-    <w:p>
-      <w:pPr>
-        <w:pStyle w:val="a2"/>
-      </w:pPr>
-      <w:r>
-        <w:t>Еженедельные бэкапы (12 версий)</w:t>
-      </w:r>
-      <w:r>
-        <w:t>:</w:t>
-      </w:r>
-    </w:p>
-    <w:p>
-      <w:pPr>
-        <w:pStyle w:val="a0"/>
-      </w:pPr>
-      <w:r>
-        <w:t>Все системы (полные копии): 12 × (5 + 50 + 75 + 10) МБ = 12 × 140 МБ = 1680 МБ (~1.7 ГБ)</w:t>
-      </w:r>
-    </w:p>
-    <w:p>
-      <w:pPr>
-        <w:pStyle w:val="a2"/>
-      </w:pPr>
-      <w:r>
-        <w:t>Ежемесячные бэкапы (12 версий)</w:t>
-      </w:r>
-      <w:r>
-        <w:t>:</w:t>
-      </w:r>
-    </w:p>
-    <w:p>
-      <w:pPr>
-        <w:pStyle w:val="a0"/>
-      </w:pPr>
-      <w:r>
-        <w:t>Все системы (полные копии): 12 × 140 МБ = 1680 МБ (~1.7 ГБ)</w:t>
-      </w:r>
-    </w:p>
-    <w:p>
-      <w:pPr>
-        <w:pStyle w:val="a2"/>
-      </w:pPr>
-      <w:r>
-        <w:t>Ежегодные бэкапы (5 версий)</w:t>
-      </w:r>
-      <w:r>
-        <w:t>:</w:t>
-      </w:r>
-    </w:p>
-    <w:p>
-      <w:pPr>
-        <w:pStyle w:val="a0"/>
-      </w:pPr>
-      <w:r>
-        <w:t>Все системы (полные копии): 5 × 140 МБ = 700 МБ (~0.7 ГБ)</w:t>
-      </w:r>
-    </w:p>
-    <w:p>
-      <w:pPr>
-        <w:pStyle w:val="a2"/>
-      </w:pPr>
-      <w:r>
-        <w:t>Суммарный объём</w:t>
-      </w:r>
-      <w:r>
-        <w:t>:</w:t>
-      </w:r>
-    </w:p>
-    <w:p>
-      <w:pPr>
-        <w:pStyle w:val="a0"/>
-      </w:pPr>
-      <w:r>
-        <w:t>Всего: 4 ГБ + 1.7 ГБ + 1.7 ГБ + 0.7 ГБ = 8.1 ГБ</w:t>
-      </w:r>
-    </w:p>
-    <w:p>
-      <w:pPr>
-        <w:pStyle w:val="a0"/>
-      </w:pPr>
-      <w:r>
-        <w:t>С запасом 500% (на рост данных): 8.1 ГБ × 5 = 40.5 ГБ</w:t>
-      </w:r>
-    </w:p>
-    <w:p>
-      <w:pPr>
-        <w:pStyle w:val="a0"/>
-      </w:pPr>
-      <w:r>
-        <w:t>С учётом RAID и свободного пространства: рекомендуется 500 ГБ — 1 ТБ полезной ёмкости</w:t>
+        <w:t>ИТОГО: 2 + 1 + 1 + 1 = 5 ядер. Рекомендуется 4-6 ядер.</w:t>
       </w:r>
     </w:p>
     <w:p>
       <w:pPr>
         <w:pStyle w:val="3"/>
       </w:pPr>
-      <w:bookmarkStart w:id="29" w:name="_Toc227610275"/>
-      <w:r>
-        <w:t>Расчёт оперативной памяти (RAM)</w:t>
-      </w:r>
-      <w:bookmarkEnd w:id="29"/>
-    </w:p>
-    <w:p>
-      <w:pPr>
-        <w:pStyle w:val="a0"/>
-      </w:pPr>
-      <w:r>
-        <w:t>ОС (Astra Linux): 1 ГБ</w:t>
-      </w:r>
-    </w:p>
-    <w:p>
-      <w:pPr>
-        <w:pStyle w:val="a0"/>
-        <w:rPr>
-          <w:lang w:val="en-US"/>
-        </w:rPr>
-      </w:pPr>
-      <w:r>
-        <w:lastRenderedPageBreak/>
-        <w:t>Процессы</w:t>
-      </w:r>
-      <w:r>
-        <w:rPr>
-          <w:lang w:val="en-US"/>
-        </w:rPr>
-        <w:t xml:space="preserve"> Bacula/Veeam: Director, Storage Daemon, File Daemon — 1 </w:t>
-      </w:r>
-      <w:r>
-        <w:t>ГБ</w:t>
-      </w:r>
-    </w:p>
-    <w:p>
-      <w:pPr>
-        <w:pStyle w:val="a0"/>
-        <w:rPr>
-          <w:lang w:val="en-US"/>
-        </w:rPr>
-      </w:pPr>
-      <w:r>
-        <w:t>Каталог</w:t>
-      </w:r>
-      <w:r>
-        <w:rPr>
-          <w:lang w:val="en-US"/>
-        </w:rPr>
-        <w:t xml:space="preserve"> </w:t>
-      </w:r>
-      <w:r>
-        <w:t>базы</w:t>
-      </w:r>
-      <w:r>
-        <w:rPr>
-          <w:lang w:val="en-US"/>
-        </w:rPr>
-        <w:t xml:space="preserve"> </w:t>
-      </w:r>
-      <w:r>
-        <w:t>данных</w:t>
-      </w:r>
-      <w:r>
-        <w:rPr>
-          <w:lang w:val="en-US"/>
-        </w:rPr>
-        <w:t xml:space="preserve"> Bacula (SQLite/PostgreSQL): 0.5 </w:t>
-      </w:r>
-      <w:r>
-        <w:t>ГБ</w:t>
-      </w:r>
-    </w:p>
-    <w:p>
-      <w:pPr>
-        <w:pStyle w:val="a0"/>
-      </w:pPr>
-      <w:r>
-        <w:t>Кэширование при операциях бэкапа: 1 ГБ</w:t>
-      </w:r>
-    </w:p>
-    <w:p>
-      <w:pPr>
-        <w:pStyle w:val="a0"/>
-      </w:pPr>
-      <w:r>
-        <w:t>Запас: 0.5 ГБ</w:t>
-      </w:r>
-    </w:p>
-    <w:p>
-      <w:pPr>
-        <w:pStyle w:val="a2"/>
-      </w:pPr>
-      <w:r>
-        <w:t>ИТОГО: 1 + 1 + 0.5 + 1 + 0.5 = 4 ГБ. Рекомендуется 8 ГБ.</w:t>
-      </w:r>
-    </w:p>
-    <w:p>
-      <w:pPr>
-        <w:pStyle w:val="3"/>
-      </w:pPr>
-      <w:bookmarkStart w:id="30" w:name="_Toc227610276"/>
-      <w:r>
-        <w:t>Расчёт процессора (CPU)</w:t>
-      </w:r>
-      <w:bookmarkEnd w:id="30"/>
-    </w:p>
-    <w:p>
-      <w:pPr>
-        <w:pStyle w:val="a0"/>
-      </w:pPr>
-      <w:r>
-        <w:t>Сжатие данных (gzip/lz4): 2 ядра</w:t>
-      </w:r>
-    </w:p>
-    <w:p>
-      <w:pPr>
-        <w:pStyle w:val="a0"/>
-      </w:pPr>
-      <w:r>
-        <w:t>Проверка целостности (SHA256/MD5): 1 ядро</w:t>
-      </w:r>
-    </w:p>
-    <w:p>
-      <w:pPr>
-        <w:pStyle w:val="a0"/>
-      </w:pPr>
-      <w:r>
-        <w:t>Фоновые процессы и планировщик: 1 ядро</w:t>
-      </w:r>
-    </w:p>
-    <w:p>
-      <w:pPr>
-        <w:pStyle w:val="a0"/>
-      </w:pPr>
-      <w:r>
-        <w:t>Резерв: 1 ядро</w:t>
-      </w:r>
-    </w:p>
-    <w:p>
-      <w:pPr>
-        <w:pStyle w:val="a2"/>
-      </w:pPr>
-      <w:r>
-        <w:t>ИТОГО: 2 + 1 + 1 + 1 = 5 ядер. Рекомендуется 4-6 ядер.</w:t>
-      </w:r>
-    </w:p>
-    <w:p>
-      <w:pPr>
-        <w:pStyle w:val="3"/>
-      </w:pPr>
-      <w:bookmarkStart w:id="31" w:name="_Toc227610277"/>
+      <w:bookmarkStart w:id="31" w:name="_Toc228460065"/>
       <w:r>
         <w:t>Выбранная конфигурация</w:t>
       </w:r>
@@ -13577,8 +14333,17 @@
                 <w:sz w:val="24"/>
                 <w:szCs w:val="22"/>
               </w:rPr>
-              <w:t>2U Rackmount</w:t>
-            </w:r>
+              <w:t xml:space="preserve">2U </w:t>
+            </w:r>
+            <w:proofErr w:type="spellStart"/>
+            <w:r>
+              <w:rPr>
+                <w:sz w:val="24"/>
+                <w:szCs w:val="22"/>
+              </w:rPr>
+              <w:t>Rackmount</w:t>
+            </w:r>
+            <w:proofErr w:type="spellEnd"/>
           </w:p>
         </w:tc>
       </w:tr>
@@ -13595,7 +14360,7 @@
           <w:lang w:val="en-US"/>
         </w:rPr>
       </w:pPr>
-      <w:bookmarkStart w:id="32" w:name="_Toc227610278"/>
+      <w:bookmarkStart w:id="32" w:name="_Toc228460066"/>
       <w:r>
         <w:lastRenderedPageBreak/>
         <w:t>Клиентское оборудование</w:t>
@@ -13606,7 +14371,7 @@
       <w:pPr>
         <w:pStyle w:val="20"/>
       </w:pPr>
-      <w:bookmarkStart w:id="33" w:name="_Toc227610279"/>
+      <w:bookmarkStart w:id="33" w:name="_Toc228460067"/>
       <w:r>
         <w:t>Автоматизированные рабочие места (АРМ)</w:t>
       </w:r>
@@ -13616,7 +14381,7 @@
       <w:pPr>
         <w:pStyle w:val="3"/>
       </w:pPr>
-      <w:bookmarkStart w:id="34" w:name="_Toc227610280"/>
+      <w:bookmarkStart w:id="34" w:name="_Toc228460068"/>
       <w:r>
         <w:t>Исходные данные</w:t>
       </w:r>
@@ -13627,7 +14392,23 @@
         <w:pStyle w:val="a2"/>
       </w:pPr>
       <w:r>
-        <w:t>ПО: Браузер (Chromium / Яндекс.Браузер) для доступа к веб-интерфейсу АСУ</w:t>
+        <w:t>ПО: Браузер (</w:t>
+      </w:r>
+      <w:proofErr w:type="spellStart"/>
+      <w:r>
+        <w:t>Chromium</w:t>
+      </w:r>
+      <w:proofErr w:type="spellEnd"/>
+      <w:r>
+        <w:t xml:space="preserve"> / </w:t>
+      </w:r>
+      <w:proofErr w:type="spellStart"/>
+      <w:r>
+        <w:t>Яндекс.Браузер</w:t>
+      </w:r>
+      <w:proofErr w:type="spellEnd"/>
+      <w:r>
+        <w:t>) для доступа к веб-интерфейсу АСУ</w:t>
       </w:r>
       <w:r>
         <w:t>.</w:t>
@@ -13727,7 +14508,7 @@
       <w:pPr>
         <w:pStyle w:val="3"/>
       </w:pPr>
-      <w:bookmarkStart w:id="35" w:name="_Toc227610281"/>
+      <w:bookmarkStart w:id="35" w:name="_Toc228460069"/>
       <w:r>
         <w:t>Расчёт оперативной памяти (RAM)</w:t>
       </w:r>
@@ -13754,7 +14535,15 @@
         <w:pStyle w:val="a0"/>
       </w:pPr>
       <w:r>
-        <w:t>Офисные приложения (LibreOffice / MS Office): 1-2 ГБ</w:t>
+        <w:t>Офисные приложения (</w:t>
+      </w:r>
+      <w:proofErr w:type="spellStart"/>
+      <w:r>
+        <w:t>LibreOffice</w:t>
+      </w:r>
+      <w:proofErr w:type="spellEnd"/>
+      <w:r>
+        <w:t xml:space="preserve"> / MS Office): 1-2 ГБ</w:t>
       </w:r>
     </w:p>
     <w:p>
@@ -13785,7 +14574,7 @@
       <w:pPr>
         <w:pStyle w:val="3"/>
       </w:pPr>
-      <w:bookmarkStart w:id="36" w:name="_Toc227610282"/>
+      <w:bookmarkStart w:id="36" w:name="_Toc228460070"/>
       <w:r>
         <w:t>Расчёт процессора (CPU)</w:t>
       </w:r>
@@ -13836,7 +14625,7 @@
       <w:pPr>
         <w:pStyle w:val="3"/>
       </w:pPr>
-      <w:bookmarkStart w:id="37" w:name="_Toc227610283"/>
+      <w:bookmarkStart w:id="37" w:name="_Toc228460071"/>
       <w:r>
         <w:t>Расчёт дисковой подсистемы</w:t>
       </w:r>
@@ -13894,7 +14683,7 @@
       <w:pPr>
         <w:pStyle w:val="3"/>
       </w:pPr>
-      <w:bookmarkStart w:id="38" w:name="_Toc227610284"/>
+      <w:bookmarkStart w:id="38" w:name="_Toc228460072"/>
       <w:r>
         <w:t>Выбранная конфигурация</w:t>
       </w:r>
@@ -14075,7 +14864,25 @@
                 <w:szCs w:val="22"/>
                 <w:lang w:val="en-US"/>
               </w:rPr>
-              <w:t>DEPO Neos 300 / Aquarius Elt E500</w:t>
+              <w:t xml:space="preserve">DEPO Neos 300 / Aquarius </w:t>
+            </w:r>
+            <w:proofErr w:type="spellStart"/>
+            <w:r>
+              <w:rPr>
+                <w:sz w:val="24"/>
+                <w:szCs w:val="22"/>
+                <w:lang w:val="en-US"/>
+              </w:rPr>
+              <w:t>Elt</w:t>
+            </w:r>
+            <w:proofErr w:type="spellEnd"/>
+            <w:r>
+              <w:rPr>
+                <w:sz w:val="24"/>
+                <w:szCs w:val="22"/>
+                <w:lang w:val="en-US"/>
+              </w:rPr>
+              <w:t xml:space="preserve"> E500</w:t>
             </w:r>
           </w:p>
         </w:tc>
@@ -14285,7 +15092,23 @@
                 <w:sz w:val="24"/>
                 <w:szCs w:val="22"/>
               </w:rPr>
-              <w:t>512 ГБ SSD NVMe M.2</w:t>
+              <w:t xml:space="preserve">512 ГБ SSD </w:t>
+            </w:r>
+            <w:proofErr w:type="spellStart"/>
+            <w:r>
+              <w:rPr>
+                <w:sz w:val="24"/>
+                <w:szCs w:val="22"/>
+              </w:rPr>
+              <w:t>NVMe</w:t>
+            </w:r>
+            <w:proofErr w:type="spellEnd"/>
+            <w:r>
+              <w:rPr>
+                <w:sz w:val="24"/>
+                <w:szCs w:val="22"/>
+              </w:rPr>
+              <w:t xml:space="preserve"> M.2</w:t>
             </w:r>
           </w:p>
         </w:tc>
@@ -14468,12 +15291,48 @@
           <w:lang w:val="en-US"/>
         </w:rPr>
       </w:pPr>
-      <w:bookmarkStart w:id="39" w:name="_Toc227610285"/>
+      <w:bookmarkStart w:id="39" w:name="_Toc228460073"/>
+      <w:proofErr w:type="spellStart"/>
       <w:r>
         <w:rPr>
           <w:lang w:val="en-US"/>
         </w:rPr>
-        <w:t>Мобильные устройства (планшеты)</w:t>
+        <w:t>Мобильные</w:t>
+      </w:r>
+      <w:proofErr w:type="spellEnd"/>
+      <w:r>
+        <w:rPr>
+          <w:lang w:val="en-US"/>
+        </w:rPr>
+        <w:t xml:space="preserve"> </w:t>
+      </w:r>
+      <w:proofErr w:type="spellStart"/>
+      <w:r>
+        <w:rPr>
+          <w:lang w:val="en-US"/>
+        </w:rPr>
+        <w:t>устройства</w:t>
+      </w:r>
+      <w:proofErr w:type="spellEnd"/>
+      <w:r>
+        <w:rPr>
+          <w:lang w:val="en-US"/>
+        </w:rPr>
+        <w:t xml:space="preserve"> (</w:t>
+      </w:r>
+      <w:proofErr w:type="spellStart"/>
+      <w:r>
+        <w:rPr>
+          <w:lang w:val="en-US"/>
+        </w:rPr>
+        <w:t>планшеты</w:t>
+      </w:r>
+      <w:proofErr w:type="spellEnd"/>
+      <w:r>
+        <w:rPr>
+          <w:lang w:val="en-US"/>
+        </w:rPr>
+        <w:t>)</w:t>
       </w:r>
       <w:bookmarkEnd w:id="39"/>
     </w:p>
@@ -14484,24 +15343,76 @@
           <w:lang w:val="en-US"/>
         </w:rPr>
       </w:pPr>
-      <w:bookmarkStart w:id="40" w:name="_Toc227610286"/>
+      <w:bookmarkStart w:id="40" w:name="_Toc228460074"/>
+      <w:proofErr w:type="spellStart"/>
       <w:r>
         <w:rPr>
           <w:lang w:val="en-US"/>
         </w:rPr>
-        <w:t>Исходные данные</w:t>
+        <w:t>Исходные</w:t>
+      </w:r>
+      <w:proofErr w:type="spellEnd"/>
+      <w:r>
+        <w:rPr>
+          <w:lang w:val="en-US"/>
+        </w:rPr>
+        <w:t xml:space="preserve"> </w:t>
+      </w:r>
+      <w:proofErr w:type="spellStart"/>
+      <w:r>
+        <w:rPr>
+          <w:lang w:val="en-US"/>
+        </w:rPr>
+        <w:t>данные</w:t>
       </w:r>
       <w:bookmarkEnd w:id="40"/>
+      <w:proofErr w:type="spellEnd"/>
     </w:p>
     <w:p>
       <w:pPr>
         <w:pStyle w:val="a2"/>
       </w:pPr>
+      <w:proofErr w:type="spellStart"/>
       <w:r>
         <w:rPr>
           <w:lang w:val="en-US"/>
         </w:rPr>
-        <w:t>Пользователи: Тренеры (5 человек)</w:t>
+        <w:t>Пользователи</w:t>
+      </w:r>
+      <w:proofErr w:type="spellEnd"/>
+      <w:r>
+        <w:rPr>
+          <w:lang w:val="en-US"/>
+        </w:rPr>
+        <w:t xml:space="preserve">: </w:t>
+      </w:r>
+      <w:proofErr w:type="spellStart"/>
+      <w:r>
+        <w:rPr>
+          <w:lang w:val="en-US"/>
+        </w:rPr>
+        <w:t>Тренеры</w:t>
+      </w:r>
+      <w:proofErr w:type="spellEnd"/>
+      <w:r>
+        <w:rPr>
+          <w:lang w:val="en-US"/>
+        </w:rPr>
+        <w:t xml:space="preserve"> (5 </w:t>
+      </w:r>
+      <w:proofErr w:type="spellStart"/>
+      <w:r>
+        <w:rPr>
+          <w:lang w:val="en-US"/>
+        </w:rPr>
+        <w:t>человек</w:t>
+      </w:r>
+      <w:proofErr w:type="spellEnd"/>
+      <w:r>
+        <w:rPr>
+          <w:lang w:val="en-US"/>
+        </w:rPr>
+        <w:t>)</w:t>
       </w:r>
       <w:r>
         <w:t>.</w:t>
@@ -14561,7 +15472,7 @@
       <w:pPr>
         <w:pStyle w:val="3"/>
       </w:pPr>
-      <w:bookmarkStart w:id="41" w:name="_Toc227610287"/>
+      <w:bookmarkStart w:id="41" w:name="_Toc228460075"/>
       <w:r>
         <w:t>Расчёт оперативной памяти (</w:t>
       </w:r>
@@ -14683,7 +15594,7 @@
       <w:pPr>
         <w:pStyle w:val="3"/>
       </w:pPr>
-      <w:bookmarkStart w:id="42" w:name="_Toc227610288"/>
+      <w:bookmarkStart w:id="42" w:name="_Toc228460076"/>
       <w:r>
         <w:t>Расчёт процессора (</w:t>
       </w:r>
@@ -14733,6 +15644,7 @@
       <w:r>
         <w:t>Рекомендуется: 8 ядер (</w:t>
       </w:r>
+      <w:proofErr w:type="gramStart"/>
       <w:r>
         <w:rPr>
           <w:lang w:val="en-US"/>
@@ -14748,6 +15660,7 @@
         </w:rPr>
         <w:t>LITTLE</w:t>
       </w:r>
+      <w:proofErr w:type="gramEnd"/>
       <w:r>
         <w:t>)</w:t>
       </w:r>
@@ -14756,7 +15669,7 @@
       <w:pPr>
         <w:pStyle w:val="3"/>
       </w:pPr>
-      <w:bookmarkStart w:id="43" w:name="_Toc227610289"/>
+      <w:bookmarkStart w:id="43" w:name="_Toc228460077"/>
       <w:r>
         <w:t>Расчёт встроенной памяти</w:t>
       </w:r>
@@ -14821,7 +15734,7 @@
       <w:pPr>
         <w:pStyle w:val="3"/>
       </w:pPr>
-      <w:bookmarkStart w:id="44" w:name="_Toc227610290"/>
+      <w:bookmarkStart w:id="44" w:name="_Toc228460078"/>
       <w:r>
         <w:t>Дополнительные требования</w:t>
       </w:r>
@@ -14879,7 +15792,15 @@
         <w:pStyle w:val="a2"/>
       </w:pPr>
       <w:r>
-        <w:t>Экран: Яркий (600+ нит), читаемый на солнце</w:t>
+        <w:t xml:space="preserve">Экран: Яркий (600+ </w:t>
+      </w:r>
+      <w:proofErr w:type="spellStart"/>
+      <w:r>
+        <w:t>нит</w:t>
+      </w:r>
+      <w:proofErr w:type="spellEnd"/>
+      <w:r>
+        <w:t>), читаемый на солнце</w:t>
       </w:r>
       <w:r>
         <w:t>.</w:t>
@@ -14948,15 +15869,31 @@
           <w:lang w:val="en-US"/>
         </w:rPr>
       </w:pPr>
-      <w:bookmarkStart w:id="45" w:name="_Toc227610291"/>
+      <w:bookmarkStart w:id="45" w:name="_Toc228460079"/>
+      <w:proofErr w:type="spellStart"/>
       <w:r>
         <w:rPr>
           <w:lang w:val="en-US"/>
         </w:rPr>
         <w:lastRenderedPageBreak/>
-        <w:t>Выбранная конфигурация</w:t>
+        <w:t>Выбранная</w:t>
+      </w:r>
+      <w:proofErr w:type="spellEnd"/>
+      <w:r>
+        <w:rPr>
+          <w:lang w:val="en-US"/>
+        </w:rPr>
+        <w:t xml:space="preserve"> </w:t>
+      </w:r>
+      <w:proofErr w:type="spellStart"/>
+      <w:r>
+        <w:rPr>
+          <w:lang w:val="en-US"/>
+        </w:rPr>
+        <w:t>конфигурация</w:t>
       </w:r>
       <w:bookmarkEnd w:id="45"/>
+      <w:proofErr w:type="spellEnd"/>
     </w:p>
     <w:p>
       <w:pPr>
@@ -15127,12 +16064,21 @@
                 <w:lang w:val="en-US"/>
               </w:rPr>
             </w:pPr>
-            <w:r>
-              <w:rPr>
-                <w:sz w:val="24"/>
-                <w:szCs w:val="22"/>
-              </w:rPr>
-              <w:t>Getac T800</w:t>
+            <w:proofErr w:type="spellStart"/>
+            <w:r>
+              <w:rPr>
+                <w:sz w:val="24"/>
+                <w:szCs w:val="22"/>
+              </w:rPr>
+              <w:t>Getac</w:t>
+            </w:r>
+            <w:proofErr w:type="spellEnd"/>
+            <w:r>
+              <w:rPr>
+                <w:sz w:val="24"/>
+                <w:szCs w:val="22"/>
+              </w:rPr>
+              <w:t xml:space="preserve"> T800</w:t>
             </w:r>
           </w:p>
         </w:tc>
@@ -15182,12 +16128,21 @@
                 <w:lang w:val="en-US"/>
               </w:rPr>
             </w:pPr>
-            <w:r>
-              <w:rPr>
-                <w:sz w:val="24"/>
-                <w:szCs w:val="22"/>
-              </w:rPr>
-              <w:t>Android 11</w:t>
+            <w:proofErr w:type="spellStart"/>
+            <w:r>
+              <w:rPr>
+                <w:sz w:val="24"/>
+                <w:szCs w:val="22"/>
+              </w:rPr>
+              <w:t>Android</w:t>
+            </w:r>
+            <w:proofErr w:type="spellEnd"/>
+            <w:r>
+              <w:rPr>
+                <w:sz w:val="24"/>
+                <w:szCs w:val="22"/>
+              </w:rPr>
+              <w:t xml:space="preserve"> 11</w:t>
             </w:r>
           </w:p>
         </w:tc>
@@ -15241,7 +16196,23 @@
                 <w:sz w:val="24"/>
                 <w:szCs w:val="22"/>
               </w:rPr>
-              <w:t>Qualcomm Snapdragon 660 (8 ядер, 2.2 ГГц)</w:t>
+              <w:t xml:space="preserve">Qualcomm </w:t>
+            </w:r>
+            <w:proofErr w:type="spellStart"/>
+            <w:r>
+              <w:rPr>
+                <w:sz w:val="24"/>
+                <w:szCs w:val="22"/>
+              </w:rPr>
+              <w:t>Snapdragon</w:t>
+            </w:r>
+            <w:proofErr w:type="spellEnd"/>
+            <w:r>
+              <w:rPr>
+                <w:sz w:val="24"/>
+                <w:szCs w:val="22"/>
+              </w:rPr>
+              <w:t xml:space="preserve"> 660 (8 ядер, 2.2 ГГц)</w:t>
             </w:r>
           </w:p>
         </w:tc>
@@ -15465,8 +16436,33 @@
                 <w:sz w:val="24"/>
                 <w:szCs w:val="22"/>
               </w:rPr>
-              <w:t>8.1" WXGA (1280×800), 600 нит, мультитач</w:t>
-            </w:r>
+              <w:t xml:space="preserve">8.1" WXGA (1280×800), 600 </w:t>
+            </w:r>
+            <w:proofErr w:type="spellStart"/>
+            <w:r>
+              <w:rPr>
+                <w:sz w:val="24"/>
+                <w:szCs w:val="22"/>
+              </w:rPr>
+              <w:t>нит</w:t>
+            </w:r>
+            <w:proofErr w:type="spellEnd"/>
+            <w:r>
+              <w:rPr>
+                <w:sz w:val="24"/>
+                <w:szCs w:val="22"/>
+              </w:rPr>
+              <w:t xml:space="preserve">, </w:t>
+            </w:r>
+            <w:proofErr w:type="spellStart"/>
+            <w:r>
+              <w:rPr>
+                <w:sz w:val="24"/>
+                <w:szCs w:val="22"/>
+              </w:rPr>
+              <w:t>мультитач</w:t>
+            </w:r>
+            <w:proofErr w:type="spellEnd"/>
           </w:p>
         </w:tc>
       </w:tr>
@@ -15717,7 +16713,7 @@
       <w:pPr>
         <w:pStyle w:val="20"/>
       </w:pPr>
-      <w:bookmarkStart w:id="46" w:name="_Toc227610292"/>
+      <w:bookmarkStart w:id="46" w:name="_Toc228460080"/>
       <w:r>
         <w:t>Терминалы сбора данных (ТСД)</w:t>
       </w:r>
@@ -15727,7 +16723,7 @@
       <w:pPr>
         <w:pStyle w:val="3"/>
       </w:pPr>
-      <w:bookmarkStart w:id="47" w:name="_Toc227610293"/>
+      <w:bookmarkStart w:id="47" w:name="_Toc228460081"/>
       <w:r>
         <w:t>Исходные данные</w:t>
       </w:r>
@@ -15738,10 +16734,7 @@
         <w:pStyle w:val="a2"/>
       </w:pPr>
       <w:r>
-        <w:t>Пользователи: Кладовщики (2-3 человека)</w:t>
-      </w:r>
-      <w:r>
-        <w:t>.</w:t>
+        <w:t>Пользователи: Кладовщики (2-3 человека).</w:t>
       </w:r>
     </w:p>
     <w:p>
@@ -15749,10 +16742,7 @@
         <w:pStyle w:val="a2"/>
       </w:pPr>
       <w:r>
-        <w:t>Задачи: Сканирование штрих-кодов при приёмке, выдаче, инвентаризации</w:t>
-      </w:r>
-      <w:r>
-        <w:t>.</w:t>
+        <w:t>Задачи: Сканирование штрих-кодов при приёмке, выдаче, инвентаризации.</w:t>
       </w:r>
     </w:p>
     <w:p>
@@ -15760,17 +16750,22 @@
         <w:pStyle w:val="a2"/>
       </w:pPr>
       <w:r>
-        <w:t>ПО: Специализированное Android-приложение АСУ</w:t>
-      </w:r>
-      <w:r>
-        <w:t>.</w:t>
+        <w:t xml:space="preserve">ПО: Специализированное </w:t>
+      </w:r>
+      <w:proofErr w:type="spellStart"/>
+      <w:r>
+        <w:t>Android</w:t>
+      </w:r>
+      <w:proofErr w:type="spellEnd"/>
+      <w:r>
+        <w:t>-приложение АСУ.</w:t>
       </w:r>
     </w:p>
     <w:p>
       <w:pPr>
         <w:pStyle w:val="3"/>
       </w:pPr>
-      <w:bookmarkStart w:id="48" w:name="_Toc227610294"/>
+      <w:bookmarkStart w:id="48" w:name="_Toc228460082"/>
       <w:r>
         <w:t>Расчёт оперативной памяти (RAM)</w:t>
       </w:r>
@@ -15781,7 +16776,15 @@
         <w:pStyle w:val="a0"/>
       </w:pPr>
       <w:r>
-        <w:t>ОС (Android 10+): 1-1.5 ГБ</w:t>
+        <w:t>ОС (</w:t>
+      </w:r>
+      <w:proofErr w:type="spellStart"/>
+      <w:r>
+        <w:t>Android</w:t>
+      </w:r>
+      <w:proofErr w:type="spellEnd"/>
+      <w:r>
+        <w:t xml:space="preserve"> 10+): 1-1.5 ГБ</w:t>
       </w:r>
     </w:p>
     <w:p>
@@ -15820,7 +16823,7 @@
       <w:pPr>
         <w:pStyle w:val="3"/>
       </w:pPr>
-      <w:bookmarkStart w:id="49" w:name="_Toc227610295"/>
+      <w:bookmarkStart w:id="49" w:name="_Toc228460083"/>
       <w:r>
         <w:t>Расчёт процессора (CPU)</w:t>
       </w:r>
@@ -15839,7 +16842,15 @@
         <w:pStyle w:val="a0"/>
       </w:pPr>
       <w:r>
-        <w:t>Синхронизация с сервером (Wi-Fi): 1 ядро</w:t>
+        <w:t>Синхронизация с сервером (</w:t>
+      </w:r>
+      <w:proofErr w:type="spellStart"/>
+      <w:r>
+        <w:t>Wi</w:t>
+      </w:r>
+      <w:proofErr w:type="spellEnd"/>
+      <w:r>
+        <w:t>-Fi): 1 ядро</w:t>
       </w:r>
     </w:p>
     <w:p>
@@ -15871,7 +16882,7 @@
       <w:pPr>
         <w:pStyle w:val="3"/>
       </w:pPr>
-      <w:bookmarkStart w:id="50" w:name="_Toc227610296"/>
+      <w:bookmarkStart w:id="50" w:name="_Toc228460084"/>
       <w:r>
         <w:t>Расчёт встроенной памяти</w:t>
       </w:r>
@@ -15882,7 +16893,15 @@
         <w:pStyle w:val="a0"/>
       </w:pPr>
       <w:r>
-        <w:t>ОС Android: 10-12 ГБ</w:t>
+        <w:t xml:space="preserve">ОС </w:t>
+      </w:r>
+      <w:proofErr w:type="spellStart"/>
+      <w:r>
+        <w:t>Android</w:t>
+      </w:r>
+      <w:proofErr w:type="spellEnd"/>
+      <w:r>
+        <w:t>: 10-12 ГБ</w:t>
       </w:r>
     </w:p>
     <w:p>
@@ -15898,7 +16917,15 @@
         <w:pStyle w:val="a0"/>
       </w:pPr>
       <w:r>
-        <w:t>Локальная БД (SQLite) для офлайн-работы: 2-5 ГБ</w:t>
+        <w:t>Локальная БД (</w:t>
+      </w:r>
+      <w:proofErr w:type="spellStart"/>
+      <w:r>
+        <w:t>SQLite</w:t>
+      </w:r>
+      <w:proofErr w:type="spellEnd"/>
+      <w:r>
+        <w:t>) для офлайн-работы: 2-5 ГБ</w:t>
       </w:r>
     </w:p>
     <w:p>
@@ -15921,7 +16948,7 @@
       <w:pPr>
         <w:pStyle w:val="3"/>
       </w:pPr>
-      <w:bookmarkStart w:id="51" w:name="_Toc227610297"/>
+      <w:bookmarkStart w:id="51" w:name="_Toc228460085"/>
       <w:r>
         <w:t>Требования к сканеру</w:t>
       </w:r>
@@ -15932,7 +16959,15 @@
         <w:pStyle w:val="a2"/>
       </w:pPr>
       <w:r>
-        <w:t>Тип сканера: 1D/2D imager (читает повреждённые и бликующие коды)</w:t>
+        <w:t xml:space="preserve">Тип сканера: 1D/2D </w:t>
+      </w:r>
+      <w:proofErr w:type="spellStart"/>
+      <w:r>
+        <w:t>imager</w:t>
+      </w:r>
+      <w:proofErr w:type="spellEnd"/>
+      <w:r>
+        <w:t xml:space="preserve"> (читает повреждённые и бликующие коды)</w:t>
       </w:r>
       <w:r>
         <w:t>.</w:t>
@@ -15964,7 +16999,7 @@
       <w:pPr>
         <w:pStyle w:val="3"/>
       </w:pPr>
-      <w:bookmarkStart w:id="52" w:name="_Toc227610298"/>
+      <w:bookmarkStart w:id="52" w:name="_Toc228460086"/>
       <w:r>
         <w:t>Выбранная конфигурация</w:t>
       </w:r>
@@ -16139,12 +17174,21 @@
                 <w:lang w:val="en-US"/>
               </w:rPr>
             </w:pPr>
-            <w:r>
-              <w:rPr>
-                <w:sz w:val="24"/>
-                <w:szCs w:val="22"/>
-              </w:rPr>
-              <w:t>Zebra TC21</w:t>
+            <w:proofErr w:type="spellStart"/>
+            <w:r>
+              <w:rPr>
+                <w:sz w:val="24"/>
+                <w:szCs w:val="22"/>
+              </w:rPr>
+              <w:t>Zebra</w:t>
+            </w:r>
+            <w:proofErr w:type="spellEnd"/>
+            <w:r>
+              <w:rPr>
+                <w:sz w:val="24"/>
+                <w:szCs w:val="22"/>
+              </w:rPr>
+              <w:t xml:space="preserve"> TC21</w:t>
             </w:r>
           </w:p>
         </w:tc>
@@ -16194,12 +17238,21 @@
                 <w:lang w:val="en-US"/>
               </w:rPr>
             </w:pPr>
-            <w:r>
-              <w:rPr>
-                <w:sz w:val="24"/>
-                <w:szCs w:val="22"/>
-              </w:rPr>
-              <w:t>Android 10</w:t>
+            <w:proofErr w:type="spellStart"/>
+            <w:r>
+              <w:rPr>
+                <w:sz w:val="24"/>
+                <w:szCs w:val="22"/>
+              </w:rPr>
+              <w:t>Android</w:t>
+            </w:r>
+            <w:proofErr w:type="spellEnd"/>
+            <w:r>
+              <w:rPr>
+                <w:sz w:val="24"/>
+                <w:szCs w:val="22"/>
+              </w:rPr>
+              <w:t xml:space="preserve"> 10</w:t>
             </w:r>
           </w:p>
         </w:tc>
@@ -16253,7 +17306,23 @@
                 <w:sz w:val="24"/>
                 <w:szCs w:val="22"/>
               </w:rPr>
-              <w:t>Qualcomm Snapdragon 660 (8 ядер, 2.2 ГГц)</w:t>
+              <w:t xml:space="preserve">Qualcomm </w:t>
+            </w:r>
+            <w:proofErr w:type="spellStart"/>
+            <w:r>
+              <w:rPr>
+                <w:sz w:val="24"/>
+                <w:szCs w:val="22"/>
+              </w:rPr>
+              <w:t>Snapdragon</w:t>
+            </w:r>
+            <w:proofErr w:type="spellEnd"/>
+            <w:r>
+              <w:rPr>
+                <w:sz w:val="24"/>
+                <w:szCs w:val="22"/>
+              </w:rPr>
+              <w:t xml:space="preserve"> 660 (8 ядер, 2.2 ГГц)</w:t>
             </w:r>
           </w:p>
         </w:tc>
@@ -16361,8 +17430,33 @@
                 <w:sz w:val="24"/>
                 <w:szCs w:val="22"/>
               </w:rPr>
-              <w:t>64 ГБ eMMC + слот microSD</w:t>
-            </w:r>
+              <w:t xml:space="preserve">64 ГБ </w:t>
+            </w:r>
+            <w:proofErr w:type="spellStart"/>
+            <w:r>
+              <w:rPr>
+                <w:sz w:val="24"/>
+                <w:szCs w:val="22"/>
+              </w:rPr>
+              <w:t>eMMC</w:t>
+            </w:r>
+            <w:proofErr w:type="spellEnd"/>
+            <w:r>
+              <w:rPr>
+                <w:sz w:val="24"/>
+                <w:szCs w:val="22"/>
+              </w:rPr>
+              <w:t xml:space="preserve"> + слот </w:t>
+            </w:r>
+            <w:proofErr w:type="spellStart"/>
+            <w:r>
+              <w:rPr>
+                <w:sz w:val="24"/>
+                <w:szCs w:val="22"/>
+              </w:rPr>
+              <w:t>microSD</w:t>
+            </w:r>
+            <w:proofErr w:type="spellEnd"/>
           </w:p>
         </w:tc>
       </w:tr>
@@ -16416,7 +17510,39 @@
                 <w:sz w:val="24"/>
                 <w:szCs w:val="22"/>
               </w:rPr>
-              <w:t>4.7" HD (1280×720), Corning Gorilla Glass</w:t>
+              <w:t xml:space="preserve">4.7" HD (1280×720), </w:t>
+            </w:r>
+            <w:proofErr w:type="spellStart"/>
+            <w:r>
+              <w:rPr>
+                <w:sz w:val="24"/>
+                <w:szCs w:val="22"/>
+              </w:rPr>
+              <w:t>Corning</w:t>
+            </w:r>
+            <w:proofErr w:type="spellEnd"/>
+            <w:r>
+              <w:rPr>
+                <w:sz w:val="24"/>
+                <w:szCs w:val="22"/>
+              </w:rPr>
+              <w:t xml:space="preserve"> </w:t>
+            </w:r>
+            <w:proofErr w:type="spellStart"/>
+            <w:r>
+              <w:rPr>
+                <w:sz w:val="24"/>
+                <w:szCs w:val="22"/>
+              </w:rPr>
+              <w:t>Gorilla</w:t>
+            </w:r>
+            <w:proofErr w:type="spellEnd"/>
+            <w:r>
+              <w:rPr>
+                <w:sz w:val="24"/>
+                <w:szCs w:val="22"/>
+              </w:rPr>
+              <w:t xml:space="preserve"> Glass</w:t>
             </w:r>
           </w:p>
         </w:tc>
@@ -16470,8 +17596,17 @@
                 <w:sz w:val="24"/>
                 <w:szCs w:val="22"/>
               </w:rPr>
-              <w:t>SE4710 1D/2D imager</w:t>
-            </w:r>
+              <w:t xml:space="preserve">SE4710 1D/2D </w:t>
+            </w:r>
+            <w:proofErr w:type="spellStart"/>
+            <w:r>
+              <w:rPr>
+                <w:sz w:val="24"/>
+                <w:szCs w:val="22"/>
+              </w:rPr>
+              <w:t>imager</w:t>
+            </w:r>
+            <w:proofErr w:type="spellEnd"/>
           </w:p>
         </w:tc>
       </w:tr>
@@ -16627,12 +17762,21 @@
                 <w:lang w:val="en-US"/>
               </w:rPr>
             </w:pPr>
-            <w:r>
-              <w:rPr>
-                <w:sz w:val="24"/>
-                <w:szCs w:val="22"/>
-              </w:rPr>
-              <w:t>Wi-Fi 5, Bluetooth 5.0, NFC</w:t>
+            <w:proofErr w:type="spellStart"/>
+            <w:r>
+              <w:rPr>
+                <w:sz w:val="24"/>
+                <w:szCs w:val="22"/>
+              </w:rPr>
+              <w:t>Wi</w:t>
+            </w:r>
+            <w:proofErr w:type="spellEnd"/>
+            <w:r>
+              <w:rPr>
+                <w:sz w:val="24"/>
+                <w:szCs w:val="22"/>
+              </w:rPr>
+              <w:t>-Fi 5, Bluetooth 5.0, NFC</w:t>
             </w:r>
           </w:p>
         </w:tc>
@@ -16705,7 +17849,7 @@
       <w:pPr>
         <w:pStyle w:val="20"/>
       </w:pPr>
-      <w:bookmarkStart w:id="53" w:name="_Toc227610299"/>
+      <w:bookmarkStart w:id="53" w:name="_Toc228460087"/>
       <w:r>
         <w:t>Принтеры этикеток</w:t>
       </w:r>
@@ -16715,7 +17859,7 @@
       <w:pPr>
         <w:pStyle w:val="3"/>
       </w:pPr>
-      <w:bookmarkStart w:id="54" w:name="_Toc227610300"/>
+      <w:bookmarkStart w:id="54" w:name="_Toc228460088"/>
       <w:r>
         <w:t>Исходные данные</w:t>
       </w:r>
@@ -16749,7 +17893,15 @@
         <w:pStyle w:val="a2"/>
       </w:pPr>
       <w:r>
-        <w:t>Тип этикеток: Самоклеящиеся, термотрансферные (стойкие к истиранию и влаге)</w:t>
+        <w:t xml:space="preserve">Тип этикеток: Самоклеящиеся, </w:t>
+      </w:r>
+      <w:proofErr w:type="spellStart"/>
+      <w:r>
+        <w:t>термотрансферные</w:t>
+      </w:r>
+      <w:proofErr w:type="spellEnd"/>
+      <w:r>
+        <w:t xml:space="preserve"> (стойкие к истиранию и влаге)</w:t>
       </w:r>
       <w:r>
         <w:t>.</w:t>
@@ -16759,7 +17911,7 @@
       <w:pPr>
         <w:pStyle w:val="3"/>
       </w:pPr>
-      <w:bookmarkStart w:id="55" w:name="_Toc227610301"/>
+      <w:bookmarkStart w:id="55" w:name="_Toc228460089"/>
       <w:r>
         <w:t>Расчёт характеристик</w:t>
       </w:r>
@@ -16852,14 +18004,30 @@
           <w:lang w:val="en-US"/>
         </w:rPr>
       </w:pPr>
-      <w:bookmarkStart w:id="56" w:name="_Toc227610302"/>
+      <w:bookmarkStart w:id="56" w:name="_Toc228460090"/>
+      <w:proofErr w:type="spellStart"/>
       <w:r>
         <w:rPr>
           <w:lang w:val="en-US"/>
         </w:rPr>
-        <w:t>Выбранная конфигурация</w:t>
+        <w:t>Выбранная</w:t>
+      </w:r>
+      <w:proofErr w:type="spellEnd"/>
+      <w:r>
+        <w:rPr>
+          <w:lang w:val="en-US"/>
+        </w:rPr>
+        <w:t xml:space="preserve"> </w:t>
+      </w:r>
+      <w:proofErr w:type="spellStart"/>
+      <w:r>
+        <w:rPr>
+          <w:lang w:val="en-US"/>
+        </w:rPr>
+        <w:t>конфигурация</w:t>
       </w:r>
       <w:bookmarkEnd w:id="56"/>
+      <w:proofErr w:type="spellEnd"/>
     </w:p>
     <w:p>
       <w:pPr>
@@ -17030,12 +18198,21 @@
                 <w:lang w:val="en-US"/>
               </w:rPr>
             </w:pPr>
-            <w:r>
-              <w:rPr>
-                <w:sz w:val="24"/>
-                <w:szCs w:val="22"/>
-              </w:rPr>
-              <w:t>Zebra ZD421</w:t>
+            <w:proofErr w:type="spellStart"/>
+            <w:r>
+              <w:rPr>
+                <w:sz w:val="24"/>
+                <w:szCs w:val="22"/>
+              </w:rPr>
+              <w:t>Zebra</w:t>
+            </w:r>
+            <w:proofErr w:type="spellEnd"/>
+            <w:r>
+              <w:rPr>
+                <w:sz w:val="24"/>
+                <w:szCs w:val="22"/>
+              </w:rPr>
+              <w:t xml:space="preserve"> ZD421</w:t>
             </w:r>
           </w:p>
         </w:tc>
@@ -17085,12 +18262,21 @@
                 <w:lang w:val="en-US"/>
               </w:rPr>
             </w:pPr>
-            <w:r>
-              <w:rPr>
-                <w:sz w:val="24"/>
-                <w:szCs w:val="22"/>
-              </w:rPr>
-              <w:t>Термотрансферная / прямая термопечать</w:t>
+            <w:proofErr w:type="spellStart"/>
+            <w:r>
+              <w:rPr>
+                <w:sz w:val="24"/>
+                <w:szCs w:val="22"/>
+              </w:rPr>
+              <w:t>Термотрансферная</w:t>
+            </w:r>
+            <w:proofErr w:type="spellEnd"/>
+            <w:r>
+              <w:rPr>
+                <w:sz w:val="24"/>
+                <w:szCs w:val="22"/>
+              </w:rPr>
+              <w:t xml:space="preserve"> / прямая термопечать</w:t>
             </w:r>
           </w:p>
         </w:tc>
@@ -17145,7 +18331,23 @@
                 <w:sz w:val="24"/>
                 <w:szCs w:val="22"/>
               </w:rPr>
-              <w:t>203 dpi (8 точек/мм)</w:t>
+              <w:t xml:space="preserve">203 </w:t>
+            </w:r>
+            <w:proofErr w:type="spellStart"/>
+            <w:r>
+              <w:rPr>
+                <w:sz w:val="24"/>
+                <w:szCs w:val="22"/>
+              </w:rPr>
+              <w:t>dpi</w:t>
+            </w:r>
+            <w:proofErr w:type="spellEnd"/>
+            <w:r>
+              <w:rPr>
+                <w:sz w:val="24"/>
+                <w:szCs w:val="22"/>
+              </w:rPr>
+              <w:t xml:space="preserve"> (8 точек/мм)</w:t>
             </w:r>
           </w:p>
         </w:tc>
@@ -17393,7 +18595,7 @@
       <w:pPr>
         <w:pStyle w:val="1"/>
       </w:pPr>
-      <w:bookmarkStart w:id="57" w:name="_Toc227610303"/>
+      <w:bookmarkStart w:id="57" w:name="_Toc228460091"/>
       <w:r>
         <w:lastRenderedPageBreak/>
         <w:t>Сетевое оборудование</w:t>
@@ -17404,7 +18606,7 @@
       <w:pPr>
         <w:pStyle w:val="20"/>
       </w:pPr>
-      <w:bookmarkStart w:id="58" w:name="_Toc227610304"/>
+      <w:bookmarkStart w:id="58" w:name="_Toc228460092"/>
       <w:r>
         <w:t>Коммутаторы</w:t>
       </w:r>
@@ -17414,7 +18616,7 @@
       <w:pPr>
         <w:pStyle w:val="3"/>
       </w:pPr>
-      <w:bookmarkStart w:id="59" w:name="_Toc227610305"/>
+      <w:bookmarkStart w:id="59" w:name="_Toc228460093"/>
       <w:r>
         <w:t>Исходные данные</w:t>
       </w:r>
@@ -17425,10 +18627,15 @@
         <w:pStyle w:val="a2"/>
       </w:pPr>
       <w:r>
-        <w:t>Подключаемые устройства: 5 серверов × 2 порта (10) + 15 АРМ (15) + 2 МФУ/принтера (2) + 2 точки доступа Wi-Fi (2) = 29 портов</w:t>
-      </w:r>
-      <w:r>
-        <w:t>.</w:t>
+        <w:t xml:space="preserve">Подключаемые устройства: 5 серверов × 2 порта (10) + 15 АРМ (15) + 2 МФУ/принтера (2) + 2 точки доступа </w:t>
+      </w:r>
+      <w:proofErr w:type="spellStart"/>
+      <w:r>
+        <w:t>Wi</w:t>
+      </w:r>
+      <w:proofErr w:type="spellEnd"/>
+      <w:r>
+        <w:t>-Fi (2) = 29 портов.</w:t>
       </w:r>
     </w:p>
     <w:p>
@@ -17436,10 +18643,7 @@
         <w:pStyle w:val="a2"/>
       </w:pPr>
       <w:r>
-        <w:t>Трафик: Веб-приложение (HTTP/HTTPS), база данных (SQL), бэкапы</w:t>
-      </w:r>
-      <w:r>
-        <w:t>.</w:t>
+        <w:t>Трафик: Веб-приложение (HTTP/HTTPS), база данных (SQL), бэкапы.</w:t>
       </w:r>
     </w:p>
     <w:p>
@@ -17447,17 +18651,14 @@
         <w:pStyle w:val="a2"/>
       </w:pPr>
       <w:r>
-        <w:t>Топология: Звезда, два коммутатора в стеке (отказоустойчивость)</w:t>
-      </w:r>
-      <w:r>
-        <w:t>.</w:t>
+        <w:t>Топология: Звезда, два коммутатора в стеке (отказоустойчивость).</w:t>
       </w:r>
     </w:p>
     <w:p>
       <w:pPr>
         <w:pStyle w:val="3"/>
       </w:pPr>
-      <w:bookmarkStart w:id="60" w:name="_Toc227610306"/>
+      <w:bookmarkStart w:id="60" w:name="_Toc228460094"/>
       <w:r>
         <w:t>Расчёт пропускной способности</w:t>
       </w:r>
@@ -17507,15 +18708,20 @@
       <w:pPr>
         <w:pStyle w:val="a0"/>
       </w:pPr>
-      <w:r>
-        <w:t>Uplink между коммутаторами: 10 Гбит/с (для отказоустойчивости и скорости)</w:t>
+      <w:proofErr w:type="spellStart"/>
+      <w:r>
+        <w:t>Uplink</w:t>
+      </w:r>
+      <w:proofErr w:type="spellEnd"/>
+      <w:r>
+        <w:t xml:space="preserve"> между коммутаторами: 10 Гбит/с (для отказоустойчивости и скорости)</w:t>
       </w:r>
     </w:p>
     <w:p>
       <w:pPr>
         <w:pStyle w:val="3"/>
       </w:pPr>
-      <w:bookmarkStart w:id="61" w:name="_Toc227610307"/>
+      <w:bookmarkStart w:id="61" w:name="_Toc228460095"/>
       <w:r>
         <w:t>Требования к функционалу</w:t>
       </w:r>
@@ -17526,21 +18732,44 @@
         <w:pStyle w:val="a2"/>
       </w:pPr>
       <w:r>
-        <w:t>Уровень 3 (L3): Статическая маршрутизация, VLAN</w:t>
-      </w:r>
-      <w:r>
-        <w:t>.</w:t>
+        <w:t>Уровень 3 (L3): Статическая маршрутизация, VLAN.</w:t>
       </w:r>
     </w:p>
     <w:p>
       <w:pPr>
         <w:pStyle w:val="a2"/>
       </w:pPr>
-      <w:r>
-        <w:t>PoE+ (Power over Ethernet): Для питания точек доступа Wi-Fi и IP-телефонов (370 Вт бюджет)</w:t>
-      </w:r>
-      <w:r>
-        <w:t>.</w:t>
+      <w:proofErr w:type="spellStart"/>
+      <w:r>
+        <w:t>PoE</w:t>
+      </w:r>
+      <w:proofErr w:type="spellEnd"/>
+      <w:r>
+        <w:t xml:space="preserve">+ (Power </w:t>
+      </w:r>
+      <w:proofErr w:type="spellStart"/>
+      <w:r>
+        <w:t>over</w:t>
+      </w:r>
+      <w:proofErr w:type="spellEnd"/>
+      <w:r>
+        <w:t xml:space="preserve"> Ethernet)</w:t>
+      </w:r>
+      <w:proofErr w:type="gramStart"/>
+      <w:r>
+        <w:t>: Для</w:t>
+      </w:r>
+      <w:proofErr w:type="gramEnd"/>
+      <w:r>
+        <w:t xml:space="preserve"> питания точек доступа </w:t>
+      </w:r>
+      <w:proofErr w:type="spellStart"/>
+      <w:r>
+        <w:t>Wi</w:t>
+      </w:r>
+      <w:proofErr w:type="spellEnd"/>
+      <w:r>
+        <w:t>-Fi и IP-телефонов (370 Вт бюджет).</w:t>
       </w:r>
     </w:p>
     <w:p>
@@ -17548,10 +18777,7 @@
         <w:pStyle w:val="a2"/>
       </w:pPr>
       <w:r>
-        <w:t>Управление: Web-интерфейс, CLI, SNMP</w:t>
-      </w:r>
-      <w:r>
-        <w:t>.</w:t>
+        <w:t>Управление: Web-интерфейс, CLI, SNMP.</w:t>
       </w:r>
     </w:p>
     <w:p>
@@ -17563,7 +18789,7 @@
       <w:pPr>
         <w:pStyle w:val="3"/>
       </w:pPr>
-      <w:bookmarkStart w:id="62" w:name="_Toc227610308"/>
+      <w:bookmarkStart w:id="62" w:name="_Toc228460096"/>
       <w:r>
         <w:lastRenderedPageBreak/>
         <w:t>Выбранная конфигурация</w:t>
@@ -17745,7 +18971,25 @@
                 <w:szCs w:val="22"/>
                 <w:lang w:val="en-US"/>
               </w:rPr>
-              <w:t>Cisco Catalyst 9300-24T / Eltex MES2324</w:t>
+              <w:t xml:space="preserve">Cisco Catalyst 9300-24T / </w:t>
+            </w:r>
+            <w:proofErr w:type="spellStart"/>
+            <w:r>
+              <w:rPr>
+                <w:sz w:val="24"/>
+                <w:szCs w:val="22"/>
+                <w:lang w:val="en-US"/>
+              </w:rPr>
+              <w:t>Eltex</w:t>
+            </w:r>
+            <w:proofErr w:type="spellEnd"/>
+            <w:r>
+              <w:rPr>
+                <w:sz w:val="24"/>
+                <w:szCs w:val="22"/>
+                <w:lang w:val="en-US"/>
+              </w:rPr>
+              <w:t xml:space="preserve"> MES2324</w:t>
             </w:r>
           </w:p>
         </w:tc>
@@ -17825,12 +19069,21 @@
                 <w:lang w:val="en-US"/>
               </w:rPr>
             </w:pPr>
-            <w:r>
-              <w:rPr>
-                <w:sz w:val="24"/>
-                <w:szCs w:val="22"/>
-              </w:rPr>
-              <w:t>Uplink-порты</w:t>
+            <w:proofErr w:type="spellStart"/>
+            <w:r>
+              <w:rPr>
+                <w:sz w:val="24"/>
+                <w:szCs w:val="22"/>
+              </w:rPr>
+              <w:t>Uplink</w:t>
+            </w:r>
+            <w:proofErr w:type="spellEnd"/>
+            <w:r>
+              <w:rPr>
+                <w:sz w:val="24"/>
+                <w:szCs w:val="22"/>
+              </w:rPr>
+              <w:t>-порты</w:t>
             </w:r>
           </w:p>
         </w:tc>
@@ -17939,8 +19192,17 @@
                 <w:sz w:val="24"/>
                 <w:szCs w:val="22"/>
               </w:rPr>
-              <w:t>Питание PoE</w:t>
-            </w:r>
+              <w:t xml:space="preserve">Питание </w:t>
+            </w:r>
+            <w:proofErr w:type="spellStart"/>
+            <w:r>
+              <w:rPr>
+                <w:sz w:val="24"/>
+                <w:szCs w:val="22"/>
+              </w:rPr>
+              <w:t>PoE</w:t>
+            </w:r>
+            <w:proofErr w:type="spellEnd"/>
           </w:p>
         </w:tc>
         <w:tc>
@@ -17958,12 +19220,21 @@
                 <w:szCs w:val="22"/>
               </w:rPr>
             </w:pPr>
-            <w:r>
-              <w:rPr>
-                <w:sz w:val="24"/>
-                <w:szCs w:val="22"/>
-              </w:rPr>
-              <w:t>PoE+ (бюджет 370 Вт)</w:t>
+            <w:proofErr w:type="spellStart"/>
+            <w:r>
+              <w:rPr>
+                <w:sz w:val="24"/>
+                <w:szCs w:val="22"/>
+              </w:rPr>
+              <w:t>PoE</w:t>
+            </w:r>
+            <w:proofErr w:type="spellEnd"/>
+            <w:r>
+              <w:rPr>
+                <w:sz w:val="24"/>
+                <w:szCs w:val="22"/>
+              </w:rPr>
+              <w:t>+ (бюджет 370 Вт)</w:t>
             </w:r>
           </w:p>
         </w:tc>
@@ -18087,7 +19358,7 @@
       <w:pPr>
         <w:pStyle w:val="20"/>
       </w:pPr>
-      <w:bookmarkStart w:id="63" w:name="_Toc227610309"/>
+      <w:bookmarkStart w:id="63" w:name="_Toc228460097"/>
       <w:r>
         <w:t>Маршрутизатор / Межсетевой экран (NGFW)</w:t>
       </w:r>
@@ -18097,7 +19368,7 @@
       <w:pPr>
         <w:pStyle w:val="3"/>
       </w:pPr>
-      <w:bookmarkStart w:id="64" w:name="_Toc227610310"/>
+      <w:bookmarkStart w:id="64" w:name="_Toc228460098"/>
       <w:r>
         <w:t>Исходные данные</w:t>
       </w:r>
@@ -18108,10 +19379,7 @@
         <w:pStyle w:val="a2"/>
       </w:pPr>
       <w:r>
-        <w:t>Внешний канал: 100 Мбит/с (Интернет)</w:t>
-      </w:r>
-      <w:r>
-        <w:t>.</w:t>
+        <w:t>Внешний канал: 100 Мбит/с (Интернет).</w:t>
       </w:r>
     </w:p>
     <w:p>
@@ -18119,10 +19387,7 @@
         <w:pStyle w:val="a2"/>
       </w:pPr>
       <w:r>
-        <w:t>Количество пользователей: 50 (внутренние) + до 10 (удалённые через VPN)</w:t>
-      </w:r>
-      <w:r>
-        <w:t>.</w:t>
+        <w:t>Количество пользователей: 50 (внутренние) + до 10 (удалённые через VPN).</w:t>
       </w:r>
     </w:p>
     <w:p>
@@ -18130,17 +19395,14 @@
         <w:pStyle w:val="a2"/>
       </w:pPr>
       <w:r>
-        <w:t>Функции: Межсетевой экран, IPS/IDS, VPN-шлюз, контент-фильтрация</w:t>
-      </w:r>
-      <w:r>
-        <w:t>.</w:t>
+        <w:t>Функции: Межсетевой экран, IPS/IDS, VPN-шлюз, контент-фильтрация.</w:t>
       </w:r>
     </w:p>
     <w:p>
       <w:pPr>
         <w:pStyle w:val="3"/>
       </w:pPr>
-      <w:bookmarkStart w:id="65" w:name="_Toc227610311"/>
+      <w:bookmarkStart w:id="65" w:name="_Toc228460099"/>
       <w:r>
         <w:t>Расчёт пропускной способности</w:t>
       </w:r>
@@ -18190,7 +19452,7 @@
       <w:pPr>
         <w:pStyle w:val="3"/>
       </w:pPr>
-      <w:bookmarkStart w:id="66" w:name="_Toc227610312"/>
+      <w:bookmarkStart w:id="66" w:name="_Toc228460100"/>
       <w:r>
         <w:t>Расчёт оперативной памяти и CPU</w:t>
       </w:r>
@@ -18242,14 +19504,30 @@
         <w:pStyle w:val="a2"/>
       </w:pPr>
       <w:r>
-        <w:t>CPU: Для обработки 500 Мбит/с с IPS требуется 2-4 ядра.</w:t>
+        <w:t>CPU</w:t>
+      </w:r>
+      <w:proofErr w:type="gramStart"/>
+      <w:r>
+        <w:t>: Для</w:t>
+      </w:r>
+      <w:proofErr w:type="gramEnd"/>
+      <w:r>
+        <w:t xml:space="preserve"> обработки 500 Мбит/с </w:t>
+      </w:r>
+      <w:proofErr w:type="spellStart"/>
+      <w:r>
+        <w:t>с</w:t>
+      </w:r>
+      <w:proofErr w:type="spellEnd"/>
+      <w:r>
+        <w:t xml:space="preserve"> IPS требуется 2-4 ядра.</w:t>
       </w:r>
     </w:p>
     <w:p>
       <w:pPr>
         <w:pStyle w:val="3"/>
       </w:pPr>
-      <w:bookmarkStart w:id="67" w:name="_Toc227610313"/>
+      <w:bookmarkStart w:id="67" w:name="_Toc228460101"/>
       <w:r>
         <w:t>Выбранная конфигурация</w:t>
       </w:r>
@@ -18424,12 +19702,37 @@
                 <w:lang w:val="en-US"/>
               </w:rPr>
             </w:pPr>
-            <w:r>
-              <w:rPr>
-                <w:sz w:val="24"/>
-                <w:szCs w:val="22"/>
-              </w:rPr>
-              <w:t>UserGate C150 / Ideco UTM 150</w:t>
+            <w:proofErr w:type="spellStart"/>
+            <w:r>
+              <w:rPr>
+                <w:sz w:val="24"/>
+                <w:szCs w:val="22"/>
+              </w:rPr>
+              <w:t>UserGate</w:t>
+            </w:r>
+            <w:proofErr w:type="spellEnd"/>
+            <w:r>
+              <w:rPr>
+                <w:sz w:val="24"/>
+                <w:szCs w:val="22"/>
+              </w:rPr>
+              <w:t xml:space="preserve"> C150 / </w:t>
+            </w:r>
+            <w:proofErr w:type="spellStart"/>
+            <w:r>
+              <w:rPr>
+                <w:sz w:val="24"/>
+                <w:szCs w:val="22"/>
+              </w:rPr>
+              <w:t>Ideco</w:t>
+            </w:r>
+            <w:proofErr w:type="spellEnd"/>
+            <w:r>
+              <w:rPr>
+                <w:sz w:val="24"/>
+                <w:szCs w:val="22"/>
+              </w:rPr>
+              <w:t xml:space="preserve"> UTM 150</w:t>
             </w:r>
           </w:p>
         </w:tc>
@@ -18592,7 +19895,23 @@
                 <w:sz w:val="24"/>
                 <w:szCs w:val="22"/>
               </w:rPr>
-              <w:t>300 Мбит/с (IPsec/SSL)</w:t>
+              <w:t>300 Мбит/с (</w:t>
+            </w:r>
+            <w:proofErr w:type="spellStart"/>
+            <w:r>
+              <w:rPr>
+                <w:sz w:val="24"/>
+                <w:szCs w:val="22"/>
+              </w:rPr>
+              <w:t>IPsec</w:t>
+            </w:r>
+            <w:proofErr w:type="spellEnd"/>
+            <w:r>
+              <w:rPr>
+                <w:sz w:val="24"/>
+                <w:szCs w:val="22"/>
+              </w:rPr>
+              <w:t>/SSL)</w:t>
             </w:r>
           </w:p>
         </w:tc>
@@ -18809,7 +20128,23 @@
                 <w:sz w:val="24"/>
                 <w:szCs w:val="22"/>
               </w:rPr>
-              <w:t>2 шт. (кластер Active-Passive)</w:t>
+              <w:t>2 шт. (кластер Active-</w:t>
+            </w:r>
+            <w:proofErr w:type="spellStart"/>
+            <w:r>
+              <w:rPr>
+                <w:sz w:val="24"/>
+                <w:szCs w:val="22"/>
+              </w:rPr>
+              <w:t>Passive</w:t>
+            </w:r>
+            <w:proofErr w:type="spellEnd"/>
+            <w:r>
+              <w:rPr>
+                <w:sz w:val="24"/>
+                <w:szCs w:val="22"/>
+              </w:rPr>
+              <w:t>)</w:t>
             </w:r>
           </w:p>
         </w:tc>
@@ -18824,7 +20159,7 @@
       <w:pPr>
         <w:pStyle w:val="20"/>
       </w:pPr>
-      <w:bookmarkStart w:id="68" w:name="_Toc227610314"/>
+      <w:bookmarkStart w:id="68" w:name="_Toc228460102"/>
       <w:r>
         <w:t>VPN-шлюз (дополнительный, если не используется NGFW)</w:t>
       </w:r>
@@ -18834,7 +20169,7 @@
       <w:pPr>
         <w:pStyle w:val="3"/>
       </w:pPr>
-      <w:bookmarkStart w:id="69" w:name="_Toc227610315"/>
+      <w:bookmarkStart w:id="69" w:name="_Toc228460103"/>
       <w:r>
         <w:t>Исходные данные</w:t>
       </w:r>
@@ -18845,10 +20180,15 @@
         <w:pStyle w:val="a2"/>
       </w:pPr>
       <w:r>
-        <w:t>Пользователи: До 10 удалённых тренеров</w:t>
-      </w:r>
-      <w:r>
-        <w:t>.</w:t>
+        <w:t>Пользователи</w:t>
+      </w:r>
+      <w:proofErr w:type="gramStart"/>
+      <w:r>
+        <w:t>: До</w:t>
+      </w:r>
+      <w:proofErr w:type="gramEnd"/>
+      <w:r>
+        <w:t xml:space="preserve"> 10 удалённых тренеров.</w:t>
       </w:r>
     </w:p>
     <w:p>
@@ -18856,17 +20196,22 @@
         <w:pStyle w:val="a2"/>
       </w:pPr>
       <w:r>
-        <w:t>Протоколы: IPsec IKEv2, SSL VPN</w:t>
-      </w:r>
-      <w:r>
-        <w:t>.</w:t>
+        <w:t xml:space="preserve">Протоколы: </w:t>
+      </w:r>
+      <w:proofErr w:type="spellStart"/>
+      <w:r>
+        <w:t>IPsec</w:t>
+      </w:r>
+      <w:proofErr w:type="spellEnd"/>
+      <w:r>
+        <w:t xml:space="preserve"> IKEv2, SSL VPN.</w:t>
       </w:r>
     </w:p>
     <w:p>
       <w:pPr>
         <w:pStyle w:val="3"/>
       </w:pPr>
-      <w:bookmarkStart w:id="70" w:name="_Toc227610316"/>
+      <w:bookmarkStart w:id="70" w:name="_Toc228460104"/>
       <w:r>
         <w:t>Расчёт пропускной способности</w:t>
       </w:r>
@@ -18885,17 +20230,14 @@
         <w:pStyle w:val="a2"/>
       </w:pPr>
       <w:r>
-        <w:t>С запасом: 100 Мбит/с</w:t>
-      </w:r>
-      <w:r>
-        <w:t>.</w:t>
+        <w:t>С запасом: 100 Мбит/с.</w:t>
       </w:r>
     </w:p>
     <w:p>
       <w:pPr>
         <w:pStyle w:val="3"/>
       </w:pPr>
-      <w:bookmarkStart w:id="71" w:name="_Toc227610317"/>
+      <w:bookmarkStart w:id="71" w:name="_Toc228460105"/>
       <w:r>
         <w:t>Выбранная конфигурация (при использовании отдельного устройства)</w:t>
       </w:r>
@@ -19070,12 +20412,21 @@
                 <w:lang w:val="en-US"/>
               </w:rPr>
             </w:pPr>
-            <w:r>
-              <w:rPr>
-                <w:sz w:val="24"/>
-                <w:szCs w:val="22"/>
-              </w:rPr>
-              <w:t>UserGate VPN-100</w:t>
+            <w:proofErr w:type="spellStart"/>
+            <w:r>
+              <w:rPr>
+                <w:sz w:val="24"/>
+                <w:szCs w:val="22"/>
+              </w:rPr>
+              <w:t>UserGate</w:t>
+            </w:r>
+            <w:proofErr w:type="spellEnd"/>
+            <w:r>
+              <w:rPr>
+                <w:sz w:val="24"/>
+                <w:szCs w:val="22"/>
+              </w:rPr>
+              <w:t xml:space="preserve"> VPN-100</w:t>
             </w:r>
           </w:p>
         </w:tc>
@@ -19129,7 +20480,23 @@
                 <w:sz w:val="24"/>
                 <w:szCs w:val="22"/>
               </w:rPr>
-              <w:t>100 Мбит/с (IPsec/SSL VPN)</w:t>
+              <w:t>100 Мбит/с (</w:t>
+            </w:r>
+            <w:proofErr w:type="spellStart"/>
+            <w:r>
+              <w:rPr>
+                <w:sz w:val="24"/>
+                <w:szCs w:val="22"/>
+              </w:rPr>
+              <w:t>IPsec</w:t>
+            </w:r>
+            <w:proofErr w:type="spellEnd"/>
+            <w:r>
+              <w:rPr>
+                <w:sz w:val="24"/>
+                <w:szCs w:val="22"/>
+              </w:rPr>
+              <w:t>/SSL VPN)</w:t>
             </w:r>
           </w:p>
         </w:tc>
@@ -19308,7 +20675,7 @@
       <w:pPr>
         <w:pStyle w:val="20"/>
       </w:pPr>
-      <w:bookmarkStart w:id="72" w:name="_Toc227610318"/>
+      <w:bookmarkStart w:id="72" w:name="_Toc228460106"/>
       <w:r>
         <w:t>Источник бесперебойного питания (ИБП)</w:t>
       </w:r>
@@ -19318,7 +20685,7 @@
       <w:pPr>
         <w:pStyle w:val="3"/>
       </w:pPr>
-      <w:bookmarkStart w:id="73" w:name="_Toc227610319"/>
+      <w:bookmarkStart w:id="73" w:name="_Toc228460107"/>
       <w:r>
         <w:t>Исходные данные</w:t>
       </w:r>
@@ -19400,7 +20767,7 @@
       <w:pPr>
         <w:pStyle w:val="3"/>
       </w:pPr>
-      <w:bookmarkStart w:id="74" w:name="_Toc227610320"/>
+      <w:bookmarkStart w:id="74" w:name="_Toc228460108"/>
       <w:r>
         <w:t>Расчёт требуемой мощности ИБП</w:t>
       </w:r>
@@ -19442,7 +20809,7 @@
       <w:pPr>
         <w:pStyle w:val="3"/>
       </w:pPr>
-      <w:bookmarkStart w:id="75" w:name="_Toc227610321"/>
+      <w:bookmarkStart w:id="75" w:name="_Toc228460109"/>
       <w:r>
         <w:t>Расчёт времени автономии</w:t>
       </w:r>
@@ -19453,10 +20820,7 @@
         <w:pStyle w:val="a2"/>
       </w:pPr>
       <w:r>
-        <w:t>Требуемое время: Достаточное для корректного завершения работы серверов (15-20 минут) или переключения на резервный ввод</w:t>
-      </w:r>
-      <w:r>
-        <w:t>.</w:t>
+        <w:t>Требуемое время: Достаточное для корректного завершения работы серверов (15-20 минут) или переключения на резервный ввод.</w:t>
       </w:r>
     </w:p>
     <w:p>
@@ -19464,17 +20828,14 @@
         <w:pStyle w:val="a2"/>
       </w:pPr>
       <w:r>
-        <w:t>При нагрузке 1860 Вт и ёмкости батарей 5000 ВА: время автономии ~10-15 минут</w:t>
-      </w:r>
-      <w:r>
-        <w:t>.</w:t>
+        <w:t>При нагрузке 1860 Вт и ёмкости батарей 5000 ВА: время автономии ~10-15 минут.</w:t>
       </w:r>
     </w:p>
     <w:p>
       <w:pPr>
         <w:pStyle w:val="3"/>
       </w:pPr>
-      <w:bookmarkStart w:id="76" w:name="_Toc227610322"/>
+      <w:bookmarkStart w:id="76" w:name="_Toc228460110"/>
       <w:r>
         <w:lastRenderedPageBreak/>
         <w:t>Выбранная конфигурация</w:t>
@@ -22971,7 +24332,6 @@
   <w:style w:type="character" w:default="1" w:styleId="a3">
     <w:name w:val="Default Paragraph Font"/>
     <w:uiPriority w:val="1"/>
-    <w:semiHidden/>
     <w:unhideWhenUsed/>
   </w:style>
   <w:style w:type="table" w:default="1" w:styleId="a4">
